--- a/google-docs/16-machine-coding.docx
+++ b/google-docs/16-machine-coding.docx
@@ -86,37 +86,37 @@
     <w:p>
       <w:r>
         <w:rPr/>
-        <w:t xml:space="preserve">Each build has its </w:t>
+        <w:t xml:space="preserve">Each build has a </w:t>
       </w:r>
       <w:r>
         <w:rPr>
           <w:b/>
         </w:rPr>
-        <w:t>Requirements</w:t>
-      </w:r>
-      <w:r>
-        <w:rPr/>
-        <w:t xml:space="preserve">, the </w:t>
+        <w:t>Short answer</w:t>
+      </w:r>
+      <w:r>
+        <w:rPr/>
+        <w:t xml:space="preserve"> (the approach in one breath), an </w:t>
       </w:r>
       <w:r>
         <w:rPr>
           <w:b/>
         </w:rPr>
-        <w:t>Approach</w:t>
-      </w:r>
-      <w:r>
-        <w:rPr/>
-        <w:t xml:space="preserve"> (how to think about it), </w:t>
+        <w:t>Explanation</w:t>
+      </w:r>
+      <w:r>
+        <w:rPr/>
+        <w:t xml:space="preserve"> (requirements and key points), an </w:t>
       </w:r>
       <w:r>
         <w:rPr>
           <w:b/>
         </w:rPr>
-        <w:t>Code</w:t>
-      </w:r>
-      <w:r>
-        <w:rPr/>
-        <w:t xml:space="preserve"> (or a code sketch), and </w:t>
+        <w:t>Example</w:t>
+      </w:r>
+      <w:r>
+        <w:rPr/>
+        <w:t xml:space="preserve"> (the code or a code sketch) and </w:t>
       </w:r>
       <w:r>
         <w:rPr>
@@ -126,7 +126,7 @@
       </w:r>
       <w:r>
         <w:rPr/>
-        <w:t xml:space="preserve"> points to speak while you build.</w:t>
+        <w:t xml:space="preserve"> (what to say while you build).</w:t>
       </w:r>
     </w:p>
     <w:p>
@@ -858,26 +858,11 @@
         <w:rPr>
           <w:b/>
         </w:rPr>
-        <w:t>Requirements:</w:t>
-      </w:r>
-      <w:r>
-        <w:rPr/>
-        <w:t xml:space="preserve"> increment and decrement by a configurable step, stay within min and max, reset, and announce the value.</w:t>
-      </w:r>
-    </w:p>
-    <w:p>
-      <w:r>
-        <w:rPr/>
-      </w:r>
-      <w:r>
-        <w:rPr>
-          <w:b/>
-        </w:rPr>
-        <w:t>Approach:</w:t>
-      </w:r>
-      <w:r>
-        <w:rPr/>
-        <w:t xml:space="preserve"> State is </w:t>
+        <w:t>Short answer:</w:t>
+      </w:r>
+      <w:r>
+        <w:rPr/>
+        <w:t xml:space="preserve"> Two pieces of state (</w:t>
       </w:r>
       <w:r>
         <w:rPr>
@@ -889,7 +874,7 @@
       </w:r>
       <w:r>
         <w:rPr/>
-        <w:t xml:space="preserve"> and </w:t>
+        <w:t xml:space="preserve">, </w:t>
       </w:r>
       <w:r>
         <w:rPr>
@@ -901,7 +886,89 @@
       </w:r>
       <w:r>
         <w:rPr/>
+        <w:t>), functional updates, clamping to min/max, disabled buttons at the bounds, and a polite live region.</w:t>
+      </w:r>
+    </w:p>
+    <w:p>
+      <w:r>
+        <w:rPr/>
+      </w:r>
+      <w:r>
+        <w:rPr>
+          <w:b/>
+        </w:rPr>
+        <w:t>Explanation:</w:t>
+      </w:r>
+      <w:r>
+        <w:rPr/>
+      </w:r>
+    </w:p>
+    <w:p>
+      <w:r>
+        <w:rPr/>
+      </w:r>
+      <w:r>
+        <w:rPr>
+          <w:b/>
+        </w:rPr>
+        <w:t>Requirements:</w:t>
+      </w:r>
+      <w:r>
+        <w:rPr/>
+        <w:t xml:space="preserve"> increment and decrement by a configurable step, stay within min and max, reset, and announce the value.</w:t>
+      </w:r>
+    </w:p>
+    <w:p>
+      <w:r>
+        <w:rPr/>
+      </w:r>
+      <w:r>
+        <w:rPr>
+          <w:b/>
+        </w:rPr>
+        <w:t>Approach:</w:t>
+      </w:r>
+      <w:r>
+        <w:rPr/>
+        <w:t xml:space="preserve"> State is </w:t>
+      </w:r>
+      <w:r>
+        <w:rPr>
+          <w:rFonts w:ascii="Courier New" w:hAnsi="Courier New"/>
+          <w:color w:val="B42318"/>
+          <w:sz w:val="20"/>
+        </w:rPr>
+        <w:t>count</w:t>
+      </w:r>
+      <w:r>
+        <w:rPr/>
+        <w:t xml:space="preserve"> and </w:t>
+      </w:r>
+      <w:r>
+        <w:rPr>
+          <w:rFonts w:ascii="Courier New" w:hAnsi="Courier New"/>
+          <w:color w:val="B42318"/>
+          <w:sz w:val="20"/>
+        </w:rPr>
+        <w:t>step</w:t>
+      </w:r>
+      <w:r>
+        <w:rPr/>
         <w:t>. Disable the buttons at the bounds, clamp values, and validate the step input.</w:t>
+      </w:r>
+    </w:p>
+    <w:p>
+      <w:r>
+        <w:rPr/>
+      </w:r>
+      <w:r>
+        <w:rPr>
+          <w:b/>
+        </w:rPr>
+        <w:t>Example:</w:t>
+      </w:r>
+      <w:r>
+        <w:rPr/>
       </w:r>
     </w:p>
     <w:tbl>
@@ -1137,26 +1204,11 @@
         <w:rPr>
           <w:b/>
         </w:rPr>
-        <w:t>Requirements:</w:t>
-      </w:r>
-      <w:r>
-        <w:rPr/>
-        <w:t xml:space="preserve"> expand and collapse sections, optionally allow several open at once, and full accessibility.</w:t>
-      </w:r>
-    </w:p>
-    <w:p>
-      <w:r>
-        <w:rPr/>
-      </w:r>
-      <w:r>
-        <w:rPr>
-          <w:b/>
-        </w:rPr>
-        <w:t>Approach:</w:t>
-      </w:r>
-      <w:r>
-        <w:rPr/>
-        <w:t xml:space="preserve"> Store the open IDs in a </w:t>
+        <w:t>Short answer:</w:t>
+      </w:r>
+      <w:r>
+        <w:rPr/>
+        <w:t xml:space="preserve"> A </w:t>
       </w:r>
       <w:r>
         <w:rPr>
@@ -1168,7 +1220,7 @@
       </w:r>
       <w:r>
         <w:rPr/>
-        <w:t xml:space="preserve">. In single-open mode, opening one section closes the others. Each header is a real </w:t>
+        <w:t xml:space="preserve"> of open IDs; real </w:t>
       </w:r>
       <w:r>
         <w:rPr>
@@ -1180,7 +1232,7 @@
       </w:r>
       <w:r>
         <w:rPr/>
-        <w:t xml:space="preserve"> with </w:t>
+        <w:t xml:space="preserve">s inside headings with </w:t>
       </w:r>
       <w:r>
         <w:rPr>
@@ -1192,7 +1244,125 @@
       </w:r>
       <w:r>
         <w:rPr/>
+        <w:t xml:space="preserve"> and </w:t>
+      </w:r>
+      <w:r>
+        <w:rPr>
+          <w:rFonts w:ascii="Courier New" w:hAnsi="Courier New"/>
+          <w:color w:val="B42318"/>
+          <w:sz w:val="20"/>
+        </w:rPr>
+        <w:t>aria-controls</w:t>
+      </w:r>
+      <w:r>
+        <w:rPr/>
+        <w:t xml:space="preserve">; </w:t>
+      </w:r>
+      <w:r>
+        <w:rPr>
+          <w:rFonts w:ascii="Courier New" w:hAnsi="Courier New"/>
+          <w:color w:val="B42318"/>
+          <w:sz w:val="20"/>
+        </w:rPr>
+        <w:t>hidden</w:t>
+      </w:r>
+      <w:r>
+        <w:rPr/>
+        <w:t xml:space="preserve"> on closed panels.</w:t>
+      </w:r>
+    </w:p>
+    <w:p>
+      <w:r>
+        <w:rPr/>
+      </w:r>
+      <w:r>
+        <w:rPr>
+          <w:b/>
+        </w:rPr>
+        <w:t>Explanation:</w:t>
+      </w:r>
+      <w:r>
+        <w:rPr/>
+      </w:r>
+    </w:p>
+    <w:p>
+      <w:r>
+        <w:rPr/>
+      </w:r>
+      <w:r>
+        <w:rPr>
+          <w:b/>
+        </w:rPr>
+        <w:t>Requirements:</w:t>
+      </w:r>
+      <w:r>
+        <w:rPr/>
+        <w:t xml:space="preserve"> expand and collapse sections, optionally allow several open at once, and full accessibility.</w:t>
+      </w:r>
+    </w:p>
+    <w:p>
+      <w:r>
+        <w:rPr/>
+      </w:r>
+      <w:r>
+        <w:rPr>
+          <w:b/>
+        </w:rPr>
+        <w:t>Approach:</w:t>
+      </w:r>
+      <w:r>
+        <w:rPr/>
+        <w:t xml:space="preserve"> Store the open IDs in a </w:t>
+      </w:r>
+      <w:r>
+        <w:rPr>
+          <w:rFonts w:ascii="Courier New" w:hAnsi="Courier New"/>
+          <w:color w:val="B42318"/>
+          <w:sz w:val="20"/>
+        </w:rPr>
+        <w:t>Set</w:t>
+      </w:r>
+      <w:r>
+        <w:rPr/>
+        <w:t xml:space="preserve">. In single-open mode, opening one section closes the others. Each header is a real </w:t>
+      </w:r>
+      <w:r>
+        <w:rPr>
+          <w:rFonts w:ascii="Courier New" w:hAnsi="Courier New"/>
+          <w:color w:val="B42318"/>
+          <w:sz w:val="20"/>
+        </w:rPr>
+        <w:t>&lt;button&gt;</w:t>
+      </w:r>
+      <w:r>
+        <w:rPr/>
+        <w:t xml:space="preserve"> with </w:t>
+      </w:r>
+      <w:r>
+        <w:rPr>
+          <w:rFonts w:ascii="Courier New" w:hAnsi="Courier New"/>
+          <w:color w:val="B42318"/>
+          <w:sz w:val="20"/>
+        </w:rPr>
+        <w:t>aria-expanded</w:t>
+      </w:r>
+      <w:r>
+        <w:rPr/>
         <w:t>.</w:t>
+      </w:r>
+    </w:p>
+    <w:p>
+      <w:r>
+        <w:rPr/>
+      </w:r>
+      <w:r>
+        <w:rPr>
+          <w:b/>
+        </w:rPr>
+        <w:t>Example:</w:t>
+      </w:r>
+      <w:r>
+        <w:rPr/>
       </w:r>
     </w:p>
     <w:tbl>
@@ -1570,26 +1740,11 @@
         <w:rPr>
           <w:b/>
         </w:rPr>
-        <w:t>Requirements:</w:t>
-      </w:r>
-      <w:r>
-        <w:rPr/>
-        <w:t xml:space="preserve"> switch panels, use the correct ARIA roles, and support arrow keys, Home and End.</w:t>
-      </w:r>
-    </w:p>
-    <w:p>
-      <w:r>
-        <w:rPr/>
-      </w:r>
-      <w:r>
-        <w:rPr>
-          <w:b/>
-        </w:rPr>
-        <w:t>Approach:</w:t>
-      </w:r>
-      <w:r>
-        <w:rPr/>
-        <w:t xml:space="preserve"> Use the </w:t>
+        <w:t>Short answer:</w:t>
+      </w:r>
+      <w:r>
+        <w:rPr/>
+        <w:t xml:space="preserve"> The </w:t>
       </w:r>
       <w:r>
         <w:rPr>
@@ -1601,7 +1756,7 @@
       </w:r>
       <w:r>
         <w:rPr/>
-        <w:t xml:space="preserve">, </w:t>
+        <w:t>/</w:t>
       </w:r>
       <w:r>
         <w:rPr>
@@ -1613,7 +1768,7 @@
       </w:r>
       <w:r>
         <w:rPr/>
-        <w:t xml:space="preserve"> and </w:t>
+        <w:t>/</w:t>
       </w:r>
       <w:r>
         <w:rPr>
@@ -1625,6 +1780,86 @@
       </w:r>
       <w:r>
         <w:rPr/>
+        <w:t xml:space="preserve"> roles with a roving tabindex, so only the active tab is tabbable and arrow keys, Home and End move between tabs.</w:t>
+      </w:r>
+    </w:p>
+    <w:p>
+      <w:r>
+        <w:rPr/>
+      </w:r>
+      <w:r>
+        <w:rPr>
+          <w:b/>
+        </w:rPr>
+        <w:t>Explanation:</w:t>
+      </w:r>
+      <w:r>
+        <w:rPr/>
+      </w:r>
+    </w:p>
+    <w:p>
+      <w:r>
+        <w:rPr/>
+      </w:r>
+      <w:r>
+        <w:rPr>
+          <w:b/>
+        </w:rPr>
+        <w:t>Requirements:</w:t>
+      </w:r>
+      <w:r>
+        <w:rPr/>
+        <w:t xml:space="preserve"> switch panels, use the correct ARIA roles, and support arrow keys, Home and End.</w:t>
+      </w:r>
+    </w:p>
+    <w:p>
+      <w:r>
+        <w:rPr/>
+      </w:r>
+      <w:r>
+        <w:rPr>
+          <w:b/>
+        </w:rPr>
+        <w:t>Approach:</w:t>
+      </w:r>
+      <w:r>
+        <w:rPr/>
+        <w:t xml:space="preserve"> Use the </w:t>
+      </w:r>
+      <w:r>
+        <w:rPr>
+          <w:rFonts w:ascii="Courier New" w:hAnsi="Courier New"/>
+          <w:color w:val="B42318"/>
+          <w:sz w:val="20"/>
+        </w:rPr>
+        <w:t>tablist</w:t>
+      </w:r>
+      <w:r>
+        <w:rPr/>
+        <w:t xml:space="preserve">, </w:t>
+      </w:r>
+      <w:r>
+        <w:rPr>
+          <w:rFonts w:ascii="Courier New" w:hAnsi="Courier New"/>
+          <w:color w:val="B42318"/>
+          <w:sz w:val="20"/>
+        </w:rPr>
+        <w:t>tab</w:t>
+      </w:r>
+      <w:r>
+        <w:rPr/>
+        <w:t xml:space="preserve"> and </w:t>
+      </w:r>
+      <w:r>
+        <w:rPr>
+          <w:rFonts w:ascii="Courier New" w:hAnsi="Courier New"/>
+          <w:color w:val="B42318"/>
+          <w:sz w:val="20"/>
+        </w:rPr>
+        <w:t>tabpanel</w:t>
+      </w:r>
+      <w:r>
+        <w:rPr/>
         <w:t xml:space="preserve"> roles with a </w:t>
       </w:r>
       <w:r>
@@ -1636,6 +1871,20 @@
       <w:r>
         <w:rPr/>
         <w:t>: only the active tab is in the Tab order, and the arrow keys move between tabs.</w:t>
+      </w:r>
+    </w:p>
+    <w:p>
+      <w:r>
+        <w:rPr/>
+      </w:r>
+      <w:r>
+        <w:rPr>
+          <w:b/>
+        </w:rPr>
+        <w:t>Example:</w:t>
+      </w:r>
+      <w:r>
+        <w:rPr/>
       </w:r>
     </w:p>
     <w:tbl>
@@ -2023,6 +2272,33 @@
       </w:pPr>
     </w:p>
     <w:p>
+      <w:r>
+        <w:rPr/>
+      </w:r>
+      <w:r>
+        <w:rPr>
+          <w:b/>
+        </w:rPr>
+        <w:t>Say it like this:</w:t>
+      </w:r>
+      <w:r>
+        <w:rPr/>
+        <w:t xml:space="preserve"> "Only the active tab is in the Tab order. That's the roving tabindex, so Tab moves into the panel and arrow keys move between tabs. The roles and </w:t>
+      </w:r>
+      <w:r>
+        <w:rPr>
+          <w:rFonts w:ascii="Courier New" w:hAnsi="Courier New"/>
+          <w:color w:val="B42318"/>
+          <w:sz w:val="20"/>
+        </w:rPr>
+        <w:t>aria-selected</w:t>
+      </w:r>
+      <w:r>
+        <w:rPr/>
+        <w:t xml:space="preserve"> make screen readers announce 'tab, 2 of 4, selected'. I used the same pattern for the call details view."</w:t>
+      </w:r>
+    </w:p>
+    <w:p>
       <w:pPr>
         <w:pBdr>
           <w:bottom w:val="single" w:sz="6" w:space="1" w:color="BFC7D5"/>
@@ -2046,6 +2322,35 @@
         <w:rPr>
           <w:b/>
         </w:rPr>
+        <w:t>Short answer:</w:t>
+      </w:r>
+      <w:r>
+        <w:rPr/>
+        <w:t xml:space="preserve"> A radio group styled as stars: visually hidden radio inputs give keyboard support and announcements for free, with hover state for the preview.</w:t>
+      </w:r>
+    </w:p>
+    <w:p>
+      <w:r>
+        <w:rPr/>
+      </w:r>
+      <w:r>
+        <w:rPr>
+          <w:b/>
+        </w:rPr>
+        <w:t>Explanation:</w:t>
+      </w:r>
+      <w:r>
+        <w:rPr/>
+      </w:r>
+    </w:p>
+    <w:p>
+      <w:r>
+        <w:rPr/>
+      </w:r>
+      <w:r>
+        <w:rPr>
+          <w:b/>
+        </w:rPr>
         <w:t>Requirements:</w:t>
       </w:r>
       <w:r>
@@ -2066,6 +2371,20 @@
       <w:r>
         <w:rPr/>
         <w:t xml:space="preserve"> Semantically this is a radio group, since you choose exactly one value. Using real radio inputs styled as stars gives you keyboard support for free.</w:t>
+      </w:r>
+    </w:p>
+    <w:p>
+      <w:r>
+        <w:rPr/>
+      </w:r>
+      <w:r>
+        <w:rPr>
+          <w:b/>
+        </w:rPr>
+        <w:t>Example:</w:t>
+      </w:r>
+      <w:r>
+        <w:rPr/>
       </w:r>
     </w:p>
     <w:tbl>
@@ -2309,6 +2628,47 @@
         <w:rPr>
           <w:b/>
         </w:rPr>
+        <w:t>Short answer:</w:t>
+      </w:r>
+      <w:r>
+        <w:rPr/>
+        <w:t xml:space="preserve"> State is just the todos and the filter; visible items and counts are derived; stable IDs from </w:t>
+      </w:r>
+      <w:r>
+        <w:rPr>
+          <w:rFonts w:ascii="Courier New" w:hAnsi="Courier New"/>
+          <w:color w:val="B42318"/>
+          <w:sz w:val="20"/>
+        </w:rPr>
+        <w:t>crypto.randomUUID()</w:t>
+      </w:r>
+      <w:r>
+        <w:rPr/>
+        <w:t>; persist to localStorage in an effect.</w:t>
+      </w:r>
+    </w:p>
+    <w:p>
+      <w:r>
+        <w:rPr/>
+      </w:r>
+      <w:r>
+        <w:rPr>
+          <w:b/>
+        </w:rPr>
+        <w:t>Explanation:</w:t>
+      </w:r>
+      <w:r>
+        <w:rPr/>
+      </w:r>
+    </w:p>
+    <w:p>
+      <w:r>
+        <w:rPr/>
+      </w:r>
+      <w:r>
+        <w:rPr>
+          <w:b/>
+        </w:rPr>
         <w:t>Requirements:</w:t>
       </w:r>
       <w:r>
@@ -2329,6 +2689,20 @@
       <w:r>
         <w:rPr/>
         <w:t xml:space="preserve"> Store the todos and the filter. Derive the visible list and the counts. Persist in an effect.</w:t>
+      </w:r>
+    </w:p>
+    <w:p>
+      <w:r>
+        <w:rPr/>
+      </w:r>
+      <w:r>
+        <w:rPr>
+          <w:b/>
+        </w:rPr>
+        <w:t>Example:</w:t>
+      </w:r>
+      <w:r>
+        <w:rPr/>
       </w:r>
     </w:p>
     <w:tbl>
@@ -2969,11 +3343,141 @@
         <w:rPr>
           <w:b/>
         </w:rPr>
+        <w:t>Short answer:</w:t>
+      </w:r>
+      <w:r>
+        <w:rPr/>
+        <w:t xml:space="preserve"> </w:t>
+      </w:r>
+      <w:r>
+        <w:rPr>
+          <w:rFonts w:ascii="Courier New" w:hAnsi="Courier New"/>
+          <w:color w:val="B42318"/>
+          <w:sz w:val="20"/>
+        </w:rPr>
+        <w:t>role="progressbar"</w:t>
+      </w:r>
+      <w:r>
+        <w:rPr/>
+        <w:t xml:space="preserve"> with </w:t>
+      </w:r>
+      <w:r>
+        <w:rPr>
+          <w:rFonts w:ascii="Courier New" w:hAnsi="Courier New"/>
+          <w:color w:val="B42318"/>
+          <w:sz w:val="20"/>
+        </w:rPr>
+        <w:t>aria-valuenow</w:t>
+      </w:r>
+      <w:r>
+        <w:rPr/>
+        <w:t xml:space="preserve">, animated with </w:t>
+      </w:r>
+      <w:r>
+        <w:rPr>
+          <w:rFonts w:ascii="Courier New" w:hAnsi="Courier New"/>
+          <w:color w:val="B42318"/>
+          <w:sz w:val="20"/>
+        </w:rPr>
+        <w:t>transform: scaleX()</w:t>
+      </w:r>
+      <w:r>
+        <w:rPr/>
+        <w:t>; for the follow-up, a queue with a concurrency limit.</w:t>
+      </w:r>
+    </w:p>
+    <w:p>
+      <w:r>
+        <w:rPr/>
+      </w:r>
+      <w:r>
+        <w:rPr>
+          <w:b/>
+        </w:rPr>
+        <w:t>Explanation:</w:t>
+      </w:r>
+      <w:r>
+        <w:rPr/>
+      </w:r>
+    </w:p>
+    <w:p>
+      <w:r>
+        <w:rPr/>
+      </w:r>
+      <w:r>
+        <w:rPr>
+          <w:b/>
+        </w:rPr>
         <w:t>Requirements:</w:t>
       </w:r>
       <w:r>
         <w:rPr/>
         <w:t xml:space="preserve"> show percentage progress accessibly. A common follow-up: "Start 5 bars one after another", or "with at most 3 running at a time".</w:t>
+      </w:r>
+    </w:p>
+    <w:p>
+      <w:r>
+        <w:rPr/>
+      </w:r>
+      <w:r>
+        <w:rPr>
+          <w:b/>
+        </w:rPr>
+        <w:t>Performance:</w:t>
+      </w:r>
+      <w:r>
+        <w:rPr/>
+        <w:t xml:space="preserve"> Animate with </w:t>
+      </w:r>
+      <w:r>
+        <w:rPr>
+          <w:rFonts w:ascii="Courier New" w:hAnsi="Courier New"/>
+          <w:color w:val="B42318"/>
+          <w:sz w:val="20"/>
+        </w:rPr>
+        <w:t>transform: scaleX()</w:t>
+      </w:r>
+      <w:r>
+        <w:rPr/>
+        <w:t xml:space="preserve"> (with </w:t>
+      </w:r>
+      <w:r>
+        <w:rPr>
+          <w:rFonts w:ascii="Courier New" w:hAnsi="Courier New"/>
+          <w:color w:val="B42318"/>
+          <w:sz w:val="20"/>
+        </w:rPr>
+        <w:t>transform-origin: left</w:t>
+      </w:r>
+      <w:r>
+        <w:rPr/>
+        <w:t xml:space="preserve">), not </w:t>
+      </w:r>
+      <w:r>
+        <w:rPr>
+          <w:rFonts w:ascii="Courier New" w:hAnsi="Courier New"/>
+          <w:color w:val="B42318"/>
+          <w:sz w:val="20"/>
+        </w:rPr>
+        <w:t>width</w:t>
+      </w:r>
+      <w:r>
+        <w:rPr/>
+        <w:t>, because transform runs on the GPU and avoids layout work. For the follow-up, keep a queue and start the next bar when one finishes, using a concurrency counter.</w:t>
+      </w:r>
+    </w:p>
+    <w:p>
+      <w:r>
+        <w:rPr/>
+      </w:r>
+      <w:r>
+        <w:rPr>
+          <w:b/>
+        </w:rPr>
+        <w:t>Example:</w:t>
+      </w:r>
+      <w:r>
+        <w:rPr/>
       </w:r>
     </w:p>
     <w:tbl>
@@ -3091,11 +3595,11 @@
         <w:rPr>
           <w:b/>
         </w:rPr>
-        <w:t>Explanation:</w:t>
-      </w:r>
-      <w:r>
-        <w:rPr/>
-        <w:t xml:space="preserve"> Animate with </w:t>
+        <w:t>Say it like this:</w:t>
+      </w:r>
+      <w:r>
+        <w:rPr/>
+        <w:t xml:space="preserve"> "I use </w:t>
       </w:r>
       <w:r>
         <w:rPr>
@@ -3103,11 +3607,11 @@
           <w:color w:val="B42318"/>
           <w:sz w:val="20"/>
         </w:rPr>
-        <w:t>transform: scaleX()</w:t>
-      </w:r>
-      <w:r>
-        <w:rPr/>
-        <w:t xml:space="preserve"> (with </w:t>
+        <w:t>role="progressbar"</w:t>
+      </w:r>
+      <w:r>
+        <w:rPr/>
+        <w:t xml:space="preserve"> with the value attributes so screen readers can read it, and animate </w:t>
       </w:r>
       <w:r>
         <w:rPr>
@@ -3115,11 +3619,11 @@
           <w:color w:val="B42318"/>
           <w:sz w:val="20"/>
         </w:rPr>
-        <w:t>transform-origin: left</w:t>
-      </w:r>
-      <w:r>
-        <w:rPr/>
-        <w:t xml:space="preserve">), not </w:t>
+        <w:t>transform</w:t>
+      </w:r>
+      <w:r>
+        <w:rPr/>
+        <w:t xml:space="preserve"> instead of </w:t>
       </w:r>
       <w:r>
         <w:rPr>
@@ -3131,7 +3635,7 @@
       </w:r>
       <w:r>
         <w:rPr/>
-        <w:t>, because transform runs on the GPU and avoids layout work. For the follow-up, keep a queue and start the next bar when one finishes, using a concurrency counter.</w:t>
+        <w:t xml:space="preserve"> so it stays on the compositor. For the 'three at a time' follow-up, it's a queue plus a running counter, the same as a promise pool."</w:t>
       </w:r>
     </w:p>
     <w:p>
@@ -3148,6 +3652,139 @@
       <w:r>
         <w:rPr/>
         <w:t>Q7. Toggle switch</w:t>
+      </w:r>
+    </w:p>
+    <w:p>
+      <w:r>
+        <w:rPr/>
+      </w:r>
+      <w:r>
+        <w:rPr>
+          <w:b/>
+        </w:rPr>
+        <w:t>Short answer:</w:t>
+      </w:r>
+      <w:r>
+        <w:rPr/>
+        <w:t xml:space="preserve"> A </w:t>
+      </w:r>
+      <w:r>
+        <w:rPr>
+          <w:rFonts w:ascii="Courier New" w:hAnsi="Courier New"/>
+          <w:color w:val="B42318"/>
+          <w:sz w:val="20"/>
+        </w:rPr>
+        <w:t>&lt;button role="switch"&gt;</w:t>
+      </w:r>
+      <w:r>
+        <w:rPr/>
+        <w:t xml:space="preserve"> with </w:t>
+      </w:r>
+      <w:r>
+        <w:rPr>
+          <w:rFonts w:ascii="Courier New" w:hAnsi="Courier New"/>
+          <w:color w:val="B42318"/>
+          <w:sz w:val="20"/>
+        </w:rPr>
+        <w:t>aria-checked</w:t>
+      </w:r>
+      <w:r>
+        <w:rPr/>
+        <w:t xml:space="preserve">, controlled through </w:t>
+      </w:r>
+      <w:r>
+        <w:rPr>
+          <w:rFonts w:ascii="Courier New" w:hAnsi="Courier New"/>
+          <w:color w:val="B42318"/>
+          <w:sz w:val="20"/>
+        </w:rPr>
+        <w:t>checked</w:t>
+      </w:r>
+      <w:r>
+        <w:rPr/>
+        <w:t xml:space="preserve"> and </w:t>
+      </w:r>
+      <w:r>
+        <w:rPr>
+          <w:rFonts w:ascii="Courier New" w:hAnsi="Courier New"/>
+          <w:color w:val="B42318"/>
+          <w:sz w:val="20"/>
+        </w:rPr>
+        <w:t>onChange</w:t>
+      </w:r>
+      <w:r>
+        <w:rPr/>
+        <w:t xml:space="preserve"> props.</w:t>
+      </w:r>
+    </w:p>
+    <w:p>
+      <w:r>
+        <w:rPr/>
+      </w:r>
+      <w:r>
+        <w:rPr>
+          <w:b/>
+        </w:rPr>
+        <w:t>Explanation:</w:t>
+      </w:r>
+      <w:r>
+        <w:rPr/>
+      </w:r>
+    </w:p>
+    <w:p>
+      <w:r>
+        <w:rPr/>
+        <w:t xml:space="preserve">Requirements: an on/off control that is keyboard operable and announces its state. A </w:t>
+      </w:r>
+      <w:r>
+        <w:rPr>
+          <w:rFonts w:ascii="Courier New" w:hAnsi="Courier New"/>
+          <w:color w:val="B42318"/>
+          <w:sz w:val="20"/>
+        </w:rPr>
+        <w:t>&lt;button&gt;</w:t>
+      </w:r>
+      <w:r>
+        <w:rPr/>
+        <w:t xml:space="preserve"> gives focus and Enter/Space handling; </w:t>
+      </w:r>
+      <w:r>
+        <w:rPr>
+          <w:rFonts w:ascii="Courier New" w:hAnsi="Courier New"/>
+          <w:color w:val="B42318"/>
+          <w:sz w:val="20"/>
+        </w:rPr>
+        <w:t>role="switch"</w:t>
+      </w:r>
+      <w:r>
+        <w:rPr/>
+        <w:t xml:space="preserve"> with </w:t>
+      </w:r>
+      <w:r>
+        <w:rPr>
+          <w:rFonts w:ascii="Courier New" w:hAnsi="Courier New"/>
+          <w:color w:val="B42318"/>
+          <w:sz w:val="20"/>
+        </w:rPr>
+        <w:t>aria-checked</w:t>
+      </w:r>
+      <w:r>
+        <w:rPr/>
+        <w:t xml:space="preserve"> makes screen readers say "on" or "off".</w:t>
+      </w:r>
+    </w:p>
+    <w:p>
+      <w:r>
+        <w:rPr/>
+      </w:r>
+      <w:r>
+        <w:rPr>
+          <w:b/>
+        </w:rPr>
+        <w:t>Example:</w:t>
+      </w:r>
+      <w:r>
+        <w:rPr/>
       </w:r>
     </w:p>
     <w:tbl>
@@ -3332,22 +3969,7 @@
         <w:rPr>
           <w:b/>
         </w:rPr>
-        <w:t>Requirements:</w:t>
-      </w:r>
-      <w:r>
-        <w:rPr/>
-        <w:t xml:space="preserve"> open and close it; Escape and backdrop clicks close it; focus moves inside and is trapped; focus returns to the trigger on close; background scroll is locked.</w:t>
-      </w:r>
-    </w:p>
-    <w:p>
-      <w:r>
-        <w:rPr/>
-      </w:r>
-      <w:r>
-        <w:rPr>
-          <w:b/>
-        </w:rPr>
-        <w:t>Approach:</w:t>
+        <w:t>Short answer:</w:t>
       </w:r>
       <w:r>
         <w:rPr/>
@@ -3363,7 +3985,7 @@
       </w:r>
       <w:r>
         <w:rPr/>
-        <w:t xml:space="preserve"> element with </w:t>
+        <w:t xml:space="preserve"> with </w:t>
       </w:r>
       <w:r>
         <w:rPr>
@@ -3375,7 +3997,89 @@
       </w:r>
       <w:r>
         <w:rPr/>
+        <w:t>, which gives focus trapping, Escape, an inert background and focus restoration.</w:t>
+      </w:r>
+    </w:p>
+    <w:p>
+      <w:r>
+        <w:rPr/>
+      </w:r>
+      <w:r>
+        <w:rPr>
+          <w:b/>
+        </w:rPr>
+        <w:t>Explanation:</w:t>
+      </w:r>
+      <w:r>
+        <w:rPr/>
+      </w:r>
+    </w:p>
+    <w:p>
+      <w:r>
+        <w:rPr/>
+      </w:r>
+      <w:r>
+        <w:rPr>
+          <w:b/>
+        </w:rPr>
+        <w:t>Requirements:</w:t>
+      </w:r>
+      <w:r>
+        <w:rPr/>
+        <w:t xml:space="preserve"> open and close it; Escape and backdrop clicks close it; focus moves inside and is trapped; focus returns to the trigger on close; background scroll is locked.</w:t>
+      </w:r>
+    </w:p>
+    <w:p>
+      <w:r>
+        <w:rPr/>
+      </w:r>
+      <w:r>
+        <w:rPr>
+          <w:b/>
+        </w:rPr>
+        <w:t>Approach:</w:t>
+      </w:r>
+      <w:r>
+        <w:rPr/>
+        <w:t xml:space="preserve"> The native </w:t>
+      </w:r>
+      <w:r>
+        <w:rPr>
+          <w:rFonts w:ascii="Courier New" w:hAnsi="Courier New"/>
+          <w:color w:val="B42318"/>
+          <w:sz w:val="20"/>
+        </w:rPr>
+        <w:t>&lt;dialog&gt;</w:t>
+      </w:r>
+      <w:r>
+        <w:rPr/>
+        <w:t xml:space="preserve"> element with </w:t>
+      </w:r>
+      <w:r>
+        <w:rPr>
+          <w:rFonts w:ascii="Courier New" w:hAnsi="Courier New"/>
+          <w:color w:val="B42318"/>
+          <w:sz w:val="20"/>
+        </w:rPr>
+        <w:t>showModal()</w:t>
+      </w:r>
+      <w:r>
+        <w:rPr/>
         <w:t xml:space="preserve"> gives you focus trapping, Escape handling and an inert background for free.</w:t>
+      </w:r>
+    </w:p>
+    <w:p>
+      <w:r>
+        <w:rPr/>
+      </w:r>
+      <w:r>
+        <w:rPr>
+          <w:b/>
+        </w:rPr>
+        <w:t>Example:</w:t>
+      </w:r>
+      <w:r>
+        <w:rPr/>
       </w:r>
     </w:p>
     <w:tbl>
@@ -3694,6 +4398,47 @@
         <w:rPr>
           <w:b/>
         </w:rPr>
+        <w:t>Short answer:</w:t>
+      </w:r>
+      <w:r>
+        <w:rPr/>
+        <w:t xml:space="preserve"> Don't count ticks: store the time banked before the current run plus when it started, and derive elapsed time from </w:t>
+      </w:r>
+      <w:r>
+        <w:rPr>
+          <w:rFonts w:ascii="Courier New" w:hAnsi="Courier New"/>
+          <w:color w:val="B42318"/>
+          <w:sz w:val="20"/>
+        </w:rPr>
+        <w:t>performance.now()</w:t>
+      </w:r>
+      <w:r>
+        <w:rPr/>
+        <w:t>.</w:t>
+      </w:r>
+    </w:p>
+    <w:p>
+      <w:r>
+        <w:rPr/>
+      </w:r>
+      <w:r>
+        <w:rPr>
+          <w:b/>
+        </w:rPr>
+        <w:t>Explanation:</w:t>
+      </w:r>
+      <w:r>
+        <w:rPr/>
+      </w:r>
+    </w:p>
+    <w:p>
+      <w:r>
+        <w:rPr/>
+      </w:r>
+      <w:r>
+        <w:rPr>
+          <w:b/>
+        </w:rPr>
         <w:t>Requirements:</w:t>
       </w:r>
       <w:r>
@@ -3726,6 +4471,20 @@
       <w:r>
         <w:rPr/>
         <w:t xml:space="preserve"> drifts. Store when it started and how much time had passed before the last pause, and calculate the display from the real clock.</w:t>
+      </w:r>
+    </w:p>
+    <w:p>
+      <w:r>
+        <w:rPr/>
+      </w:r>
+      <w:r>
+        <w:rPr>
+          <w:b/>
+        </w:rPr>
+        <w:t>Example:</w:t>
+      </w:r>
+      <w:r>
+        <w:rPr/>
       </w:r>
     </w:p>
     <w:tbl>
@@ -4058,6 +4817,67 @@
         <w:t>Q10. Textarea with a character counter</w:t>
       </w:r>
     </w:p>
+    <w:p>
+      <w:r>
+        <w:rPr/>
+      </w:r>
+      <w:r>
+        <w:rPr>
+          <w:b/>
+        </w:rPr>
+        <w:t>Short answer:</w:t>
+      </w:r>
+      <w:r>
+        <w:rPr/>
+        <w:t xml:space="preserve"> A controlled textarea with a live count linked by </w:t>
+      </w:r>
+      <w:r>
+        <w:rPr>
+          <w:rFonts w:ascii="Courier New" w:hAnsi="Courier New"/>
+          <w:color w:val="B42318"/>
+          <w:sz w:val="20"/>
+        </w:rPr>
+        <w:t>aria-describedby</w:t>
+      </w:r>
+      <w:r>
+        <w:rPr/>
+        <w:t>, a warning near the limit, and announcements only at thresholds.</w:t>
+      </w:r>
+    </w:p>
+    <w:p>
+      <w:r>
+        <w:rPr/>
+      </w:r>
+      <w:r>
+        <w:rPr>
+          <w:b/>
+        </w:rPr>
+        <w:t>Explanation:</w:t>
+      </w:r>
+      <w:r>
+        <w:rPr/>
+      </w:r>
+    </w:p>
+    <w:p>
+      <w:r>
+        <w:rPr/>
+        <w:t>Requirements: show how many characters remain, warn near the limit, and make the count available to screen readers without announcing every keystroke.</w:t>
+      </w:r>
+    </w:p>
+    <w:p>
+      <w:r>
+        <w:rPr/>
+      </w:r>
+      <w:r>
+        <w:rPr>
+          <w:b/>
+        </w:rPr>
+        <w:t>Example:</w:t>
+      </w:r>
+      <w:r>
+        <w:rPr/>
+      </w:r>
+    </w:p>
     <w:tbl>
       <w:tblPr>
         <w:tblW w:type="auto" w:w="0"/>
@@ -4222,6 +5042,33 @@
       </w:pPr>
     </w:p>
     <w:p>
+      <w:r>
+        <w:rPr/>
+      </w:r>
+      <w:r>
+        <w:rPr>
+          <w:b/>
+        </w:rPr>
+        <w:t>Say it like this:</w:t>
+      </w:r>
+      <w:r>
+        <w:rPr/>
+        <w:t xml:space="preserve"> "The count is linked to the textarea with </w:t>
+      </w:r>
+      <w:r>
+        <w:rPr>
+          <w:rFonts w:ascii="Courier New" w:hAnsi="Courier New"/>
+          <w:color w:val="B42318"/>
+          <w:sz w:val="20"/>
+        </w:rPr>
+        <w:t>aria-describedby</w:t>
+      </w:r>
+      <w:r>
+        <w:rPr/>
+        <w:t>, so screen readers read it with the field. I only announce at thresholds like 20 characters left, because announcing every keystroke would be noisy."</w:t>
+      </w:r>
+    </w:p>
+    <w:p>
       <w:pPr>
         <w:pBdr>
           <w:bottom w:val="single" w:sz="6" w:space="1" w:color="BFC7D5"/>
@@ -4257,6 +5104,47 @@
         <w:rPr>
           <w:b/>
         </w:rPr>
+        <w:t>Short answer:</w:t>
+      </w:r>
+      <w:r>
+        <w:rPr/>
+        <w:t xml:space="preserve"> Debounce the input, check a cache, fetch with an AbortController aborted in cleanup, and use the ARIA combobox pattern with </w:t>
+      </w:r>
+      <w:r>
+        <w:rPr>
+          <w:rFonts w:ascii="Courier New" w:hAnsi="Courier New"/>
+          <w:color w:val="B42318"/>
+          <w:sz w:val="20"/>
+        </w:rPr>
+        <w:t>aria-activedescendant</w:t>
+      </w:r>
+      <w:r>
+        <w:rPr/>
+        <w:t>.</w:t>
+      </w:r>
+    </w:p>
+    <w:p>
+      <w:r>
+        <w:rPr/>
+      </w:r>
+      <w:r>
+        <w:rPr>
+          <w:b/>
+        </w:rPr>
+        <w:t>Explanation:</w:t>
+      </w:r>
+      <w:r>
+        <w:rPr/>
+      </w:r>
+    </w:p>
+    <w:p>
+      <w:r>
+        <w:rPr/>
+      </w:r>
+      <w:r>
+        <w:rPr>
+          <w:b/>
+        </w:rPr>
         <w:t>Requirements:</w:t>
       </w:r>
       <w:r>
@@ -4334,6 +5222,20 @@
       <w:pPr>
         <w:spacing w:after="0"/>
       </w:pPr>
+    </w:p>
+    <w:p>
+      <w:r>
+        <w:rPr/>
+      </w:r>
+      <w:r>
+        <w:rPr>
+          <w:b/>
+        </w:rPr>
+        <w:t>Example:</w:t>
+      </w:r>
+      <w:r>
+        <w:rPr/>
+      </w:r>
     </w:p>
     <w:tbl>
       <w:tblPr>
@@ -4890,11 +5792,54 @@
         <w:rPr>
           <w:b/>
         </w:rPr>
+        <w:t>Short answer:</w:t>
+      </w:r>
+      <w:r>
+        <w:rPr/>
+        <w:t xml:space="preserve"> An IntersectionObserver on a sentinel near the bottom, a ref guarding against duplicate loads, deduplication by ID, plus error/retry and end states.</w:t>
+      </w:r>
+    </w:p>
+    <w:p>
+      <w:r>
+        <w:rPr/>
+      </w:r>
+      <w:r>
+        <w:rPr>
+          <w:b/>
+        </w:rPr>
+        <w:t>Explanation:</w:t>
+      </w:r>
+      <w:r>
+        <w:rPr/>
+      </w:r>
+    </w:p>
+    <w:p>
+      <w:r>
+        <w:rPr/>
+      </w:r>
+      <w:r>
+        <w:rPr>
+          <w:b/>
+        </w:rPr>
         <w:t>Requirements:</w:t>
       </w:r>
       <w:r>
         <w:rPr/>
         <w:t xml:space="preserve"> load more as the user nears the bottom, and handle loading, errors with a retry, and the end of the list.</w:t>
+      </w:r>
+    </w:p>
+    <w:p>
+      <w:r>
+        <w:rPr/>
+      </w:r>
+      <w:r>
+        <w:rPr>
+          <w:b/>
+        </w:rPr>
+        <w:t>Example:</w:t>
+      </w:r>
+      <w:r>
+        <w:rPr/>
       </w:r>
     </w:p>
     <w:tbl>
@@ -5364,6 +6309,59 @@
         <w:rPr>
           <w:b/>
         </w:rPr>
+        <w:t>Short answer:</w:t>
+      </w:r>
+      <w:r>
+        <w:rPr/>
+        <w:t xml:space="preserve"> Keep page, size, sort and filters in the URL; fetch with </w:t>
+      </w:r>
+      <w:r>
+        <w:rPr>
+          <w:rFonts w:ascii="Courier New" w:hAnsi="Courier New"/>
+          <w:color w:val="B42318"/>
+          <w:sz w:val="20"/>
+        </w:rPr>
+        <w:t>keepPreviousData</w:t>
+      </w:r>
+      <w:r>
+        <w:rPr/>
+        <w:t xml:space="preserve">; sortable header buttons with </w:t>
+      </w:r>
+      <w:r>
+        <w:rPr>
+          <w:rFonts w:ascii="Courier New" w:hAnsi="Courier New"/>
+          <w:color w:val="B42318"/>
+          <w:sz w:val="20"/>
+        </w:rPr>
+        <w:t>aria-sort</w:t>
+      </w:r>
+      <w:r>
+        <w:rPr/>
+        <w:t>; the ellipsis page window from DSA Q59.</w:t>
+      </w:r>
+    </w:p>
+    <w:p>
+      <w:r>
+        <w:rPr/>
+      </w:r>
+      <w:r>
+        <w:rPr>
+          <w:b/>
+        </w:rPr>
+        <w:t>Explanation:</w:t>
+      </w:r>
+      <w:r>
+        <w:rPr/>
+      </w:r>
+    </w:p>
+    <w:p>
+      <w:r>
+        <w:rPr/>
+      </w:r>
+      <w:r>
+        <w:rPr>
+          <w:b/>
+        </w:rPr>
         <w:t>Requirements:</w:t>
       </w:r>
       <w:r>
@@ -5549,6 +6547,20 @@
       <w:pPr>
         <w:spacing w:after="0"/>
       </w:pPr>
+    </w:p>
+    <w:p>
+      <w:r>
+        <w:rPr/>
+      </w:r>
+      <w:r>
+        <w:rPr>
+          <w:b/>
+        </w:rPr>
+        <w:t>Example:</w:t>
+      </w:r>
+      <w:r>
+        <w:rPr/>
+      </w:r>
     </w:p>
     <w:tbl>
       <w:tblPr>
@@ -5618,6 +6630,45 @@
       </w:pPr>
     </w:p>
     <w:p>
+      <w:r>
+        <w:rPr/>
+      </w:r>
+      <w:r>
+        <w:rPr>
+          <w:b/>
+        </w:rPr>
+        <w:t>Say it like this:</w:t>
+      </w:r>
+      <w:r>
+        <w:rPr/>
+        <w:t xml:space="preserve"> "Putting the table state in the URL makes views shareable and survives a refresh. </w:t>
+      </w:r>
+      <w:r>
+        <w:rPr>
+          <w:rFonts w:ascii="Courier New" w:hAnsi="Courier New"/>
+          <w:color w:val="B42318"/>
+          <w:sz w:val="20"/>
+        </w:rPr>
+        <w:t>keepPreviousData</w:t>
+      </w:r>
+      <w:r>
+        <w:rPr/>
+        <w:t xml:space="preserve"> stops the table flashing empty between pages, and the sort headers expose </w:t>
+      </w:r>
+      <w:r>
+        <w:rPr>
+          <w:rFonts w:ascii="Courier New" w:hAnsi="Courier New"/>
+          <w:color w:val="B42318"/>
+          <w:sz w:val="20"/>
+        </w:rPr>
+        <w:t>aria-sort</w:t>
+      </w:r>
+      <w:r>
+        <w:rPr/>
+        <w:t xml:space="preserve"> so screen readers know the order."</w:t>
+      </w:r>
+    </w:p>
+    <w:p>
       <w:pPr>
         <w:pBdr>
           <w:bottom w:val="single" w:sz="6" w:space="1" w:color="BFC7D5"/>
@@ -5641,6 +6692,35 @@
         <w:rPr>
           <w:b/>
         </w:rPr>
+        <w:t>Short answer:</w:t>
+      </w:r>
+      <w:r>
+        <w:rPr/>
+        <w:t xml:space="preserve"> Convert the flat list to a tree (DSA Q54) and render it with a recursive component, capping visual depth.</w:t>
+      </w:r>
+    </w:p>
+    <w:p>
+      <w:r>
+        <w:rPr/>
+      </w:r>
+      <w:r>
+        <w:rPr>
+          <w:b/>
+        </w:rPr>
+        <w:t>Explanation:</w:t>
+      </w:r>
+      <w:r>
+        <w:rPr/>
+      </w:r>
+    </w:p>
+    <w:p>
+      <w:r>
+        <w:rPr/>
+      </w:r>
+      <w:r>
+        <w:rPr>
+          <w:b/>
+        </w:rPr>
         <w:t>Approach:</w:t>
       </w:r>
       <w:r>
@@ -5656,6 +6736,20 @@
       <w:r>
         <w:rPr/>
         <w:t>.</w:t>
+      </w:r>
+    </w:p>
+    <w:p>
+      <w:r>
+        <w:rPr/>
+      </w:r>
+      <w:r>
+        <w:rPr>
+          <w:b/>
+        </w:rPr>
+        <w:t>Example:</w:t>
+      </w:r>
+      <w:r>
+        <w:rPr/>
       </w:r>
     </w:p>
     <w:tbl>
@@ -5923,6 +7017,59 @@
         <w:rPr>
           <w:b/>
         </w:rPr>
+        <w:t>Short answer:</w:t>
+      </w:r>
+      <w:r>
+        <w:rPr/>
+        <w:t xml:space="preserve"> The ARIA tree pattern with a </w:t>
+      </w:r>
+      <w:r>
+        <w:rPr>
+          <w:rFonts w:ascii="Courier New" w:hAnsi="Courier New"/>
+          <w:color w:val="B42318"/>
+          <w:sz w:val="20"/>
+        </w:rPr>
+        <w:t>Set</w:t>
+      </w:r>
+      <w:r>
+        <w:rPr/>
+        <w:t xml:space="preserve"> of expanded IDs, a normalised </w:t>
+      </w:r>
+      <w:r>
+        <w:rPr>
+          <w:rFonts w:ascii="Courier New" w:hAnsi="Courier New"/>
+          <w:color w:val="B42318"/>
+          <w:sz w:val="20"/>
+        </w:rPr>
+        <w:t>byId</w:t>
+      </w:r>
+      <w:r>
+        <w:rPr/>
+        <w:t xml:space="preserve"> map, lazily loaded children, and arrow-key navigation.</w:t>
+      </w:r>
+    </w:p>
+    <w:p>
+      <w:r>
+        <w:rPr/>
+      </w:r>
+      <w:r>
+        <w:rPr>
+          <w:b/>
+        </w:rPr>
+        <w:t>Explanation:</w:t>
+      </w:r>
+      <w:r>
+        <w:rPr/>
+      </w:r>
+    </w:p>
+    <w:p>
+      <w:r>
+        <w:rPr/>
+      </w:r>
+      <w:r>
+        <w:rPr>
+          <w:b/>
+        </w:rPr>
         <w:t>Requirements:</w:t>
       </w:r>
       <w:r>
@@ -6062,22 +7209,6 @@
       </w:pPr>
     </w:p>
     <w:p>
-      <w:pPr>
-        <w:pBdr>
-          <w:bottom w:val="single" w:sz="6" w:space="1" w:color="BFC7D5"/>
-        </w:pBdr>
-      </w:pPr>
-    </w:p>
-    <w:p>
-      <w:pPr>
-        <w:pStyle w:val="Heading3"/>
-      </w:pPr>
-      <w:r>
-        <w:rPr/>
-        <w:t>Q16. Multi-step form (wizard)</w:t>
-      </w:r>
-    </w:p>
-    <w:p>
       <w:r>
         <w:rPr/>
       </w:r>
@@ -6085,11 +7216,10 @@
         <w:rPr>
           <w:b/>
         </w:rPr>
-        <w:t>Approach:</w:t>
-      </w:r>
-      <w:r>
-        <w:rPr/>
-        <w:t xml:space="preserve"> A config array of steps, each with its fields and a Zod schema. Validate the current step on Next, keep all the data in one state object, show a summary at the end, and move focus to the step heading when the step changes.</w:t>
+        <w:t>Example:</w:t>
+      </w:r>
+      <w:r>
+        <w:rPr/>
       </w:r>
     </w:p>
     <w:tbl>
@@ -6132,187 +7262,23 @@
                 <w:rFonts w:ascii="Courier New" w:hAnsi="Courier New" w:eastAsia="Courier New"/>
                 <w:sz w:val="19"/>
               </w:rPr>
-              <w:t>const steps = [</w:t>
-              <w:br/>
-            </w:r>
-            <w:r>
-              <w:rPr>
-                <w:rFonts w:ascii="Courier New" w:hAnsi="Courier New" w:eastAsia="Courier New"/>
-                <w:sz w:val="19"/>
-              </w:rPr>
-              <w:t xml:space="preserve">  { title: 'Patient details', schema: z.object({ name: z.string().min(1), dob: z.string() }) },</w:t>
-              <w:br/>
-            </w:r>
-            <w:r>
-              <w:rPr>
-                <w:rFonts w:ascii="Courier New" w:hAnsi="Courier New" w:eastAsia="Courier New"/>
-                <w:sz w:val="19"/>
-              </w:rPr>
-              <w:t xml:space="preserve">  { title: 'Language', schema: z.object({ language: z.string().min(1) }) },</w:t>
-              <w:br/>
-            </w:r>
-            <w:r>
-              <w:rPr>
-                <w:rFonts w:ascii="Courier New" w:hAnsi="Courier New" w:eastAsia="Courier New"/>
-                <w:sz w:val="19"/>
-              </w:rPr>
-              <w:t xml:space="preserve">  { title: 'Review', schema: z.object({}) },</w:t>
-              <w:br/>
-            </w:r>
-            <w:r>
-              <w:rPr>
-                <w:rFonts w:ascii="Courier New" w:hAnsi="Courier New" w:eastAsia="Courier New"/>
-                <w:sz w:val="19"/>
-              </w:rPr>
-              <w:t>];</w:t>
-              <w:br/>
-            </w:r>
-            <w:r>
-              <w:rPr>
-                <w:rFonts w:ascii="Courier New" w:hAnsi="Courier New" w:eastAsia="Courier New"/>
-                <w:sz w:val="19"/>
-              </w:rPr>
-              <w:br/>
-            </w:r>
-            <w:r>
-              <w:rPr>
-                <w:rFonts w:ascii="Courier New" w:hAnsi="Courier New" w:eastAsia="Courier New"/>
-                <w:sz w:val="19"/>
-              </w:rPr>
-              <w:t>function Wizard() {</w:t>
-              <w:br/>
-            </w:r>
-            <w:r>
-              <w:rPr>
-                <w:rFonts w:ascii="Courier New" w:hAnsi="Courier New" w:eastAsia="Courier New"/>
-                <w:sz w:val="19"/>
-              </w:rPr>
-              <w:t xml:space="preserve">  const [step, setStep] = useState(0);</w:t>
-              <w:br/>
-            </w:r>
-            <w:r>
-              <w:rPr>
-                <w:rFonts w:ascii="Courier New" w:hAnsi="Courier New" w:eastAsia="Courier New"/>
-                <w:sz w:val="19"/>
-              </w:rPr>
-              <w:t xml:space="preserve">  const [data, setData] = useState&lt;Record&lt;string, string&gt;&gt;({});</w:t>
-              <w:br/>
-            </w:r>
-            <w:r>
-              <w:rPr>
-                <w:rFonts w:ascii="Courier New" w:hAnsi="Courier New" w:eastAsia="Courier New"/>
-                <w:sz w:val="19"/>
-              </w:rPr>
-              <w:t xml:space="preserve">  const [errors, setErrors] = useState&lt;Record&lt;string, string&gt;&gt;({});</w:t>
-              <w:br/>
-            </w:r>
-            <w:r>
-              <w:rPr>
-                <w:rFonts w:ascii="Courier New" w:hAnsi="Courier New" w:eastAsia="Courier New"/>
-                <w:sz w:val="19"/>
-              </w:rPr>
-              <w:t xml:space="preserve">  const headingRef = useRef&lt;HTMLHeadingElement&gt;(null);</w:t>
-              <w:br/>
-            </w:r>
-            <w:r>
-              <w:rPr>
-                <w:rFonts w:ascii="Courier New" w:hAnsi="Courier New" w:eastAsia="Courier New"/>
-                <w:sz w:val="19"/>
-              </w:rPr>
-              <w:br/>
-            </w:r>
-            <w:r>
-              <w:rPr>
-                <w:rFonts w:ascii="Courier New" w:hAnsi="Courier New" w:eastAsia="Courier New"/>
-                <w:sz w:val="19"/>
-              </w:rPr>
-              <w:t xml:space="preserve">  useEffect(() =&gt; { headingRef.current?.focus(); }, [step]);</w:t>
-              <w:br/>
-            </w:r>
-            <w:r>
-              <w:rPr>
-                <w:rFonts w:ascii="Courier New" w:hAnsi="Courier New" w:eastAsia="Courier New"/>
-                <w:sz w:val="19"/>
-              </w:rPr>
-              <w:br/>
-            </w:r>
-            <w:r>
-              <w:rPr>
-                <w:rFonts w:ascii="Courier New" w:hAnsi="Courier New" w:eastAsia="Courier New"/>
-                <w:sz w:val="19"/>
-              </w:rPr>
-              <w:t xml:space="preserve">  const next = () =&gt; {</w:t>
-              <w:br/>
-            </w:r>
-            <w:r>
-              <w:rPr>
-                <w:rFonts w:ascii="Courier New" w:hAnsi="Courier New" w:eastAsia="Courier New"/>
-                <w:sz w:val="19"/>
-              </w:rPr>
-              <w:t xml:space="preserve">    const result = steps[step].schema.safeParse(data);</w:t>
-              <w:br/>
-            </w:r>
-            <w:r>
-              <w:rPr>
-                <w:rFonts w:ascii="Courier New" w:hAnsi="Courier New" w:eastAsia="Courier New"/>
-                <w:sz w:val="19"/>
-              </w:rPr>
-              <w:t xml:space="preserve">    if (!result.success) {</w:t>
-              <w:br/>
-            </w:r>
-            <w:r>
-              <w:rPr>
-                <w:rFonts w:ascii="Courier New" w:hAnsi="Courier New" w:eastAsia="Courier New"/>
-                <w:sz w:val="19"/>
-              </w:rPr>
-              <w:t xml:space="preserve">      setErrors(Object.fromEntries(result.error.issues.map((i) =&gt; [i.path[0], i.message])));</w:t>
-              <w:br/>
-            </w:r>
-            <w:r>
-              <w:rPr>
-                <w:rFonts w:ascii="Courier New" w:hAnsi="Courier New" w:eastAsia="Courier New"/>
-                <w:sz w:val="19"/>
-              </w:rPr>
-              <w:t xml:space="preserve">      return;</w:t>
-              <w:br/>
-            </w:r>
-            <w:r>
-              <w:rPr>
-                <w:rFonts w:ascii="Courier New" w:hAnsi="Courier New" w:eastAsia="Courier New"/>
-                <w:sz w:val="19"/>
-              </w:rPr>
-              <w:t xml:space="preserve">    }</w:t>
-              <w:br/>
-            </w:r>
-            <w:r>
-              <w:rPr>
-                <w:rFonts w:ascii="Courier New" w:hAnsi="Courier New" w:eastAsia="Courier New"/>
-                <w:sz w:val="19"/>
-              </w:rPr>
-              <w:t xml:space="preserve">    setErrors({});</w:t>
-              <w:br/>
-            </w:r>
-            <w:r>
-              <w:rPr>
-                <w:rFonts w:ascii="Courier New" w:hAnsi="Courier New" w:eastAsia="Courier New"/>
-                <w:sz w:val="19"/>
-              </w:rPr>
-              <w:t xml:space="preserve">    setStep((s) =&gt; s + 1);</w:t>
-              <w:br/>
-            </w:r>
-            <w:r>
-              <w:rPr>
-                <w:rFonts w:ascii="Courier New" w:hAnsi="Courier New" w:eastAsia="Courier New"/>
-                <w:sz w:val="19"/>
-              </w:rPr>
-              <w:t xml:space="preserve">  };</w:t>
-              <w:br/>
-            </w:r>
-            <w:r>
-              <w:rPr>
-                <w:rFonts w:ascii="Courier New" w:hAnsi="Courier New" w:eastAsia="Courier New"/>
-                <w:sz w:val="19"/>
-              </w:rPr>
+              <w:t>function TreeNode({ id, depth }: { id: string; depth: number }) {</w:t>
+              <w:br/>
+            </w:r>
+            <w:r>
+              <w:rPr>
+                <w:rFonts w:ascii="Courier New" w:hAnsi="Courier New" w:eastAsia="Courier New"/>
+                <w:sz w:val="19"/>
+              </w:rPr>
+              <w:t xml:space="preserve">  const node = useTree((s) =&gt; s.byId[id]);</w:t>
+              <w:br/>
+            </w:r>
+            <w:r>
+              <w:rPr>
+                <w:rFonts w:ascii="Courier New" w:hAnsi="Courier New" w:eastAsia="Courier New"/>
+                <w:sz w:val="19"/>
+              </w:rPr>
+              <w:t xml:space="preserve">  const expanded = useTree((s) =&gt; s.expanded.has(id));</w:t>
               <w:br/>
             </w:r>
             <w:r>
@@ -6328,71 +7294,47 @@
                 <w:rFonts w:ascii="Courier New" w:hAnsi="Courier New" w:eastAsia="Courier New"/>
                 <w:sz w:val="19"/>
               </w:rPr>
-              <w:t xml:space="preserve">    &lt;form onSubmit={(e) =&gt; { e.preventDefault(); submit(data); }}&gt;</w:t>
-              <w:br/>
-            </w:r>
-            <w:r>
-              <w:rPr>
-                <w:rFonts w:ascii="Courier New" w:hAnsi="Courier New" w:eastAsia="Courier New"/>
-                <w:sz w:val="19"/>
-              </w:rPr>
-              <w:t xml:space="preserve">      &lt;p&gt;Step {step + 1} of {steps.length}&lt;/p&gt;</w:t>
-              <w:br/>
-            </w:r>
-            <w:r>
-              <w:rPr>
-                <w:rFonts w:ascii="Courier New" w:hAnsi="Courier New" w:eastAsia="Courier New"/>
-                <w:sz w:val="19"/>
-              </w:rPr>
-              <w:t xml:space="preserve">      &lt;h2 ref={headingRef} tabIndex={-1}&gt;{steps[step].title}&lt;/h2&gt;</w:t>
-              <w:br/>
-            </w:r>
-            <w:r>
-              <w:rPr>
-                <w:rFonts w:ascii="Courier New" w:hAnsi="Courier New" w:eastAsia="Courier New"/>
-                <w:sz w:val="19"/>
-              </w:rPr>
-              <w:t xml:space="preserve">      {/* render fields for this step, showing errors[field] with aria-describedby */}</w:t>
-              <w:br/>
-            </w:r>
-            <w:r>
-              <w:rPr>
-                <w:rFonts w:ascii="Courier New" w:hAnsi="Courier New" w:eastAsia="Courier New"/>
-                <w:sz w:val="19"/>
-              </w:rPr>
-              <w:t xml:space="preserve">      {step &gt; 0 &amp;&amp; &lt;button type="button" onClick={() =&gt; setStep((s) =&gt; s - 1)}&gt;Back&lt;/button&gt;}</w:t>
-              <w:br/>
-            </w:r>
-            <w:r>
-              <w:rPr>
-                <w:rFonts w:ascii="Courier New" w:hAnsi="Courier New" w:eastAsia="Courier New"/>
-                <w:sz w:val="19"/>
-              </w:rPr>
-              <w:t xml:space="preserve">      {step &lt; steps.length - 1</w:t>
-              <w:br/>
-            </w:r>
-            <w:r>
-              <w:rPr>
-                <w:rFonts w:ascii="Courier New" w:hAnsi="Courier New" w:eastAsia="Courier New"/>
-                <w:sz w:val="19"/>
-              </w:rPr>
-              <w:t xml:space="preserve">        ? &lt;button type="button" onClick={next}&gt;Next&lt;/button&gt;</w:t>
-              <w:br/>
-            </w:r>
-            <w:r>
-              <w:rPr>
-                <w:rFonts w:ascii="Courier New" w:hAnsi="Courier New" w:eastAsia="Courier New"/>
-                <w:sz w:val="19"/>
-              </w:rPr>
-              <w:t xml:space="preserve">        : &lt;button type="submit"&gt;Submit&lt;/button&gt;}</w:t>
-              <w:br/>
-            </w:r>
-            <w:r>
-              <w:rPr>
-                <w:rFonts w:ascii="Courier New" w:hAnsi="Courier New" w:eastAsia="Courier New"/>
-                <w:sz w:val="19"/>
-              </w:rPr>
-              <w:t xml:space="preserve">    &lt;/form&gt;</w:t>
+              <w:t xml:space="preserve">    &lt;li role="treeitem" aria-expanded={node.isFolder ? expanded : undefined} aria-level={depth}&gt;</w:t>
+              <w:br/>
+            </w:r>
+            <w:r>
+              <w:rPr>
+                <w:rFonts w:ascii="Courier New" w:hAnsi="Courier New" w:eastAsia="Courier New"/>
+                <w:sz w:val="19"/>
+              </w:rPr>
+              <w:t xml:space="preserve">      &lt;span onClick={() =&gt; toggle(id)}&gt;{node.name}&lt;/span&gt;</w:t>
+              <w:br/>
+            </w:r>
+            <w:r>
+              <w:rPr>
+                <w:rFonts w:ascii="Courier New" w:hAnsi="Courier New" w:eastAsia="Courier New"/>
+                <w:sz w:val="19"/>
+              </w:rPr>
+              <w:t xml:space="preserve">      {expanded &amp;&amp; node.childIds &amp;&amp; (</w:t>
+              <w:br/>
+            </w:r>
+            <w:r>
+              <w:rPr>
+                <w:rFonts w:ascii="Courier New" w:hAnsi="Courier New" w:eastAsia="Courier New"/>
+                <w:sz w:val="19"/>
+              </w:rPr>
+              <w:t xml:space="preserve">        &lt;ul role="group"&gt;{node.childIds.map((c) =&gt; &lt;TreeNode key={c} id={c} depth={depth + 1} /&gt;)}&lt;/ul&gt;</w:t>
+              <w:br/>
+            </w:r>
+            <w:r>
+              <w:rPr>
+                <w:rFonts w:ascii="Courier New" w:hAnsi="Courier New" w:eastAsia="Courier New"/>
+                <w:sz w:val="19"/>
+              </w:rPr>
+              <w:t xml:space="preserve">      )}</w:t>
+              <w:br/>
+            </w:r>
+            <w:r>
+              <w:rPr>
+                <w:rFonts w:ascii="Courier New" w:hAnsi="Courier New" w:eastAsia="Courier New"/>
+                <w:sz w:val="19"/>
+              </w:rPr>
+              <w:t xml:space="preserve">    &lt;/li&gt;</w:t>
               <w:br/>
             </w:r>
             <w:r>
@@ -6418,6 +7360,21 @@
       <w:pPr>
         <w:spacing w:after="40"/>
       </w:pPr>
+    </w:p>
+    <w:p>
+      <w:r>
+        <w:rPr/>
+      </w:r>
+      <w:r>
+        <w:rPr>
+          <w:b/>
+        </w:rPr>
+        <w:t>Say it like this:</w:t>
+      </w:r>
+      <w:r>
+        <w:rPr/>
+        <w:t xml:space="preserve"> "It's the ARIA tree pattern: arrow keys move through visible items, Right and Left expand and collapse. Children load on first expand and are cached, and a normalised map makes rename and delete simple updates."</w:t>
+      </w:r>
     </w:p>
     <w:p>
       <w:pPr>
@@ -6432,7 +7389,7 @@
       </w:pPr>
       <w:r>
         <w:rPr/>
-        <w:t>Q17. OTP input</w:t>
+        <w:t>Q16. Multi-step form (wizard)</w:t>
       </w:r>
     </w:p>
     <w:p>
@@ -6443,11 +7400,54 @@
         <w:rPr>
           <w:b/>
         </w:rPr>
-        <w:t>Requirements:</w:t>
-      </w:r>
-      <w:r>
-        <w:rPr/>
-        <w:t xml:space="preserve"> N boxes, auto-advance, Backspace moves back, pasting the full code works, numbers only, and submit when complete.</w:t>
+        <w:t>Short answer:</w:t>
+      </w:r>
+      <w:r>
+        <w:rPr/>
+        <w:t xml:space="preserve"> A config array of steps, each with fields and a Zod schema; validate on Next, keep one data object, and move focus to the step heading.</w:t>
+      </w:r>
+    </w:p>
+    <w:p>
+      <w:r>
+        <w:rPr/>
+      </w:r>
+      <w:r>
+        <w:rPr>
+          <w:b/>
+        </w:rPr>
+        <w:t>Explanation:</w:t>
+      </w:r>
+      <w:r>
+        <w:rPr/>
+      </w:r>
+    </w:p>
+    <w:p>
+      <w:r>
+        <w:rPr/>
+      </w:r>
+      <w:r>
+        <w:rPr>
+          <w:b/>
+        </w:rPr>
+        <w:t>Approach:</w:t>
+      </w:r>
+      <w:r>
+        <w:rPr/>
+        <w:t xml:space="preserve"> A config array of steps, each with its fields and a Zod schema. Validate the current step on Next, keep all the data in one state object, show a summary at the end, and move focus to the step heading when the step changes.</w:t>
+      </w:r>
+    </w:p>
+    <w:p>
+      <w:r>
+        <w:rPr/>
+      </w:r>
+      <w:r>
+        <w:rPr>
+          <w:b/>
+        </w:rPr>
+        <w:t>Example:</w:t>
+      </w:r>
+      <w:r>
+        <w:rPr/>
       </w:r>
     </w:p>
     <w:tbl>
@@ -6490,94 +7490,172 @@
                 <w:rFonts w:ascii="Courier New" w:hAnsi="Courier New" w:eastAsia="Courier New"/>
                 <w:sz w:val="19"/>
               </w:rPr>
-              <w:t>function OTP({ length = 6, onComplete }: { length?: number; onComplete: (code: string) =&gt; void }) {</w:t>
-              <w:br/>
-            </w:r>
-            <w:r>
-              <w:rPr>
-                <w:rFonts w:ascii="Courier New" w:hAnsi="Courier New" w:eastAsia="Courier New"/>
-                <w:sz w:val="19"/>
-              </w:rPr>
-              <w:t xml:space="preserve">  const [vals, setVals] = useState&lt;string[]&gt;(Array(length).fill(''));</w:t>
-              <w:br/>
-            </w:r>
-            <w:r>
-              <w:rPr>
-                <w:rFonts w:ascii="Courier New" w:hAnsi="Courier New" w:eastAsia="Courier New"/>
-                <w:sz w:val="19"/>
-              </w:rPr>
-              <w:t xml:space="preserve">  const refs = useRef&lt;(HTMLInputElement | null)[]&gt;([]);</w:t>
-              <w:br/>
-            </w:r>
-            <w:r>
-              <w:rPr>
-                <w:rFonts w:ascii="Courier New" w:hAnsi="Courier New" w:eastAsia="Courier New"/>
-                <w:sz w:val="19"/>
-              </w:rPr>
-              <w:br/>
-            </w:r>
-            <w:r>
-              <w:rPr>
-                <w:rFonts w:ascii="Courier New" w:hAnsi="Courier New" w:eastAsia="Courier New"/>
-                <w:sz w:val="19"/>
-              </w:rPr>
-              <w:t xml:space="preserve">  const update = (i: number, raw: string) =&gt; {</w:t>
-              <w:br/>
-            </w:r>
-            <w:r>
-              <w:rPr>
-                <w:rFonts w:ascii="Courier New" w:hAnsi="Courier New" w:eastAsia="Courier New"/>
-                <w:sz w:val="19"/>
-              </w:rPr>
-              <w:t xml:space="preserve">    const digits = raw.replace(/\D/g, '');            // numbers only</w:t>
-              <w:br/>
-            </w:r>
-            <w:r>
-              <w:rPr>
-                <w:rFonts w:ascii="Courier New" w:hAnsi="Courier New" w:eastAsia="Courier New"/>
-                <w:sz w:val="19"/>
-              </w:rPr>
-              <w:t xml:space="preserve">    if (!digits) return;</w:t>
-              <w:br/>
-            </w:r>
-            <w:r>
-              <w:rPr>
-                <w:rFonts w:ascii="Courier New" w:hAnsi="Courier New" w:eastAsia="Courier New"/>
-                <w:sz w:val="19"/>
-              </w:rPr>
-              <w:t xml:space="preserve">    const next = [...vals];</w:t>
-              <w:br/>
-            </w:r>
-            <w:r>
-              <w:rPr>
-                <w:rFonts w:ascii="Courier New" w:hAnsi="Courier New" w:eastAsia="Courier New"/>
-                <w:sz w:val="19"/>
-              </w:rPr>
-              <w:t xml:space="preserve">    digits.split('').slice(0, length - i).forEach((d, k) =&gt; (next[i + k] = d)); // supports paste</w:t>
-              <w:br/>
-            </w:r>
-            <w:r>
-              <w:rPr>
-                <w:rFonts w:ascii="Courier New" w:hAnsi="Courier New" w:eastAsia="Courier New"/>
-                <w:sz w:val="19"/>
-              </w:rPr>
-              <w:t xml:space="preserve">    setVals(next);</w:t>
-              <w:br/>
-            </w:r>
-            <w:r>
-              <w:rPr>
-                <w:rFonts w:ascii="Courier New" w:hAnsi="Courier New" w:eastAsia="Courier New"/>
-                <w:sz w:val="19"/>
-              </w:rPr>
-              <w:t xml:space="preserve">    refs.current[Math.min(i + digits.length, length - 1)]?.focus();</w:t>
-              <w:br/>
-            </w:r>
-            <w:r>
-              <w:rPr>
-                <w:rFonts w:ascii="Courier New" w:hAnsi="Courier New" w:eastAsia="Courier New"/>
-                <w:sz w:val="19"/>
-              </w:rPr>
-              <w:t xml:space="preserve">    if (next.every(Boolean)) onComplete(next.join(''));</w:t>
+              <w:t>const steps = [</w:t>
+              <w:br/>
+            </w:r>
+            <w:r>
+              <w:rPr>
+                <w:rFonts w:ascii="Courier New" w:hAnsi="Courier New" w:eastAsia="Courier New"/>
+                <w:sz w:val="19"/>
+              </w:rPr>
+              <w:t xml:space="preserve">  { title: 'Patient details', schema: z.object({ name: z.string().min(1), dob: z.string() }) },</w:t>
+              <w:br/>
+            </w:r>
+            <w:r>
+              <w:rPr>
+                <w:rFonts w:ascii="Courier New" w:hAnsi="Courier New" w:eastAsia="Courier New"/>
+                <w:sz w:val="19"/>
+              </w:rPr>
+              <w:t xml:space="preserve">  { title: 'Language', schema: z.object({ language: z.string().min(1) }) },</w:t>
+              <w:br/>
+            </w:r>
+            <w:r>
+              <w:rPr>
+                <w:rFonts w:ascii="Courier New" w:hAnsi="Courier New" w:eastAsia="Courier New"/>
+                <w:sz w:val="19"/>
+              </w:rPr>
+              <w:t xml:space="preserve">  { title: 'Review', schema: z.object({}) },</w:t>
+              <w:br/>
+            </w:r>
+            <w:r>
+              <w:rPr>
+                <w:rFonts w:ascii="Courier New" w:hAnsi="Courier New" w:eastAsia="Courier New"/>
+                <w:sz w:val="19"/>
+              </w:rPr>
+              <w:t>];</w:t>
+              <w:br/>
+            </w:r>
+            <w:r>
+              <w:rPr>
+                <w:rFonts w:ascii="Courier New" w:hAnsi="Courier New" w:eastAsia="Courier New"/>
+                <w:sz w:val="19"/>
+              </w:rPr>
+              <w:br/>
+            </w:r>
+            <w:r>
+              <w:rPr>
+                <w:rFonts w:ascii="Courier New" w:hAnsi="Courier New" w:eastAsia="Courier New"/>
+                <w:sz w:val="19"/>
+              </w:rPr>
+              <w:t>function Wizard() {</w:t>
+              <w:br/>
+            </w:r>
+            <w:r>
+              <w:rPr>
+                <w:rFonts w:ascii="Courier New" w:hAnsi="Courier New" w:eastAsia="Courier New"/>
+                <w:sz w:val="19"/>
+              </w:rPr>
+              <w:t xml:space="preserve">  const [step, setStep] = useState(0);</w:t>
+              <w:br/>
+            </w:r>
+            <w:r>
+              <w:rPr>
+                <w:rFonts w:ascii="Courier New" w:hAnsi="Courier New" w:eastAsia="Courier New"/>
+                <w:sz w:val="19"/>
+              </w:rPr>
+              <w:t xml:space="preserve">  const [data, setData] = useState&lt;Record&lt;string, string&gt;&gt;({});</w:t>
+              <w:br/>
+            </w:r>
+            <w:r>
+              <w:rPr>
+                <w:rFonts w:ascii="Courier New" w:hAnsi="Courier New" w:eastAsia="Courier New"/>
+                <w:sz w:val="19"/>
+              </w:rPr>
+              <w:t xml:space="preserve">  const [errors, setErrors] = useState&lt;Record&lt;string, string&gt;&gt;({});</w:t>
+              <w:br/>
+            </w:r>
+            <w:r>
+              <w:rPr>
+                <w:rFonts w:ascii="Courier New" w:hAnsi="Courier New" w:eastAsia="Courier New"/>
+                <w:sz w:val="19"/>
+              </w:rPr>
+              <w:t xml:space="preserve">  const headingRef = useRef&lt;HTMLHeadingElement&gt;(null);</w:t>
+              <w:br/>
+            </w:r>
+            <w:r>
+              <w:rPr>
+                <w:rFonts w:ascii="Courier New" w:hAnsi="Courier New" w:eastAsia="Courier New"/>
+                <w:sz w:val="19"/>
+              </w:rPr>
+              <w:br/>
+            </w:r>
+            <w:r>
+              <w:rPr>
+                <w:rFonts w:ascii="Courier New" w:hAnsi="Courier New" w:eastAsia="Courier New"/>
+                <w:sz w:val="19"/>
+              </w:rPr>
+              <w:t xml:space="preserve">  useEffect(() =&gt; { headingRef.current?.focus(); }, [step]);</w:t>
+              <w:br/>
+            </w:r>
+            <w:r>
+              <w:rPr>
+                <w:rFonts w:ascii="Courier New" w:hAnsi="Courier New" w:eastAsia="Courier New"/>
+                <w:sz w:val="19"/>
+              </w:rPr>
+              <w:br/>
+            </w:r>
+            <w:r>
+              <w:rPr>
+                <w:rFonts w:ascii="Courier New" w:hAnsi="Courier New" w:eastAsia="Courier New"/>
+                <w:sz w:val="19"/>
+              </w:rPr>
+              <w:t xml:space="preserve">  const next = () =&gt; {</w:t>
+              <w:br/>
+            </w:r>
+            <w:r>
+              <w:rPr>
+                <w:rFonts w:ascii="Courier New" w:hAnsi="Courier New" w:eastAsia="Courier New"/>
+                <w:sz w:val="19"/>
+              </w:rPr>
+              <w:t xml:space="preserve">    const result = steps[step].schema.safeParse(data);</w:t>
+              <w:br/>
+            </w:r>
+            <w:r>
+              <w:rPr>
+                <w:rFonts w:ascii="Courier New" w:hAnsi="Courier New" w:eastAsia="Courier New"/>
+                <w:sz w:val="19"/>
+              </w:rPr>
+              <w:t xml:space="preserve">    if (!result.success) {</w:t>
+              <w:br/>
+            </w:r>
+            <w:r>
+              <w:rPr>
+                <w:rFonts w:ascii="Courier New" w:hAnsi="Courier New" w:eastAsia="Courier New"/>
+                <w:sz w:val="19"/>
+              </w:rPr>
+              <w:t xml:space="preserve">      setErrors(Object.fromEntries(result.error.issues.map((i) =&gt; [i.path[0], i.message])));</w:t>
+              <w:br/>
+            </w:r>
+            <w:r>
+              <w:rPr>
+                <w:rFonts w:ascii="Courier New" w:hAnsi="Courier New" w:eastAsia="Courier New"/>
+                <w:sz w:val="19"/>
+              </w:rPr>
+              <w:t xml:space="preserve">      return;</w:t>
+              <w:br/>
+            </w:r>
+            <w:r>
+              <w:rPr>
+                <w:rFonts w:ascii="Courier New" w:hAnsi="Courier New" w:eastAsia="Courier New"/>
+                <w:sz w:val="19"/>
+              </w:rPr>
+              <w:t xml:space="preserve">    }</w:t>
+              <w:br/>
+            </w:r>
+            <w:r>
+              <w:rPr>
+                <w:rFonts w:ascii="Courier New" w:hAnsi="Courier New" w:eastAsia="Courier New"/>
+                <w:sz w:val="19"/>
+              </w:rPr>
+              <w:t xml:space="preserve">    setErrors({});</w:t>
+              <w:br/>
+            </w:r>
+            <w:r>
+              <w:rPr>
+                <w:rFonts w:ascii="Courier New" w:hAnsi="Courier New" w:eastAsia="Courier New"/>
+                <w:sz w:val="19"/>
+              </w:rPr>
+              <w:t xml:space="preserve">    setStep((s) =&gt; s + 1);</w:t>
               <w:br/>
             </w:r>
             <w:r>
@@ -6600,77 +7678,6 @@
                 <w:rFonts w:ascii="Courier New" w:hAnsi="Courier New" w:eastAsia="Courier New"/>
                 <w:sz w:val="19"/>
               </w:rPr>
-              <w:t xml:space="preserve">  const onKeyDown = (i: number, e: React.KeyboardEvent&lt;HTMLInputElement&gt;) =&gt; {</w:t>
-              <w:br/>
-            </w:r>
-            <w:r>
-              <w:rPr>
-                <w:rFonts w:ascii="Courier New" w:hAnsi="Courier New" w:eastAsia="Courier New"/>
-                <w:sz w:val="19"/>
-              </w:rPr>
-              <w:t xml:space="preserve">    if (e.key !== 'Backspace') return;</w:t>
-              <w:br/>
-            </w:r>
-            <w:r>
-              <w:rPr>
-                <w:rFonts w:ascii="Courier New" w:hAnsi="Courier New" w:eastAsia="Courier New"/>
-                <w:sz w:val="19"/>
-              </w:rPr>
-              <w:t xml:space="preserve">    if (vals[i]) {</w:t>
-              <w:br/>
-            </w:r>
-            <w:r>
-              <w:rPr>
-                <w:rFonts w:ascii="Courier New" w:hAnsi="Courier New" w:eastAsia="Courier New"/>
-                <w:sz w:val="19"/>
-              </w:rPr>
-              <w:t xml:space="preserve">      const n = [...vals]; n[i] = ''; setVals(n);      // clear current box</w:t>
-              <w:br/>
-            </w:r>
-            <w:r>
-              <w:rPr>
-                <w:rFonts w:ascii="Courier New" w:hAnsi="Courier New" w:eastAsia="Courier New"/>
-                <w:sz w:val="19"/>
-              </w:rPr>
-              <w:t xml:space="preserve">    } else if (i &gt; 0) {</w:t>
-              <w:br/>
-            </w:r>
-            <w:r>
-              <w:rPr>
-                <w:rFonts w:ascii="Courier New" w:hAnsi="Courier New" w:eastAsia="Courier New"/>
-                <w:sz w:val="19"/>
-              </w:rPr>
-              <w:t xml:space="preserve">      refs.current[i - 1]?.focus();                     // move back</w:t>
-              <w:br/>
-            </w:r>
-            <w:r>
-              <w:rPr>
-                <w:rFonts w:ascii="Courier New" w:hAnsi="Courier New" w:eastAsia="Courier New"/>
-                <w:sz w:val="19"/>
-              </w:rPr>
-              <w:t xml:space="preserve">    }</w:t>
-              <w:br/>
-            </w:r>
-            <w:r>
-              <w:rPr>
-                <w:rFonts w:ascii="Courier New" w:hAnsi="Courier New" w:eastAsia="Courier New"/>
-                <w:sz w:val="19"/>
-              </w:rPr>
-              <w:t xml:space="preserve">  };</w:t>
-              <w:br/>
-            </w:r>
-            <w:r>
-              <w:rPr>
-                <w:rFonts w:ascii="Courier New" w:hAnsi="Courier New" w:eastAsia="Courier New"/>
-                <w:sz w:val="19"/>
-              </w:rPr>
-              <w:br/>
-            </w:r>
-            <w:r>
-              <w:rPr>
-                <w:rFonts w:ascii="Courier New" w:hAnsi="Courier New" w:eastAsia="Courier New"/>
-                <w:sz w:val="19"/>
-              </w:rPr>
               <w:t xml:space="preserve">  return (</w:t>
               <w:br/>
             </w:r>
@@ -6679,119 +7686,71 @@
                 <w:rFonts w:ascii="Courier New" w:hAnsi="Courier New" w:eastAsia="Courier New"/>
                 <w:sz w:val="19"/>
               </w:rPr>
-              <w:t xml:space="preserve">    &lt;div role="group" aria-label="One-time code"&gt;</w:t>
-              <w:br/>
-            </w:r>
-            <w:r>
-              <w:rPr>
-                <w:rFonts w:ascii="Courier New" w:hAnsi="Courier New" w:eastAsia="Courier New"/>
-                <w:sz w:val="19"/>
-              </w:rPr>
-              <w:t xml:space="preserve">      {vals.map((v, i) =&gt; (</w:t>
-              <w:br/>
-            </w:r>
-            <w:r>
-              <w:rPr>
-                <w:rFonts w:ascii="Courier New" w:hAnsi="Courier New" w:eastAsia="Courier New"/>
-                <w:sz w:val="19"/>
-              </w:rPr>
-              <w:t xml:space="preserve">        &lt;input</w:t>
-              <w:br/>
-            </w:r>
-            <w:r>
-              <w:rPr>
-                <w:rFonts w:ascii="Courier New" w:hAnsi="Courier New" w:eastAsia="Courier New"/>
-                <w:sz w:val="19"/>
-              </w:rPr>
-              <w:t xml:space="preserve">          key={i}</w:t>
-              <w:br/>
-            </w:r>
-            <w:r>
-              <w:rPr>
-                <w:rFonts w:ascii="Courier New" w:hAnsi="Courier New" w:eastAsia="Courier New"/>
-                <w:sz w:val="19"/>
-              </w:rPr>
-              <w:t xml:space="preserve">          ref={(el) =&gt; { refs.current[i] = el; }}</w:t>
-              <w:br/>
-            </w:r>
-            <w:r>
-              <w:rPr>
-                <w:rFonts w:ascii="Courier New" w:hAnsi="Courier New" w:eastAsia="Courier New"/>
-                <w:sz w:val="19"/>
-              </w:rPr>
-              <w:t xml:space="preserve">          value={v}</w:t>
-              <w:br/>
-            </w:r>
-            <w:r>
-              <w:rPr>
-                <w:rFonts w:ascii="Courier New" w:hAnsi="Courier New" w:eastAsia="Courier New"/>
-                <w:sz w:val="19"/>
-              </w:rPr>
-              <w:t xml:space="preserve">          inputMode="numeric"</w:t>
-              <w:br/>
-            </w:r>
-            <w:r>
-              <w:rPr>
-                <w:rFonts w:ascii="Courier New" w:hAnsi="Courier New" w:eastAsia="Courier New"/>
-                <w:sz w:val="19"/>
-              </w:rPr>
-              <w:t xml:space="preserve">          autoComplete={i === 0 ? 'one-time-code' : 'off'}</w:t>
-              <w:br/>
-            </w:r>
-            <w:r>
-              <w:rPr>
-                <w:rFonts w:ascii="Courier New" w:hAnsi="Courier New" w:eastAsia="Courier New"/>
-                <w:sz w:val="19"/>
-              </w:rPr>
-              <w:t xml:space="preserve">          aria-label={`Digit ${i + 1} of ${length}`}</w:t>
-              <w:br/>
-            </w:r>
-            <w:r>
-              <w:rPr>
-                <w:rFonts w:ascii="Courier New" w:hAnsi="Courier New" w:eastAsia="Courier New"/>
-                <w:sz w:val="19"/>
-              </w:rPr>
-              <w:t xml:space="preserve">          maxLength={length}</w:t>
-              <w:br/>
-            </w:r>
-            <w:r>
-              <w:rPr>
-                <w:rFonts w:ascii="Courier New" w:hAnsi="Courier New" w:eastAsia="Courier New"/>
-                <w:sz w:val="19"/>
-              </w:rPr>
-              <w:t xml:space="preserve">          onChange={(e) =&gt; update(i, e.target.value)}</w:t>
-              <w:br/>
-            </w:r>
-            <w:r>
-              <w:rPr>
-                <w:rFonts w:ascii="Courier New" w:hAnsi="Courier New" w:eastAsia="Courier New"/>
-                <w:sz w:val="19"/>
-              </w:rPr>
-              <w:t xml:space="preserve">          onKeyDown={(e) =&gt; onKeyDown(i, e)}</w:t>
-              <w:br/>
-            </w:r>
-            <w:r>
-              <w:rPr>
-                <w:rFonts w:ascii="Courier New" w:hAnsi="Courier New" w:eastAsia="Courier New"/>
-                <w:sz w:val="19"/>
-              </w:rPr>
-              <w:t xml:space="preserve">        /&gt;</w:t>
-              <w:br/>
-            </w:r>
-            <w:r>
-              <w:rPr>
-                <w:rFonts w:ascii="Courier New" w:hAnsi="Courier New" w:eastAsia="Courier New"/>
-                <w:sz w:val="19"/>
-              </w:rPr>
-              <w:t xml:space="preserve">      ))}</w:t>
-              <w:br/>
-            </w:r>
-            <w:r>
-              <w:rPr>
-                <w:rFonts w:ascii="Courier New" w:hAnsi="Courier New" w:eastAsia="Courier New"/>
-                <w:sz w:val="19"/>
-              </w:rPr>
-              <w:t xml:space="preserve">    &lt;/div&gt;</w:t>
+              <w:t xml:space="preserve">    &lt;form onSubmit={(e) =&gt; { e.preventDefault(); submit(data); }}&gt;</w:t>
+              <w:br/>
+            </w:r>
+            <w:r>
+              <w:rPr>
+                <w:rFonts w:ascii="Courier New" w:hAnsi="Courier New" w:eastAsia="Courier New"/>
+                <w:sz w:val="19"/>
+              </w:rPr>
+              <w:t xml:space="preserve">      &lt;p&gt;Step {step + 1} of {steps.length}&lt;/p&gt;</w:t>
+              <w:br/>
+            </w:r>
+            <w:r>
+              <w:rPr>
+                <w:rFonts w:ascii="Courier New" w:hAnsi="Courier New" w:eastAsia="Courier New"/>
+                <w:sz w:val="19"/>
+              </w:rPr>
+              <w:t xml:space="preserve">      &lt;h2 ref={headingRef} tabIndex={-1}&gt;{steps[step].title}&lt;/h2&gt;</w:t>
+              <w:br/>
+            </w:r>
+            <w:r>
+              <w:rPr>
+                <w:rFonts w:ascii="Courier New" w:hAnsi="Courier New" w:eastAsia="Courier New"/>
+                <w:sz w:val="19"/>
+              </w:rPr>
+              <w:t xml:space="preserve">      {/* render fields for this step, showing errors[field] with aria-describedby */}</w:t>
+              <w:br/>
+            </w:r>
+            <w:r>
+              <w:rPr>
+                <w:rFonts w:ascii="Courier New" w:hAnsi="Courier New" w:eastAsia="Courier New"/>
+                <w:sz w:val="19"/>
+              </w:rPr>
+              <w:t xml:space="preserve">      {step &gt; 0 &amp;&amp; &lt;button type="button" onClick={() =&gt; setStep((s) =&gt; s - 1)}&gt;Back&lt;/button&gt;}</w:t>
+              <w:br/>
+            </w:r>
+            <w:r>
+              <w:rPr>
+                <w:rFonts w:ascii="Courier New" w:hAnsi="Courier New" w:eastAsia="Courier New"/>
+                <w:sz w:val="19"/>
+              </w:rPr>
+              <w:t xml:space="preserve">      {step &lt; steps.length - 1</w:t>
+              <w:br/>
+            </w:r>
+            <w:r>
+              <w:rPr>
+                <w:rFonts w:ascii="Courier New" w:hAnsi="Courier New" w:eastAsia="Courier New"/>
+                <w:sz w:val="19"/>
+              </w:rPr>
+              <w:t xml:space="preserve">        ? &lt;button type="button" onClick={next}&gt;Next&lt;/button&gt;</w:t>
+              <w:br/>
+            </w:r>
+            <w:r>
+              <w:rPr>
+                <w:rFonts w:ascii="Courier New" w:hAnsi="Courier New" w:eastAsia="Courier New"/>
+                <w:sz w:val="19"/>
+              </w:rPr>
+              <w:t xml:space="preserve">        : &lt;button type="submit"&gt;Submit&lt;/button&gt;}</w:t>
+              <w:br/>
+            </w:r>
+            <w:r>
+              <w:rPr>
+                <w:rFonts w:ascii="Courier New" w:hAnsi="Courier New" w:eastAsia="Courier New"/>
+                <w:sz w:val="19"/>
+              </w:rPr>
+              <w:t xml:space="preserve">    &lt;/form&gt;</w:t>
               <w:br/>
             </w:r>
             <w:r>
@@ -6830,31 +7789,38 @@
       </w:r>
       <w:r>
         <w:rPr/>
-        <w:t xml:space="preserve"> "</w:t>
+        <w:t xml:space="preserve"> "Each step has its own schema, so Next only validates what's on screen. All answers live in one object, so Back never loses data. When the step changes I move focus to the new heading, so screen-reader users know where they are."</w:t>
+      </w:r>
+    </w:p>
+    <w:p>
+      <w:pPr>
+        <w:pBdr>
+          <w:bottom w:val="single" w:sz="6" w:space="1" w:color="BFC7D5"/>
+        </w:pBdr>
+      </w:pPr>
+    </w:p>
+    <w:p>
+      <w:pPr>
+        <w:pStyle w:val="Heading3"/>
+      </w:pPr>
+      <w:r>
+        <w:rPr/>
+        <w:t>Q17. OTP input</w:t>
+      </w:r>
+    </w:p>
+    <w:p>
+      <w:r>
+        <w:rPr/>
       </w:r>
       <w:r>
         <w:rPr>
-          <w:rFonts w:ascii="Courier New" w:hAnsi="Courier New"/>
-          <w:color w:val="B42318"/>
-          <w:sz w:val="20"/>
+          <w:b/>
         </w:rPr>
-        <w:t>maxLength</w:t>
-      </w:r>
-      <w:r>
-        <w:rPr/>
-        <w:t xml:space="preserve"> equals the full length, so pasting a 6-digit code into any box fills all of them. </w:t>
-      </w:r>
-      <w:r>
-        <w:rPr>
-          <w:rFonts w:ascii="Courier New" w:hAnsi="Courier New"/>
-          <w:color w:val="B42318"/>
-          <w:sz w:val="20"/>
-        </w:rPr>
-        <w:t>inputMode="numeric"</w:t>
-      </w:r>
-      <w:r>
-        <w:rPr/>
-        <w:t xml:space="preserve"> shows the number pad, and </w:t>
+        <w:t>Short answer:</w:t>
+      </w:r>
+      <w:r>
+        <w:rPr/>
+        <w:t xml:space="preserve"> N single-character inputs with refs: auto-advance, Backspace goes back, paste fills all boxes, numeric keyboard and </w:t>
       </w:r>
       <w:r>
         <w:rPr>
@@ -6866,23 +7832,21 @@
       </w:r>
       <w:r>
         <w:rPr/>
-        <w:t xml:space="preserve"> lets iOS and Android autofill from SMS."</w:t>
-      </w:r>
-    </w:p>
-    <w:p>
-      <w:pPr>
-        <w:pBdr>
-          <w:bottom w:val="single" w:sz="6" w:space="1" w:color="BFC7D5"/>
-        </w:pBdr>
-      </w:pPr>
-    </w:p>
-    <w:p>
-      <w:pPr>
-        <w:pStyle w:val="Heading3"/>
-      </w:pPr>
-      <w:r>
-        <w:rPr/>
-        <w:t>Q18. Toast notification system</w:t>
+        <w:t>.</w:t>
+      </w:r>
+    </w:p>
+    <w:p>
+      <w:r>
+        <w:rPr/>
+      </w:r>
+      <w:r>
+        <w:rPr>
+          <w:b/>
+        </w:rPr>
+        <w:t>Explanation:</w:t>
+      </w:r>
+      <w:r>
+        <w:rPr/>
       </w:r>
     </w:p>
     <w:p>
@@ -6897,19 +7861,21 @@
       </w:r>
       <w:r>
         <w:rPr/>
-        <w:t xml:space="preserve"> a </w:t>
+        <w:t xml:space="preserve"> N boxes, auto-advance, Backspace moves back, pasting the full code works, numbers only, and submit when complete.</w:t>
+      </w:r>
+    </w:p>
+    <w:p>
+      <w:r>
+        <w:rPr/>
       </w:r>
       <w:r>
         <w:rPr>
-          <w:rFonts w:ascii="Courier New" w:hAnsi="Courier New"/>
-          <w:color w:val="B42318"/>
-          <w:sz w:val="20"/>
+          <w:b/>
         </w:rPr>
-        <w:t>toast()</w:t>
-      </w:r>
-      <w:r>
-        <w:rPr/>
-        <w:t xml:space="preserve"> function callable from anywhere, a queue with a maximum number visible, auto-dismiss that pauses on hover, accessible announcements.</w:t>
+        <w:t>Example:</w:t>
+      </w:r>
+      <w:r>
+        <w:rPr/>
       </w:r>
     </w:p>
     <w:tbl>
@@ -6952,70 +7918,173 @@
                 <w:rFonts w:ascii="Courier New" w:hAnsi="Courier New" w:eastAsia="Courier New"/>
                 <w:sz w:val="19"/>
               </w:rPr>
-              <w:t>type Toast = { id: string; title: string; variant: 'info' | 'error'; duration: number };</w:t>
-              <w:br/>
-            </w:r>
-            <w:r>
-              <w:rPr>
-                <w:rFonts w:ascii="Courier New" w:hAnsi="Courier New" w:eastAsia="Courier New"/>
-                <w:sz w:val="19"/>
-              </w:rPr>
-              <w:t>const ToastCtx = createContext&lt;(t: Omit&lt;Toast, 'id'&gt;) =&gt; void&gt;(() =&gt; {});</w:t>
-              <w:br/>
-            </w:r>
-            <w:r>
-              <w:rPr>
-                <w:rFonts w:ascii="Courier New" w:hAnsi="Courier New" w:eastAsia="Courier New"/>
-                <w:sz w:val="19"/>
-              </w:rPr>
-              <w:t>export const useToast = () =&gt; useContext(ToastCtx);</w:t>
-              <w:br/>
-            </w:r>
-            <w:r>
-              <w:rPr>
-                <w:rFonts w:ascii="Courier New" w:hAnsi="Courier New" w:eastAsia="Courier New"/>
-                <w:sz w:val="19"/>
-              </w:rPr>
-              <w:br/>
-            </w:r>
-            <w:r>
-              <w:rPr>
-                <w:rFonts w:ascii="Courier New" w:hAnsi="Courier New" w:eastAsia="Courier New"/>
-                <w:sz w:val="19"/>
-              </w:rPr>
-              <w:t>export function ToastProvider({ children }: { children: React.ReactNode }) {</w:t>
-              <w:br/>
-            </w:r>
-            <w:r>
-              <w:rPr>
-                <w:rFonts w:ascii="Courier New" w:hAnsi="Courier New" w:eastAsia="Courier New"/>
-                <w:sz w:val="19"/>
-              </w:rPr>
-              <w:t xml:space="preserve">  const [toasts, setToasts] = useState&lt;Toast[]&gt;([]);</w:t>
-              <w:br/>
-            </w:r>
-            <w:r>
-              <w:rPr>
-                <w:rFonts w:ascii="Courier New" w:hAnsi="Courier New" w:eastAsia="Courier New"/>
-                <w:sz w:val="19"/>
-              </w:rPr>
-              <w:t xml:space="preserve">  const dismiss = useCallback((id: string) =&gt; setToasts((t) =&gt; t.filter((x) =&gt; x.id !== id)), []);</w:t>
-              <w:br/>
-            </w:r>
-            <w:r>
-              <w:rPr>
-                <w:rFonts w:ascii="Courier New" w:hAnsi="Courier New" w:eastAsia="Courier New"/>
-                <w:sz w:val="19"/>
-              </w:rPr>
-              <w:t xml:space="preserve">  const toast = useCallback((t: Omit&lt;Toast, 'id'&gt;) =&gt;</w:t>
-              <w:br/>
-            </w:r>
-            <w:r>
-              <w:rPr>
-                <w:rFonts w:ascii="Courier New" w:hAnsi="Courier New" w:eastAsia="Courier New"/>
-                <w:sz w:val="19"/>
-              </w:rPr>
-              <w:t xml:space="preserve">    setToasts((prev) =&gt; [...prev, { ...t, id: crypto.randomUUID() }].slice(-3)), []);   // max 3 visible</w:t>
+              <w:t>function OTP({ length = 6, onComplete }: { length?: number; onComplete: (code: string) =&gt; void }) {</w:t>
+              <w:br/>
+            </w:r>
+            <w:r>
+              <w:rPr>
+                <w:rFonts w:ascii="Courier New" w:hAnsi="Courier New" w:eastAsia="Courier New"/>
+                <w:sz w:val="19"/>
+              </w:rPr>
+              <w:t xml:space="preserve">  const [vals, setVals] = useState&lt;string[]&gt;(Array(length).fill(''));</w:t>
+              <w:br/>
+            </w:r>
+            <w:r>
+              <w:rPr>
+                <w:rFonts w:ascii="Courier New" w:hAnsi="Courier New" w:eastAsia="Courier New"/>
+                <w:sz w:val="19"/>
+              </w:rPr>
+              <w:t xml:space="preserve">  const refs = useRef&lt;(HTMLInputElement | null)[]&gt;([]);</w:t>
+              <w:br/>
+            </w:r>
+            <w:r>
+              <w:rPr>
+                <w:rFonts w:ascii="Courier New" w:hAnsi="Courier New" w:eastAsia="Courier New"/>
+                <w:sz w:val="19"/>
+              </w:rPr>
+              <w:br/>
+            </w:r>
+            <w:r>
+              <w:rPr>
+                <w:rFonts w:ascii="Courier New" w:hAnsi="Courier New" w:eastAsia="Courier New"/>
+                <w:sz w:val="19"/>
+              </w:rPr>
+              <w:t xml:space="preserve">  const update = (i: number, raw: string) =&gt; {</w:t>
+              <w:br/>
+            </w:r>
+            <w:r>
+              <w:rPr>
+                <w:rFonts w:ascii="Courier New" w:hAnsi="Courier New" w:eastAsia="Courier New"/>
+                <w:sz w:val="19"/>
+              </w:rPr>
+              <w:t xml:space="preserve">    const digits = raw.replace(/\D/g, '');            // numbers only</w:t>
+              <w:br/>
+            </w:r>
+            <w:r>
+              <w:rPr>
+                <w:rFonts w:ascii="Courier New" w:hAnsi="Courier New" w:eastAsia="Courier New"/>
+                <w:sz w:val="19"/>
+              </w:rPr>
+              <w:t xml:space="preserve">    if (!digits) return;</w:t>
+              <w:br/>
+            </w:r>
+            <w:r>
+              <w:rPr>
+                <w:rFonts w:ascii="Courier New" w:hAnsi="Courier New" w:eastAsia="Courier New"/>
+                <w:sz w:val="19"/>
+              </w:rPr>
+              <w:t xml:space="preserve">    const next = [...vals];</w:t>
+              <w:br/>
+            </w:r>
+            <w:r>
+              <w:rPr>
+                <w:rFonts w:ascii="Courier New" w:hAnsi="Courier New" w:eastAsia="Courier New"/>
+                <w:sz w:val="19"/>
+              </w:rPr>
+              <w:t xml:space="preserve">    digits.split('').slice(0, length - i).forEach((d, k) =&gt; (next[i + k] = d)); // supports paste</w:t>
+              <w:br/>
+            </w:r>
+            <w:r>
+              <w:rPr>
+                <w:rFonts w:ascii="Courier New" w:hAnsi="Courier New" w:eastAsia="Courier New"/>
+                <w:sz w:val="19"/>
+              </w:rPr>
+              <w:t xml:space="preserve">    setVals(next);</w:t>
+              <w:br/>
+            </w:r>
+            <w:r>
+              <w:rPr>
+                <w:rFonts w:ascii="Courier New" w:hAnsi="Courier New" w:eastAsia="Courier New"/>
+                <w:sz w:val="19"/>
+              </w:rPr>
+              <w:t xml:space="preserve">    refs.current[Math.min(i + digits.length, length - 1)]?.focus();</w:t>
+              <w:br/>
+            </w:r>
+            <w:r>
+              <w:rPr>
+                <w:rFonts w:ascii="Courier New" w:hAnsi="Courier New" w:eastAsia="Courier New"/>
+                <w:sz w:val="19"/>
+              </w:rPr>
+              <w:t xml:space="preserve">    if (next.every(Boolean)) onComplete(next.join(''));</w:t>
+              <w:br/>
+            </w:r>
+            <w:r>
+              <w:rPr>
+                <w:rFonts w:ascii="Courier New" w:hAnsi="Courier New" w:eastAsia="Courier New"/>
+                <w:sz w:val="19"/>
+              </w:rPr>
+              <w:t xml:space="preserve">  };</w:t>
+              <w:br/>
+            </w:r>
+            <w:r>
+              <w:rPr>
+                <w:rFonts w:ascii="Courier New" w:hAnsi="Courier New" w:eastAsia="Courier New"/>
+                <w:sz w:val="19"/>
+              </w:rPr>
+              <w:br/>
+            </w:r>
+            <w:r>
+              <w:rPr>
+                <w:rFonts w:ascii="Courier New" w:hAnsi="Courier New" w:eastAsia="Courier New"/>
+                <w:sz w:val="19"/>
+              </w:rPr>
+              <w:t xml:space="preserve">  const onKeyDown = (i: number, e: React.KeyboardEvent&lt;HTMLInputElement&gt;) =&gt; {</w:t>
+              <w:br/>
+            </w:r>
+            <w:r>
+              <w:rPr>
+                <w:rFonts w:ascii="Courier New" w:hAnsi="Courier New" w:eastAsia="Courier New"/>
+                <w:sz w:val="19"/>
+              </w:rPr>
+              <w:t xml:space="preserve">    if (e.key !== 'Backspace') return;</w:t>
+              <w:br/>
+            </w:r>
+            <w:r>
+              <w:rPr>
+                <w:rFonts w:ascii="Courier New" w:hAnsi="Courier New" w:eastAsia="Courier New"/>
+                <w:sz w:val="19"/>
+              </w:rPr>
+              <w:t xml:space="preserve">    if (vals[i]) {</w:t>
+              <w:br/>
+            </w:r>
+            <w:r>
+              <w:rPr>
+                <w:rFonts w:ascii="Courier New" w:hAnsi="Courier New" w:eastAsia="Courier New"/>
+                <w:sz w:val="19"/>
+              </w:rPr>
+              <w:t xml:space="preserve">      const n = [...vals]; n[i] = ''; setVals(n);      // clear current box</w:t>
+              <w:br/>
+            </w:r>
+            <w:r>
+              <w:rPr>
+                <w:rFonts w:ascii="Courier New" w:hAnsi="Courier New" w:eastAsia="Courier New"/>
+                <w:sz w:val="19"/>
+              </w:rPr>
+              <w:t xml:space="preserve">    } else if (i &gt; 0) {</w:t>
+              <w:br/>
+            </w:r>
+            <w:r>
+              <w:rPr>
+                <w:rFonts w:ascii="Courier New" w:hAnsi="Courier New" w:eastAsia="Courier New"/>
+                <w:sz w:val="19"/>
+              </w:rPr>
+              <w:t xml:space="preserve">      refs.current[i - 1]?.focus();                     // move back</w:t>
+              <w:br/>
+            </w:r>
+            <w:r>
+              <w:rPr>
+                <w:rFonts w:ascii="Courier New" w:hAnsi="Courier New" w:eastAsia="Courier New"/>
+                <w:sz w:val="19"/>
+              </w:rPr>
+              <w:t xml:space="preserve">    }</w:t>
+              <w:br/>
+            </w:r>
+            <w:r>
+              <w:rPr>
+                <w:rFonts w:ascii="Courier New" w:hAnsi="Courier New" w:eastAsia="Courier New"/>
+                <w:sz w:val="19"/>
+              </w:rPr>
+              <w:t xml:space="preserve">  };</w:t>
               <w:br/>
             </w:r>
             <w:r>
@@ -7038,198 +8107,111 @@
                 <w:rFonts w:ascii="Courier New" w:hAnsi="Courier New" w:eastAsia="Courier New"/>
                 <w:sz w:val="19"/>
               </w:rPr>
-              <w:t xml:space="preserve">    &lt;ToastCtx value={toast}&gt;</w:t>
-              <w:br/>
-            </w:r>
-            <w:r>
-              <w:rPr>
-                <w:rFonts w:ascii="Courier New" w:hAnsi="Courier New" w:eastAsia="Courier New"/>
-                <w:sz w:val="19"/>
-              </w:rPr>
-              <w:t xml:space="preserve">      {children}</w:t>
-              <w:br/>
-            </w:r>
-            <w:r>
-              <w:rPr>
-                <w:rFonts w:ascii="Courier New" w:hAnsi="Courier New" w:eastAsia="Courier New"/>
-                <w:sz w:val="19"/>
-              </w:rPr>
-              <w:t xml:space="preserve">      {createPortal(</w:t>
-              <w:br/>
-            </w:r>
-            <w:r>
-              <w:rPr>
-                <w:rFonts w:ascii="Courier New" w:hAnsi="Courier New" w:eastAsia="Courier New"/>
-                <w:sz w:val="19"/>
-              </w:rPr>
-              <w:t xml:space="preserve">        &lt;div className="toast-region"&gt;</w:t>
-              <w:br/>
-            </w:r>
-            <w:r>
-              <w:rPr>
-                <w:rFonts w:ascii="Courier New" w:hAnsi="Courier New" w:eastAsia="Courier New"/>
-                <w:sz w:val="19"/>
-              </w:rPr>
-              <w:t xml:space="preserve">          {toasts.map((t) =&gt; &lt;ToastItem key={t.id} toast={t} onDismiss={dismiss} /&gt;)}</w:t>
-              <w:br/>
-            </w:r>
-            <w:r>
-              <w:rPr>
-                <w:rFonts w:ascii="Courier New" w:hAnsi="Courier New" w:eastAsia="Courier New"/>
-                <w:sz w:val="19"/>
-              </w:rPr>
-              <w:t xml:space="preserve">        &lt;/div&gt;,</w:t>
-              <w:br/>
-            </w:r>
-            <w:r>
-              <w:rPr>
-                <w:rFonts w:ascii="Courier New" w:hAnsi="Courier New" w:eastAsia="Courier New"/>
-                <w:sz w:val="19"/>
-              </w:rPr>
-              <w:t xml:space="preserve">        document.body,</w:t>
-              <w:br/>
-            </w:r>
-            <w:r>
-              <w:rPr>
-                <w:rFonts w:ascii="Courier New" w:hAnsi="Courier New" w:eastAsia="Courier New"/>
-                <w:sz w:val="19"/>
-              </w:rPr>
-              <w:t xml:space="preserve">      )}</w:t>
-              <w:br/>
-            </w:r>
-            <w:r>
-              <w:rPr>
-                <w:rFonts w:ascii="Courier New" w:hAnsi="Courier New" w:eastAsia="Courier New"/>
-                <w:sz w:val="19"/>
-              </w:rPr>
-              <w:t xml:space="preserve">    &lt;/ToastCtx&gt;</w:t>
-              <w:br/>
-            </w:r>
-            <w:r>
-              <w:rPr>
-                <w:rFonts w:ascii="Courier New" w:hAnsi="Courier New" w:eastAsia="Courier New"/>
-                <w:sz w:val="19"/>
-              </w:rPr>
-              <w:t xml:space="preserve">  );</w:t>
-              <w:br/>
-            </w:r>
-            <w:r>
-              <w:rPr>
-                <w:rFonts w:ascii="Courier New" w:hAnsi="Courier New" w:eastAsia="Courier New"/>
-                <w:sz w:val="19"/>
-              </w:rPr>
-              <w:t>}</w:t>
-              <w:br/>
-            </w:r>
-            <w:r>
-              <w:rPr>
-                <w:rFonts w:ascii="Courier New" w:hAnsi="Courier New" w:eastAsia="Courier New"/>
-                <w:sz w:val="19"/>
-              </w:rPr>
-              <w:br/>
-            </w:r>
-            <w:r>
-              <w:rPr>
-                <w:rFonts w:ascii="Courier New" w:hAnsi="Courier New" w:eastAsia="Courier New"/>
-                <w:sz w:val="19"/>
-              </w:rPr>
-              <w:t>function ToastItem({ toast, onDismiss }: { toast: Toast; onDismiss: (id: string) =&gt; void }) {</w:t>
-              <w:br/>
-            </w:r>
-            <w:r>
-              <w:rPr>
-                <w:rFonts w:ascii="Courier New" w:hAnsi="Courier New" w:eastAsia="Courier New"/>
-                <w:sz w:val="19"/>
-              </w:rPr>
-              <w:t xml:space="preserve">  const [paused, setPaused] = useState(false);</w:t>
-              <w:br/>
-            </w:r>
-            <w:r>
-              <w:rPr>
-                <w:rFonts w:ascii="Courier New" w:hAnsi="Courier New" w:eastAsia="Courier New"/>
-                <w:sz w:val="19"/>
-              </w:rPr>
-              <w:t xml:space="preserve">  useEffect(() =&gt; {</w:t>
-              <w:br/>
-            </w:r>
-            <w:r>
-              <w:rPr>
-                <w:rFonts w:ascii="Courier New" w:hAnsi="Courier New" w:eastAsia="Courier New"/>
-                <w:sz w:val="19"/>
-              </w:rPr>
-              <w:t xml:space="preserve">    if (paused) return;</w:t>
-              <w:br/>
-            </w:r>
-            <w:r>
-              <w:rPr>
-                <w:rFonts w:ascii="Courier New" w:hAnsi="Courier New" w:eastAsia="Courier New"/>
-                <w:sz w:val="19"/>
-              </w:rPr>
-              <w:t xml:space="preserve">    const t = setTimeout(() =&gt; onDismiss(toast.id), toast.duration);</w:t>
-              <w:br/>
-            </w:r>
-            <w:r>
-              <w:rPr>
-                <w:rFonts w:ascii="Courier New" w:hAnsi="Courier New" w:eastAsia="Courier New"/>
-                <w:sz w:val="19"/>
-              </w:rPr>
-              <w:t xml:space="preserve">    return () =&gt; clearTimeout(t);</w:t>
-              <w:br/>
-            </w:r>
-            <w:r>
-              <w:rPr>
-                <w:rFonts w:ascii="Courier New" w:hAnsi="Courier New" w:eastAsia="Courier New"/>
-                <w:sz w:val="19"/>
-              </w:rPr>
-              <w:t xml:space="preserve">  }, [paused, toast, onDismiss]);</w:t>
-              <w:br/>
-            </w:r>
-            <w:r>
-              <w:rPr>
-                <w:rFonts w:ascii="Courier New" w:hAnsi="Courier New" w:eastAsia="Courier New"/>
-                <w:sz w:val="19"/>
-              </w:rPr>
-              <w:t xml:space="preserve">  return (</w:t>
-              <w:br/>
-            </w:r>
-            <w:r>
-              <w:rPr>
-                <w:rFonts w:ascii="Courier New" w:hAnsi="Courier New" w:eastAsia="Courier New"/>
-                <w:sz w:val="19"/>
-              </w:rPr>
-              <w:t xml:space="preserve">    &lt;div role={toast.variant === 'error' ? 'alert' : 'status'}</w:t>
-              <w:br/>
-            </w:r>
-            <w:r>
-              <w:rPr>
-                <w:rFonts w:ascii="Courier New" w:hAnsi="Courier New" w:eastAsia="Courier New"/>
-                <w:sz w:val="19"/>
-              </w:rPr>
-              <w:t xml:space="preserve">         onMouseEnter={() =&gt; setPaused(true)} onMouseLeave={() =&gt; setPaused(false)}</w:t>
-              <w:br/>
-            </w:r>
-            <w:r>
-              <w:rPr>
-                <w:rFonts w:ascii="Courier New" w:hAnsi="Courier New" w:eastAsia="Courier New"/>
-                <w:sz w:val="19"/>
-              </w:rPr>
-              <w:t xml:space="preserve">         onFocus={() =&gt; setPaused(true)} onBlur={() =&gt; setPaused(false)}&gt;</w:t>
-              <w:br/>
-            </w:r>
-            <w:r>
-              <w:rPr>
-                <w:rFonts w:ascii="Courier New" w:hAnsi="Courier New" w:eastAsia="Courier New"/>
-                <w:sz w:val="19"/>
-              </w:rPr>
-              <w:t xml:space="preserve">      {toast.title}</w:t>
-              <w:br/>
-            </w:r>
-            <w:r>
-              <w:rPr>
-                <w:rFonts w:ascii="Courier New" w:hAnsi="Courier New" w:eastAsia="Courier New"/>
-                <w:sz w:val="19"/>
-              </w:rPr>
-              <w:t xml:space="preserve">      &lt;button aria-label="Dismiss" onClick={() =&gt; onDismiss(toast.id)}&gt;×&lt;/button&gt;</w:t>
+              <w:t xml:space="preserve">    &lt;div role="group" aria-label="One-time code"&gt;</w:t>
+              <w:br/>
+            </w:r>
+            <w:r>
+              <w:rPr>
+                <w:rFonts w:ascii="Courier New" w:hAnsi="Courier New" w:eastAsia="Courier New"/>
+                <w:sz w:val="19"/>
+              </w:rPr>
+              <w:t xml:space="preserve">      {vals.map((v, i) =&gt; (</w:t>
+              <w:br/>
+            </w:r>
+            <w:r>
+              <w:rPr>
+                <w:rFonts w:ascii="Courier New" w:hAnsi="Courier New" w:eastAsia="Courier New"/>
+                <w:sz w:val="19"/>
+              </w:rPr>
+              <w:t xml:space="preserve">        &lt;input</w:t>
+              <w:br/>
+            </w:r>
+            <w:r>
+              <w:rPr>
+                <w:rFonts w:ascii="Courier New" w:hAnsi="Courier New" w:eastAsia="Courier New"/>
+                <w:sz w:val="19"/>
+              </w:rPr>
+              <w:t xml:space="preserve">          key={i}</w:t>
+              <w:br/>
+            </w:r>
+            <w:r>
+              <w:rPr>
+                <w:rFonts w:ascii="Courier New" w:hAnsi="Courier New" w:eastAsia="Courier New"/>
+                <w:sz w:val="19"/>
+              </w:rPr>
+              <w:t xml:space="preserve">          ref={(el) =&gt; { refs.current[i] = el; }}</w:t>
+              <w:br/>
+            </w:r>
+            <w:r>
+              <w:rPr>
+                <w:rFonts w:ascii="Courier New" w:hAnsi="Courier New" w:eastAsia="Courier New"/>
+                <w:sz w:val="19"/>
+              </w:rPr>
+              <w:t xml:space="preserve">          value={v}</w:t>
+              <w:br/>
+            </w:r>
+            <w:r>
+              <w:rPr>
+                <w:rFonts w:ascii="Courier New" w:hAnsi="Courier New" w:eastAsia="Courier New"/>
+                <w:sz w:val="19"/>
+              </w:rPr>
+              <w:t xml:space="preserve">          inputMode="numeric"</w:t>
+              <w:br/>
+            </w:r>
+            <w:r>
+              <w:rPr>
+                <w:rFonts w:ascii="Courier New" w:hAnsi="Courier New" w:eastAsia="Courier New"/>
+                <w:sz w:val="19"/>
+              </w:rPr>
+              <w:t xml:space="preserve">          autoComplete={i === 0 ? 'one-time-code' : 'off'}</w:t>
+              <w:br/>
+            </w:r>
+            <w:r>
+              <w:rPr>
+                <w:rFonts w:ascii="Courier New" w:hAnsi="Courier New" w:eastAsia="Courier New"/>
+                <w:sz w:val="19"/>
+              </w:rPr>
+              <w:t xml:space="preserve">          aria-label={`Digit ${i + 1} of ${length}`}</w:t>
+              <w:br/>
+            </w:r>
+            <w:r>
+              <w:rPr>
+                <w:rFonts w:ascii="Courier New" w:hAnsi="Courier New" w:eastAsia="Courier New"/>
+                <w:sz w:val="19"/>
+              </w:rPr>
+              <w:t xml:space="preserve">          maxLength={length}</w:t>
+              <w:br/>
+            </w:r>
+            <w:r>
+              <w:rPr>
+                <w:rFonts w:ascii="Courier New" w:hAnsi="Courier New" w:eastAsia="Courier New"/>
+                <w:sz w:val="19"/>
+              </w:rPr>
+              <w:t xml:space="preserve">          onChange={(e) =&gt; update(i, e.target.value)}</w:t>
+              <w:br/>
+            </w:r>
+            <w:r>
+              <w:rPr>
+                <w:rFonts w:ascii="Courier New" w:hAnsi="Courier New" w:eastAsia="Courier New"/>
+                <w:sz w:val="19"/>
+              </w:rPr>
+              <w:t xml:space="preserve">          onKeyDown={(e) =&gt; onKeyDown(i, e)}</w:t>
+              <w:br/>
+            </w:r>
+            <w:r>
+              <w:rPr>
+                <w:rFonts w:ascii="Courier New" w:hAnsi="Courier New" w:eastAsia="Courier New"/>
+                <w:sz w:val="19"/>
+              </w:rPr>
+              <w:t xml:space="preserve">        /&gt;</w:t>
+              <w:br/>
+            </w:r>
+            <w:r>
+              <w:rPr>
+                <w:rFonts w:ascii="Courier New" w:hAnsi="Courier New" w:eastAsia="Courier New"/>
+                <w:sz w:val="19"/>
+              </w:rPr>
+              <w:t xml:space="preserve">      ))}</w:t>
               <w:br/>
             </w:r>
             <w:r>
@@ -7272,11 +8254,47 @@
         <w:rPr>
           <w:b/>
         </w:rPr>
-        <w:t>Note:</w:t>
-      </w:r>
-      <w:r>
-        <w:rPr/>
-        <w:t xml:space="preserve"> For screen readers to reliably announce toasts, render the live-region container on page load and add the toast text into it afterwards (see HTML Q80).</w:t>
+        <w:t>Say it like this:</w:t>
+      </w:r>
+      <w:r>
+        <w:rPr/>
+        <w:t xml:space="preserve"> "</w:t>
+      </w:r>
+      <w:r>
+        <w:rPr>
+          <w:rFonts w:ascii="Courier New" w:hAnsi="Courier New"/>
+          <w:color w:val="B42318"/>
+          <w:sz w:val="20"/>
+        </w:rPr>
+        <w:t>maxLength</w:t>
+      </w:r>
+      <w:r>
+        <w:rPr/>
+        <w:t xml:space="preserve"> equals the full length, so pasting a 6-digit code into any box fills all of them. </w:t>
+      </w:r>
+      <w:r>
+        <w:rPr>
+          <w:rFonts w:ascii="Courier New" w:hAnsi="Courier New"/>
+          <w:color w:val="B42318"/>
+          <w:sz w:val="20"/>
+        </w:rPr>
+        <w:t>inputMode="numeric"</w:t>
+      </w:r>
+      <w:r>
+        <w:rPr/>
+        <w:t xml:space="preserve"> shows the number pad, and </w:t>
+      </w:r>
+      <w:r>
+        <w:rPr>
+          <w:rFonts w:ascii="Courier New" w:hAnsi="Courier New"/>
+          <w:color w:val="B42318"/>
+          <w:sz w:val="20"/>
+        </w:rPr>
+        <w:t>autocomplete="one-time-code"</w:t>
+      </w:r>
+      <w:r>
+        <w:rPr/>
+        <w:t xml:space="preserve"> lets iOS and Android autofill from SMS."</w:t>
       </w:r>
     </w:p>
     <w:p>
@@ -7292,7 +8310,7 @@
       </w:pPr>
       <w:r>
         <w:rPr/>
-        <w:t>Q19. Image carousel</w:t>
+        <w:t>Q18. Toast notification system</w:t>
       </w:r>
     </w:p>
     <w:p>
@@ -7303,50 +8321,11 @@
         <w:rPr>
           <w:b/>
         </w:rPr>
-        <w:t>Key points:</w:t>
-      </w:r>
-      <w:r>
-        <w:rPr/>
-      </w:r>
-    </w:p>
-    <w:p>
-      <w:pPr>
-        <w:pStyle w:val="ListBullet"/>
-        <w:spacing w:after="40"/>
-      </w:pPr>
-      <w:r>
-        <w:rPr/>
-        <w:t>Previous and next buttons, plus dots, which are buttons labelled "Go to slide 3".</w:t>
-      </w:r>
-    </w:p>
-    <w:p>
-      <w:pPr>
-        <w:pStyle w:val="ListBullet"/>
-        <w:spacing w:after="40"/>
-      </w:pPr>
-      <w:r>
-        <w:rPr/>
-        <w:t xml:space="preserve">Autoplay that pauses on hover and focus, </w:t>
-      </w:r>
-      <w:r>
-        <w:rPr>
-          <w:i/>
-        </w:rPr>
-        <w:t>and</w:t>
-      </w:r>
-      <w:r>
-        <w:rPr/>
-        <w:t xml:space="preserve"> a visible pause button (WCAG 2.2.2).</w:t>
-      </w:r>
-    </w:p>
-    <w:p>
-      <w:pPr>
-        <w:pStyle w:val="ListBullet"/>
-        <w:spacing w:after="40"/>
-      </w:pPr>
-      <w:r>
-        <w:rPr/>
-        <w:t xml:space="preserve">Swipe with pointer events, or simply CSS </w:t>
+        <w:t>Short answer:</w:t>
+      </w:r>
+      <w:r>
+        <w:rPr/>
+        <w:t xml:space="preserve"> A small store with a </w:t>
       </w:r>
       <w:r>
         <w:rPr>
@@ -7354,21 +8333,40 @@
           <w:color w:val="B42318"/>
           <w:sz w:val="20"/>
         </w:rPr>
-        <w:t>scroll-snap</w:t>
-      </w:r>
-      <w:r>
-        <w:rPr/>
-        <w:t>.</w:t>
-      </w:r>
-    </w:p>
-    <w:p>
-      <w:pPr>
-        <w:pStyle w:val="ListBullet"/>
-        <w:spacing w:after="40"/>
-      </w:pPr>
-      <w:r>
-        <w:rPr/>
-        <w:t xml:space="preserve">An infinite loop using </w:t>
+        <w:t>toast()</w:t>
+      </w:r>
+      <w:r>
+        <w:rPr/>
+        <w:t xml:space="preserve"> function callable anywhere, a provider rendering a capped list in a live region, and timers that pause on hover.</w:t>
+      </w:r>
+    </w:p>
+    <w:p>
+      <w:r>
+        <w:rPr/>
+      </w:r>
+      <w:r>
+        <w:rPr>
+          <w:b/>
+        </w:rPr>
+        <w:t>Explanation:</w:t>
+      </w:r>
+      <w:r>
+        <w:rPr/>
+      </w:r>
+    </w:p>
+    <w:p>
+      <w:r>
+        <w:rPr/>
+      </w:r>
+      <w:r>
+        <w:rPr>
+          <w:b/>
+        </w:rPr>
+        <w:t>Requirements:</w:t>
+      </w:r>
+      <w:r>
+        <w:rPr/>
+        <w:t xml:space="preserve"> a </w:t>
       </w:r>
       <w:r>
         <w:rPr>
@@ -7376,60 +8374,11 @@
           <w:color w:val="B42318"/>
           <w:sz w:val="20"/>
         </w:rPr>
-        <w:t>(index + 1) % length</w:t>
-      </w:r>
-      <w:r>
-        <w:rPr/>
-        <w:t>.</w:t>
-      </w:r>
-    </w:p>
-    <w:p>
-      <w:pPr>
-        <w:pStyle w:val="ListBullet"/>
-        <w:spacing w:after="40"/>
-      </w:pPr>
-      <w:r>
-        <w:rPr/>
-        <w:t>Lazy-load the neighbouring slides only.</w:t>
-      </w:r>
-    </w:p>
-    <w:p>
-      <w:pPr>
-        <w:pStyle w:val="ListBullet"/>
-        <w:spacing w:after="40"/>
-      </w:pPr>
-      <w:r>
-        <w:rPr>
-          <w:rFonts w:ascii="Courier New" w:hAnsi="Courier New"/>
-          <w:color w:val="B42318"/>
-          <w:sz w:val="20"/>
-        </w:rPr>
-        <w:t>aria-roledescription="carousel"</w:t>
-      </w:r>
-      <w:r>
-        <w:rPr/>
-        <w:t xml:space="preserve"> on the container, and each slide labelled "3 of 8".</w:t>
-      </w:r>
-    </w:p>
-    <w:p>
-      <w:pPr>
-        <w:spacing w:after="0"/>
-      </w:pPr>
-    </w:p>
-    <w:p>
-      <w:pPr>
-        <w:pBdr>
-          <w:bottom w:val="single" w:sz="6" w:space="1" w:color="BFC7D5"/>
-        </w:pBdr>
-      </w:pPr>
-    </w:p>
-    <w:p>
-      <w:pPr>
-        <w:pStyle w:val="Heading3"/>
-      </w:pPr>
-      <w:r>
-        <w:rPr/>
-        <w:t>Q20. Kanban board</w:t>
+        <w:t>toast()</w:t>
+      </w:r>
+      <w:r>
+        <w:rPr/>
+        <w:t xml:space="preserve"> function callable from anywhere, a queue with a maximum number visible, auto-dismiss that pauses on hover, accessible announcements.</w:t>
       </w:r>
     </w:p>
     <w:p>
@@ -7440,27 +8389,25 @@
         <w:rPr>
           <w:b/>
         </w:rPr>
-        <w:t>Key points:</w:t>
-      </w:r>
-      <w:r>
-        <w:rPr/>
-        <w:t xml:space="preserve"> Normalise columns (holding card IDs) and cards. Use dnd-kit for drag and drop, because it supports the keyboard, unlike basic HTML5 drag and drop. Moves are optimistic, with a rollback on failure, and ordering uses fractional indexes (see System Design, Design 10).</w:t>
-      </w:r>
-    </w:p>
-    <w:p>
-      <w:pPr>
-        <w:pBdr>
-          <w:bottom w:val="single" w:sz="6" w:space="1" w:color="BFC7D5"/>
-        </w:pBdr>
-      </w:pPr>
-    </w:p>
-    <w:p>
-      <w:pPr>
-        <w:pStyle w:val="Heading3"/>
-      </w:pPr>
-      <w:r>
-        <w:rPr/>
-        <w:t>Q21. Polling with backoff that pauses in hidden tabs</w:t>
+        <w:t>Note:</w:t>
+      </w:r>
+      <w:r>
+        <w:rPr/>
+        <w:t xml:space="preserve"> For screen readers to reliably announce toasts, render the live-region container on page load and add the toast text into it afterwards (see HTML Q80).</w:t>
+      </w:r>
+    </w:p>
+    <w:p>
+      <w:r>
+        <w:rPr/>
+      </w:r>
+      <w:r>
+        <w:rPr>
+          <w:b/>
+        </w:rPr>
+        <w:t>Example:</w:t>
+      </w:r>
+      <w:r>
+        <w:rPr/>
       </w:r>
     </w:p>
     <w:tbl>
@@ -7503,15 +8450,196 @@
                 <w:rFonts w:ascii="Courier New" w:hAnsi="Courier New" w:eastAsia="Courier New"/>
                 <w:sz w:val="19"/>
               </w:rPr>
-              <w:t>function usePolling&lt;T&gt;(fn: () =&gt; Promise&lt;T&gt;, { interval = 5000, until }: { interval?: number; until?: (d: T) =&gt; boolean } = {}) {</w:t>
-              <w:br/>
-            </w:r>
-            <w:r>
-              <w:rPr>
-                <w:rFonts w:ascii="Courier New" w:hAnsi="Courier New" w:eastAsia="Courier New"/>
-                <w:sz w:val="19"/>
-              </w:rPr>
-              <w:t xml:space="preserve">  const [data, setData] = useState&lt;T&gt;();</w:t>
+              <w:t>type Toast = { id: string; title: string; variant: 'info' | 'error'; duration: number };</w:t>
+              <w:br/>
+            </w:r>
+            <w:r>
+              <w:rPr>
+                <w:rFonts w:ascii="Courier New" w:hAnsi="Courier New" w:eastAsia="Courier New"/>
+                <w:sz w:val="19"/>
+              </w:rPr>
+              <w:t>const ToastCtx = createContext&lt;(t: Omit&lt;Toast, 'id'&gt;) =&gt; void&gt;(() =&gt; {});</w:t>
+              <w:br/>
+            </w:r>
+            <w:r>
+              <w:rPr>
+                <w:rFonts w:ascii="Courier New" w:hAnsi="Courier New" w:eastAsia="Courier New"/>
+                <w:sz w:val="19"/>
+              </w:rPr>
+              <w:t>export const useToast = () =&gt; useContext(ToastCtx);</w:t>
+              <w:br/>
+            </w:r>
+            <w:r>
+              <w:rPr>
+                <w:rFonts w:ascii="Courier New" w:hAnsi="Courier New" w:eastAsia="Courier New"/>
+                <w:sz w:val="19"/>
+              </w:rPr>
+              <w:br/>
+            </w:r>
+            <w:r>
+              <w:rPr>
+                <w:rFonts w:ascii="Courier New" w:hAnsi="Courier New" w:eastAsia="Courier New"/>
+                <w:sz w:val="19"/>
+              </w:rPr>
+              <w:t>export function ToastProvider({ children }: { children: React.ReactNode }) {</w:t>
+              <w:br/>
+            </w:r>
+            <w:r>
+              <w:rPr>
+                <w:rFonts w:ascii="Courier New" w:hAnsi="Courier New" w:eastAsia="Courier New"/>
+                <w:sz w:val="19"/>
+              </w:rPr>
+              <w:t xml:space="preserve">  const [toasts, setToasts] = useState&lt;Toast[]&gt;([]);</w:t>
+              <w:br/>
+            </w:r>
+            <w:r>
+              <w:rPr>
+                <w:rFonts w:ascii="Courier New" w:hAnsi="Courier New" w:eastAsia="Courier New"/>
+                <w:sz w:val="19"/>
+              </w:rPr>
+              <w:t xml:space="preserve">  const dismiss = useCallback((id: string) =&gt; setToasts((t) =&gt; t.filter((x) =&gt; x.id !== id)), []);</w:t>
+              <w:br/>
+            </w:r>
+            <w:r>
+              <w:rPr>
+                <w:rFonts w:ascii="Courier New" w:hAnsi="Courier New" w:eastAsia="Courier New"/>
+                <w:sz w:val="19"/>
+              </w:rPr>
+              <w:t xml:space="preserve">  const toast = useCallback((t: Omit&lt;Toast, 'id'&gt;) =&gt;</w:t>
+              <w:br/>
+            </w:r>
+            <w:r>
+              <w:rPr>
+                <w:rFonts w:ascii="Courier New" w:hAnsi="Courier New" w:eastAsia="Courier New"/>
+                <w:sz w:val="19"/>
+              </w:rPr>
+              <w:t xml:space="preserve">    setToasts((prev) =&gt; [...prev, { ...t, id: crypto.randomUUID() }].slice(-3)), []);   // max 3 visible</w:t>
+              <w:br/>
+            </w:r>
+            <w:r>
+              <w:rPr>
+                <w:rFonts w:ascii="Courier New" w:hAnsi="Courier New" w:eastAsia="Courier New"/>
+                <w:sz w:val="19"/>
+              </w:rPr>
+              <w:br/>
+            </w:r>
+            <w:r>
+              <w:rPr>
+                <w:rFonts w:ascii="Courier New" w:hAnsi="Courier New" w:eastAsia="Courier New"/>
+                <w:sz w:val="19"/>
+              </w:rPr>
+              <w:t xml:space="preserve">  return (</w:t>
+              <w:br/>
+            </w:r>
+            <w:r>
+              <w:rPr>
+                <w:rFonts w:ascii="Courier New" w:hAnsi="Courier New" w:eastAsia="Courier New"/>
+                <w:sz w:val="19"/>
+              </w:rPr>
+              <w:t xml:space="preserve">    &lt;ToastCtx value={toast}&gt;</w:t>
+              <w:br/>
+            </w:r>
+            <w:r>
+              <w:rPr>
+                <w:rFonts w:ascii="Courier New" w:hAnsi="Courier New" w:eastAsia="Courier New"/>
+                <w:sz w:val="19"/>
+              </w:rPr>
+              <w:t xml:space="preserve">      {children}</w:t>
+              <w:br/>
+            </w:r>
+            <w:r>
+              <w:rPr>
+                <w:rFonts w:ascii="Courier New" w:hAnsi="Courier New" w:eastAsia="Courier New"/>
+                <w:sz w:val="19"/>
+              </w:rPr>
+              <w:t xml:space="preserve">      {createPortal(</w:t>
+              <w:br/>
+            </w:r>
+            <w:r>
+              <w:rPr>
+                <w:rFonts w:ascii="Courier New" w:hAnsi="Courier New" w:eastAsia="Courier New"/>
+                <w:sz w:val="19"/>
+              </w:rPr>
+              <w:t xml:space="preserve">        &lt;div className="toast-region"&gt;</w:t>
+              <w:br/>
+            </w:r>
+            <w:r>
+              <w:rPr>
+                <w:rFonts w:ascii="Courier New" w:hAnsi="Courier New" w:eastAsia="Courier New"/>
+                <w:sz w:val="19"/>
+              </w:rPr>
+              <w:t xml:space="preserve">          {toasts.map((t) =&gt; &lt;ToastItem key={t.id} toast={t} onDismiss={dismiss} /&gt;)}</w:t>
+              <w:br/>
+            </w:r>
+            <w:r>
+              <w:rPr>
+                <w:rFonts w:ascii="Courier New" w:hAnsi="Courier New" w:eastAsia="Courier New"/>
+                <w:sz w:val="19"/>
+              </w:rPr>
+              <w:t xml:space="preserve">        &lt;/div&gt;,</w:t>
+              <w:br/>
+            </w:r>
+            <w:r>
+              <w:rPr>
+                <w:rFonts w:ascii="Courier New" w:hAnsi="Courier New" w:eastAsia="Courier New"/>
+                <w:sz w:val="19"/>
+              </w:rPr>
+              <w:t xml:space="preserve">        document.body,</w:t>
+              <w:br/>
+            </w:r>
+            <w:r>
+              <w:rPr>
+                <w:rFonts w:ascii="Courier New" w:hAnsi="Courier New" w:eastAsia="Courier New"/>
+                <w:sz w:val="19"/>
+              </w:rPr>
+              <w:t xml:space="preserve">      )}</w:t>
+              <w:br/>
+            </w:r>
+            <w:r>
+              <w:rPr>
+                <w:rFonts w:ascii="Courier New" w:hAnsi="Courier New" w:eastAsia="Courier New"/>
+                <w:sz w:val="19"/>
+              </w:rPr>
+              <w:t xml:space="preserve">    &lt;/ToastCtx&gt;</w:t>
+              <w:br/>
+            </w:r>
+            <w:r>
+              <w:rPr>
+                <w:rFonts w:ascii="Courier New" w:hAnsi="Courier New" w:eastAsia="Courier New"/>
+                <w:sz w:val="19"/>
+              </w:rPr>
+              <w:t xml:space="preserve">  );</w:t>
+              <w:br/>
+            </w:r>
+            <w:r>
+              <w:rPr>
+                <w:rFonts w:ascii="Courier New" w:hAnsi="Courier New" w:eastAsia="Courier New"/>
+                <w:sz w:val="19"/>
+              </w:rPr>
+              <w:t>}</w:t>
+              <w:br/>
+            </w:r>
+            <w:r>
+              <w:rPr>
+                <w:rFonts w:ascii="Courier New" w:hAnsi="Courier New" w:eastAsia="Courier New"/>
+                <w:sz w:val="19"/>
+              </w:rPr>
+              <w:br/>
+            </w:r>
+            <w:r>
+              <w:rPr>
+                <w:rFonts w:ascii="Courier New" w:hAnsi="Courier New" w:eastAsia="Courier New"/>
+                <w:sz w:val="19"/>
+              </w:rPr>
+              <w:t>function ToastItem({ toast, onDismiss }: { toast: Toast; onDismiss: (id: string) =&gt; void }) {</w:t>
+              <w:br/>
+            </w:r>
+            <w:r>
+              <w:rPr>
+                <w:rFonts w:ascii="Courier New" w:hAnsi="Courier New" w:eastAsia="Courier New"/>
+                <w:sz w:val="19"/>
+              </w:rPr>
+              <w:t xml:space="preserve">  const [paused, setPaused] = useState(false);</w:t>
               <w:br/>
             </w:r>
             <w:r>
@@ -7527,174 +8655,95 @@
                 <w:rFonts w:ascii="Courier New" w:hAnsi="Courier New" w:eastAsia="Courier New"/>
                 <w:sz w:val="19"/>
               </w:rPr>
-              <w:t xml:space="preserve">    let timer: ReturnType&lt;typeof setTimeout&gt;;</w:t>
-              <w:br/>
-            </w:r>
-            <w:r>
-              <w:rPr>
-                <w:rFonts w:ascii="Courier New" w:hAnsi="Courier New" w:eastAsia="Courier New"/>
-                <w:sz w:val="19"/>
-              </w:rPr>
-              <w:t xml:space="preserve">    let failures = 0;</w:t>
-              <w:br/>
-            </w:r>
-            <w:r>
-              <w:rPr>
-                <w:rFonts w:ascii="Courier New" w:hAnsi="Courier New" w:eastAsia="Courier New"/>
-                <w:sz w:val="19"/>
-              </w:rPr>
-              <w:t xml:space="preserve">    let stopped = false;</w:t>
-              <w:br/>
-            </w:r>
-            <w:r>
-              <w:rPr>
-                <w:rFonts w:ascii="Courier New" w:hAnsi="Courier New" w:eastAsia="Courier New"/>
-                <w:sz w:val="19"/>
-              </w:rPr>
-              <w:br/>
-            </w:r>
-            <w:r>
-              <w:rPr>
-                <w:rFonts w:ascii="Courier New" w:hAnsi="Courier New" w:eastAsia="Courier New"/>
-                <w:sz w:val="19"/>
-              </w:rPr>
-              <w:t xml:space="preserve">    const run = async () =&gt; {</w:t>
-              <w:br/>
-            </w:r>
-            <w:r>
-              <w:rPr>
-                <w:rFonts w:ascii="Courier New" w:hAnsi="Courier New" w:eastAsia="Courier New"/>
-                <w:sz w:val="19"/>
-              </w:rPr>
-              <w:t xml:space="preserve">      if (document.visibilityState === 'hidden') { timer = setTimeout(run, interval); return; }</w:t>
-              <w:br/>
-            </w:r>
-            <w:r>
-              <w:rPr>
-                <w:rFonts w:ascii="Courier New" w:hAnsi="Courier New" w:eastAsia="Courier New"/>
-                <w:sz w:val="19"/>
-              </w:rPr>
-              <w:t xml:space="preserve">      try {</w:t>
-              <w:br/>
-            </w:r>
-            <w:r>
-              <w:rPr>
-                <w:rFonts w:ascii="Courier New" w:hAnsi="Courier New" w:eastAsia="Courier New"/>
-                <w:sz w:val="19"/>
-              </w:rPr>
-              <w:t xml:space="preserve">        const d = await fn();</w:t>
-              <w:br/>
-            </w:r>
-            <w:r>
-              <w:rPr>
-                <w:rFonts w:ascii="Courier New" w:hAnsi="Courier New" w:eastAsia="Courier New"/>
-                <w:sz w:val="19"/>
-              </w:rPr>
-              <w:t xml:space="preserve">        if (stopped) return;</w:t>
-              <w:br/>
-            </w:r>
-            <w:r>
-              <w:rPr>
-                <w:rFonts w:ascii="Courier New" w:hAnsi="Courier New" w:eastAsia="Courier New"/>
-                <w:sz w:val="19"/>
-              </w:rPr>
-              <w:t xml:space="preserve">        setData(d);</w:t>
-              <w:br/>
-            </w:r>
-            <w:r>
-              <w:rPr>
-                <w:rFonts w:ascii="Courier New" w:hAnsi="Courier New" w:eastAsia="Courier New"/>
-                <w:sz w:val="19"/>
-              </w:rPr>
-              <w:t xml:space="preserve">        failures = 0;</w:t>
-              <w:br/>
-            </w:r>
-            <w:r>
-              <w:rPr>
-                <w:rFonts w:ascii="Courier New" w:hAnsi="Courier New" w:eastAsia="Courier New"/>
-                <w:sz w:val="19"/>
-              </w:rPr>
-              <w:t xml:space="preserve">        if (until?.(d)) return;                                    // job finished: stop polling</w:t>
-              <w:br/>
-            </w:r>
-            <w:r>
-              <w:rPr>
-                <w:rFonts w:ascii="Courier New" w:hAnsi="Courier New" w:eastAsia="Courier New"/>
-                <w:sz w:val="19"/>
-              </w:rPr>
-              <w:t xml:space="preserve">      } catch {</w:t>
-              <w:br/>
-            </w:r>
-            <w:r>
-              <w:rPr>
-                <w:rFonts w:ascii="Courier New" w:hAnsi="Courier New" w:eastAsia="Courier New"/>
-                <w:sz w:val="19"/>
-              </w:rPr>
-              <w:t xml:space="preserve">        failures++;</w:t>
-              <w:br/>
-            </w:r>
-            <w:r>
-              <w:rPr>
-                <w:rFonts w:ascii="Courier New" w:hAnsi="Courier New" w:eastAsia="Courier New"/>
-                <w:sz w:val="19"/>
-              </w:rPr>
-              <w:t xml:space="preserve">      }</w:t>
-              <w:br/>
-            </w:r>
-            <w:r>
-              <w:rPr>
-                <w:rFonts w:ascii="Courier New" w:hAnsi="Courier New" w:eastAsia="Courier New"/>
-                <w:sz w:val="19"/>
-              </w:rPr>
-              <w:t xml:space="preserve">      const delay = failures ? Math.min(60_000, interval * 2 ** failures) : interval; // backoff</w:t>
-              <w:br/>
-            </w:r>
-            <w:r>
-              <w:rPr>
-                <w:rFonts w:ascii="Courier New" w:hAnsi="Courier New" w:eastAsia="Courier New"/>
-                <w:sz w:val="19"/>
-              </w:rPr>
-              <w:t xml:space="preserve">      timer = setTimeout(run, delay);</w:t>
-              <w:br/>
-            </w:r>
-            <w:r>
-              <w:rPr>
-                <w:rFonts w:ascii="Courier New" w:hAnsi="Courier New" w:eastAsia="Courier New"/>
-                <w:sz w:val="19"/>
-              </w:rPr>
-              <w:t xml:space="preserve">    };</w:t>
-              <w:br/>
-            </w:r>
-            <w:r>
-              <w:rPr>
-                <w:rFonts w:ascii="Courier New" w:hAnsi="Courier New" w:eastAsia="Courier New"/>
-                <w:sz w:val="19"/>
-              </w:rPr>
-              <w:t xml:space="preserve">    run();</w:t>
-              <w:br/>
-            </w:r>
-            <w:r>
-              <w:rPr>
-                <w:rFonts w:ascii="Courier New" w:hAnsi="Courier New" w:eastAsia="Courier New"/>
-                <w:sz w:val="19"/>
-              </w:rPr>
-              <w:t xml:space="preserve">    return () =&gt; { stopped = true; clearTimeout(timer); };</w:t>
-              <w:br/>
-            </w:r>
-            <w:r>
-              <w:rPr>
-                <w:rFonts w:ascii="Courier New" w:hAnsi="Courier New" w:eastAsia="Courier New"/>
-                <w:sz w:val="19"/>
-              </w:rPr>
-              <w:t xml:space="preserve">  }, [fn, interval, until]);</w:t>
-              <w:br/>
-            </w:r>
-            <w:r>
-              <w:rPr>
-                <w:rFonts w:ascii="Courier New" w:hAnsi="Courier New" w:eastAsia="Courier New"/>
-                <w:sz w:val="19"/>
-              </w:rPr>
-              <w:t xml:space="preserve">  return data;</w:t>
+              <w:t xml:space="preserve">    if (paused) return;</w:t>
+              <w:br/>
+            </w:r>
+            <w:r>
+              <w:rPr>
+                <w:rFonts w:ascii="Courier New" w:hAnsi="Courier New" w:eastAsia="Courier New"/>
+                <w:sz w:val="19"/>
+              </w:rPr>
+              <w:t xml:space="preserve">    const t = setTimeout(() =&gt; onDismiss(toast.id), toast.duration);</w:t>
+              <w:br/>
+            </w:r>
+            <w:r>
+              <w:rPr>
+                <w:rFonts w:ascii="Courier New" w:hAnsi="Courier New" w:eastAsia="Courier New"/>
+                <w:sz w:val="19"/>
+              </w:rPr>
+              <w:t xml:space="preserve">    return () =&gt; clearTimeout(t);</w:t>
+              <w:br/>
+            </w:r>
+            <w:r>
+              <w:rPr>
+                <w:rFonts w:ascii="Courier New" w:hAnsi="Courier New" w:eastAsia="Courier New"/>
+                <w:sz w:val="19"/>
+              </w:rPr>
+              <w:t xml:space="preserve">  }, [paused, toast, onDismiss]);</w:t>
+              <w:br/>
+            </w:r>
+            <w:r>
+              <w:rPr>
+                <w:rFonts w:ascii="Courier New" w:hAnsi="Courier New" w:eastAsia="Courier New"/>
+                <w:sz w:val="19"/>
+              </w:rPr>
+              <w:t xml:space="preserve">  return (</w:t>
+              <w:br/>
+            </w:r>
+            <w:r>
+              <w:rPr>
+                <w:rFonts w:ascii="Courier New" w:hAnsi="Courier New" w:eastAsia="Courier New"/>
+                <w:sz w:val="19"/>
+              </w:rPr>
+              <w:t xml:space="preserve">    &lt;div role={toast.variant === 'error' ? 'alert' : 'status'}</w:t>
+              <w:br/>
+            </w:r>
+            <w:r>
+              <w:rPr>
+                <w:rFonts w:ascii="Courier New" w:hAnsi="Courier New" w:eastAsia="Courier New"/>
+                <w:sz w:val="19"/>
+              </w:rPr>
+              <w:t xml:space="preserve">         onMouseEnter={() =&gt; setPaused(true)} onMouseLeave={() =&gt; setPaused(false)}</w:t>
+              <w:br/>
+            </w:r>
+            <w:r>
+              <w:rPr>
+                <w:rFonts w:ascii="Courier New" w:hAnsi="Courier New" w:eastAsia="Courier New"/>
+                <w:sz w:val="19"/>
+              </w:rPr>
+              <w:t xml:space="preserve">         onFocus={() =&gt; setPaused(true)} onBlur={() =&gt; setPaused(false)}&gt;</w:t>
+              <w:br/>
+            </w:r>
+            <w:r>
+              <w:rPr>
+                <w:rFonts w:ascii="Courier New" w:hAnsi="Courier New" w:eastAsia="Courier New"/>
+                <w:sz w:val="19"/>
+              </w:rPr>
+              <w:t xml:space="preserve">      {toast.title}</w:t>
+              <w:br/>
+            </w:r>
+            <w:r>
+              <w:rPr>
+                <w:rFonts w:ascii="Courier New" w:hAnsi="Courier New" w:eastAsia="Courier New"/>
+                <w:sz w:val="19"/>
+              </w:rPr>
+              <w:t xml:space="preserve">      &lt;button aria-label="Dismiss" onClick={() =&gt; onDismiss(toast.id)}&gt;×&lt;/button&gt;</w:t>
+              <w:br/>
+            </w:r>
+            <w:r>
+              <w:rPr>
+                <w:rFonts w:ascii="Courier New" w:hAnsi="Courier New" w:eastAsia="Courier New"/>
+                <w:sz w:val="19"/>
+              </w:rPr>
+              <w:t xml:space="preserve">    &lt;/div&gt;</w:t>
+              <w:br/>
+            </w:r>
+            <w:r>
+              <w:rPr>
+                <w:rFonts w:ascii="Courier New" w:hAnsi="Courier New" w:eastAsia="Courier New"/>
+                <w:sz w:val="19"/>
+              </w:rPr>
+              <w:t xml:space="preserve">  );</w:t>
               <w:br/>
             </w:r>
             <w:r>
@@ -7703,21 +8752,6 @@
                 <w:sz w:val="19"/>
               </w:rPr>
               <w:t>}</w:t>
-              <w:br/>
-            </w:r>
-            <w:r>
-              <w:rPr>
-                <w:rFonts w:ascii="Courier New" w:hAnsi="Courier New" w:eastAsia="Courier New"/>
-                <w:sz w:val="19"/>
-              </w:rPr>
-              <w:br/>
-            </w:r>
-            <w:r>
-              <w:rPr>
-                <w:rFonts w:ascii="Courier New" w:hAnsi="Courier New" w:eastAsia="Courier New"/>
-                <w:sz w:val="19"/>
-              </w:rPr>
-              <w:t>// usage: const job = usePolling(() =&gt; getScoringJob(id), { until: (j) =&gt; j.status === 'done' });</w:t>
             </w:r>
           </w:p>
         </w:tc>
@@ -7740,7 +8774,7 @@
       </w:r>
       <w:r>
         <w:rPr/>
-        <w:t xml:space="preserve"> "I use a </w:t>
+        <w:t xml:space="preserve"> "Anyone can call </w:t>
       </w:r>
       <w:r>
         <w:rPr>
@@ -7748,11 +8782,11 @@
           <w:color w:val="B42318"/>
           <w:sz w:val="20"/>
         </w:rPr>
-        <w:t>setTimeout</w:t>
-      </w:r>
-      <w:r>
-        <w:rPr/>
-        <w:t xml:space="preserve"> chain rather than </w:t>
+        <w:t>toast()</w:t>
+      </w:r>
+      <w:r>
+        <w:rPr/>
+        <w:t xml:space="preserve"> without prop drilling. The live region is rendered on page load so announcements are reliable. Errors use </w:t>
       </w:r>
       <w:r>
         <w:rPr>
@@ -7760,11 +8794,11 @@
           <w:color w:val="B42318"/>
           <w:sz w:val="20"/>
         </w:rPr>
-        <w:t>setInterval</w:t>
-      </w:r>
-      <w:r>
-        <w:rPr/>
-        <w:t>, so requests never overlap. Polling pauses in hidden tabs, backs off on errors, and stops when the job is done."</w:t>
+        <w:t>role="alert"</w:t>
+      </w:r>
+      <w:r>
+        <w:rPr/>
+        <w:t>, the rest are polite, and timers pause on hover so users can read them."</w:t>
       </w:r>
     </w:p>
     <w:p>
@@ -7780,7 +8814,183 @@
       </w:pPr>
       <w:r>
         <w:rPr/>
-        <w:t>Q22. Like button with an optimistic update</w:t>
+        <w:t>Q19. Image carousel</w:t>
+      </w:r>
+    </w:p>
+    <w:p>
+      <w:r>
+        <w:rPr/>
+      </w:r>
+      <w:r>
+        <w:rPr>
+          <w:b/>
+        </w:rPr>
+        <w:t>Short answer:</w:t>
+      </w:r>
+      <w:r>
+        <w:rPr/>
+        <w:t xml:space="preserve"> Index state with wrap-around, prev/next and dot buttons, autoplay with a visible pause button, swipe or </w:t>
+      </w:r>
+      <w:r>
+        <w:rPr>
+          <w:rFonts w:ascii="Courier New" w:hAnsi="Courier New"/>
+          <w:color w:val="B42318"/>
+          <w:sz w:val="20"/>
+        </w:rPr>
+        <w:t>scroll-snap</w:t>
+      </w:r>
+      <w:r>
+        <w:rPr/>
+        <w:t>, and lazy-loaded neighbours.</w:t>
+      </w:r>
+    </w:p>
+    <w:p>
+      <w:r>
+        <w:rPr/>
+      </w:r>
+      <w:r>
+        <w:rPr>
+          <w:b/>
+        </w:rPr>
+        <w:t>Explanation:</w:t>
+      </w:r>
+      <w:r>
+        <w:rPr/>
+      </w:r>
+    </w:p>
+    <w:p>
+      <w:r>
+        <w:rPr/>
+      </w:r>
+      <w:r>
+        <w:rPr>
+          <w:b/>
+        </w:rPr>
+        <w:t>Key points:</w:t>
+      </w:r>
+      <w:r>
+        <w:rPr/>
+      </w:r>
+    </w:p>
+    <w:p>
+      <w:pPr>
+        <w:pStyle w:val="ListBullet"/>
+        <w:spacing w:after="40"/>
+      </w:pPr>
+      <w:r>
+        <w:rPr/>
+        <w:t>Previous and next buttons, plus dots, which are buttons labelled "Go to slide 3".</w:t>
+      </w:r>
+    </w:p>
+    <w:p>
+      <w:pPr>
+        <w:pStyle w:val="ListBullet"/>
+        <w:spacing w:after="40"/>
+      </w:pPr>
+      <w:r>
+        <w:rPr/>
+        <w:t xml:space="preserve">Autoplay that pauses on hover and focus, </w:t>
+      </w:r>
+      <w:r>
+        <w:rPr>
+          <w:i/>
+        </w:rPr>
+        <w:t>and</w:t>
+      </w:r>
+      <w:r>
+        <w:rPr/>
+        <w:t xml:space="preserve"> a visible pause button (WCAG 2.2.2).</w:t>
+      </w:r>
+    </w:p>
+    <w:p>
+      <w:pPr>
+        <w:pStyle w:val="ListBullet"/>
+        <w:spacing w:after="40"/>
+      </w:pPr>
+      <w:r>
+        <w:rPr/>
+        <w:t xml:space="preserve">Swipe with pointer events, or simply CSS </w:t>
+      </w:r>
+      <w:r>
+        <w:rPr>
+          <w:rFonts w:ascii="Courier New" w:hAnsi="Courier New"/>
+          <w:color w:val="B42318"/>
+          <w:sz w:val="20"/>
+        </w:rPr>
+        <w:t>scroll-snap</w:t>
+      </w:r>
+      <w:r>
+        <w:rPr/>
+        <w:t>.</w:t>
+      </w:r>
+    </w:p>
+    <w:p>
+      <w:pPr>
+        <w:pStyle w:val="ListBullet"/>
+        <w:spacing w:after="40"/>
+      </w:pPr>
+      <w:r>
+        <w:rPr/>
+        <w:t xml:space="preserve">An infinite loop using </w:t>
+      </w:r>
+      <w:r>
+        <w:rPr>
+          <w:rFonts w:ascii="Courier New" w:hAnsi="Courier New"/>
+          <w:color w:val="B42318"/>
+          <w:sz w:val="20"/>
+        </w:rPr>
+        <w:t>(index + 1) % length</w:t>
+      </w:r>
+      <w:r>
+        <w:rPr/>
+        <w:t>.</w:t>
+      </w:r>
+    </w:p>
+    <w:p>
+      <w:pPr>
+        <w:pStyle w:val="ListBullet"/>
+        <w:spacing w:after="40"/>
+      </w:pPr>
+      <w:r>
+        <w:rPr/>
+        <w:t>Lazy-load the neighbouring slides only.</w:t>
+      </w:r>
+    </w:p>
+    <w:p>
+      <w:pPr>
+        <w:pStyle w:val="ListBullet"/>
+        <w:spacing w:after="40"/>
+      </w:pPr>
+      <w:r>
+        <w:rPr>
+          <w:rFonts w:ascii="Courier New" w:hAnsi="Courier New"/>
+          <w:color w:val="B42318"/>
+          <w:sz w:val="20"/>
+        </w:rPr>
+        <w:t>aria-roledescription="carousel"</w:t>
+      </w:r>
+      <w:r>
+        <w:rPr/>
+        <w:t xml:space="preserve"> on the container, and each slide labelled "3 of 8".</w:t>
+      </w:r>
+    </w:p>
+    <w:p>
+      <w:pPr>
+        <w:spacing w:after="0"/>
+      </w:pPr>
+    </w:p>
+    <w:p>
+      <w:r>
+        <w:rPr/>
+      </w:r>
+      <w:r>
+        <w:rPr>
+          <w:b/>
+        </w:rPr>
+        <w:t>Example:</w:t>
+      </w:r>
+      <w:r>
+        <w:rPr/>
       </w:r>
     </w:p>
     <w:tbl>
@@ -7823,165 +9033,86 @@
                 <w:rFonts w:ascii="Courier New" w:hAnsi="Courier New" w:eastAsia="Courier New"/>
                 <w:sz w:val="19"/>
               </w:rPr>
-              <w:t>function LikeButton({ postId, initialLiked }: { postId: string; initialLiked: boolean }) {</w:t>
-              <w:br/>
-            </w:r>
-            <w:r>
-              <w:rPr>
-                <w:rFonts w:ascii="Courier New" w:hAnsi="Courier New" w:eastAsia="Courier New"/>
-                <w:sz w:val="19"/>
-              </w:rPr>
-              <w:t xml:space="preserve">  const [liked, setLiked] = useState(initialLiked);</w:t>
-              <w:br/>
-            </w:r>
-            <w:r>
-              <w:rPr>
-                <w:rFonts w:ascii="Courier New" w:hAnsi="Courier New" w:eastAsia="Courier New"/>
-                <w:sz w:val="19"/>
-              </w:rPr>
-              <w:t xml:space="preserve">  const latest = useRef(initialLiked);                     // latest user intent</w:t>
-              <w:br/>
-            </w:r>
-            <w:r>
-              <w:rPr>
-                <w:rFonts w:ascii="Courier New" w:hAnsi="Courier New" w:eastAsia="Courier New"/>
-                <w:sz w:val="19"/>
-              </w:rPr>
-              <w:br/>
-            </w:r>
-            <w:r>
-              <w:rPr>
-                <w:rFonts w:ascii="Courier New" w:hAnsi="Courier New" w:eastAsia="Courier New"/>
-                <w:sz w:val="19"/>
-              </w:rPr>
-              <w:t xml:space="preserve">  const toggle = async () =&gt; {</w:t>
-              <w:br/>
-            </w:r>
-            <w:r>
-              <w:rPr>
-                <w:rFonts w:ascii="Courier New" w:hAnsi="Courier New" w:eastAsia="Courier New"/>
-                <w:sz w:val="19"/>
-              </w:rPr>
-              <w:t xml:space="preserve">    const next = !liked;</w:t>
-              <w:br/>
-            </w:r>
-            <w:r>
-              <w:rPr>
-                <w:rFonts w:ascii="Courier New" w:hAnsi="Courier New" w:eastAsia="Courier New"/>
-                <w:sz w:val="19"/>
-              </w:rPr>
-              <w:t xml:space="preserve">    setLiked(next);                                        // optimistic</w:t>
-              <w:br/>
-            </w:r>
-            <w:r>
-              <w:rPr>
-                <w:rFonts w:ascii="Courier New" w:hAnsi="Courier New" w:eastAsia="Courier New"/>
-                <w:sz w:val="19"/>
-              </w:rPr>
-              <w:t xml:space="preserve">    latest.current = next;</w:t>
-              <w:br/>
-            </w:r>
-            <w:r>
-              <w:rPr>
-                <w:rFonts w:ascii="Courier New" w:hAnsi="Courier New" w:eastAsia="Courier New"/>
-                <w:sz w:val="19"/>
-              </w:rPr>
-              <w:t xml:space="preserve">    try {</w:t>
-              <w:br/>
-            </w:r>
-            <w:r>
-              <w:rPr>
-                <w:rFonts w:ascii="Courier New" w:hAnsi="Courier New" w:eastAsia="Courier New"/>
-                <w:sz w:val="19"/>
-              </w:rPr>
-              <w:t xml:space="preserve">      await api.setLike(postId, next);</w:t>
-              <w:br/>
-            </w:r>
-            <w:r>
-              <w:rPr>
-                <w:rFonts w:ascii="Courier New" w:hAnsi="Courier New" w:eastAsia="Courier New"/>
-                <w:sz w:val="19"/>
-              </w:rPr>
-              <w:t xml:space="preserve">    } catch {</w:t>
-              <w:br/>
-            </w:r>
-            <w:r>
-              <w:rPr>
-                <w:rFonts w:ascii="Courier New" w:hAnsi="Courier New" w:eastAsia="Courier New"/>
-                <w:sz w:val="19"/>
-              </w:rPr>
-              <w:t xml:space="preserve">      if (latest.current === next) {                       // only roll back if no newer click</w:t>
-              <w:br/>
-            </w:r>
-            <w:r>
-              <w:rPr>
-                <w:rFonts w:ascii="Courier New" w:hAnsi="Courier New" w:eastAsia="Courier New"/>
-                <w:sz w:val="19"/>
-              </w:rPr>
-              <w:t xml:space="preserve">        setLiked(!next);</w:t>
-              <w:br/>
-            </w:r>
-            <w:r>
-              <w:rPr>
-                <w:rFonts w:ascii="Courier New" w:hAnsi="Courier New" w:eastAsia="Courier New"/>
-                <w:sz w:val="19"/>
-              </w:rPr>
-              <w:t xml:space="preserve">        latest.current = !next;</w:t>
-              <w:br/>
-            </w:r>
-            <w:r>
-              <w:rPr>
-                <w:rFonts w:ascii="Courier New" w:hAnsi="Courier New" w:eastAsia="Courier New"/>
-                <w:sz w:val="19"/>
-              </w:rPr>
-              <w:t xml:space="preserve">        toast({ title: 'Could not update like', variant: 'error', duration: 4000 });</w:t>
-              <w:br/>
-            </w:r>
-            <w:r>
-              <w:rPr>
-                <w:rFonts w:ascii="Courier New" w:hAnsi="Courier New" w:eastAsia="Courier New"/>
-                <w:sz w:val="19"/>
-              </w:rPr>
-              <w:t xml:space="preserve">      }</w:t>
-              <w:br/>
-            </w:r>
-            <w:r>
-              <w:rPr>
-                <w:rFonts w:ascii="Courier New" w:hAnsi="Courier New" w:eastAsia="Courier New"/>
-                <w:sz w:val="19"/>
-              </w:rPr>
-              <w:t xml:space="preserve">    }</w:t>
-              <w:br/>
-            </w:r>
-            <w:r>
-              <w:rPr>
-                <w:rFonts w:ascii="Courier New" w:hAnsi="Courier New" w:eastAsia="Courier New"/>
-                <w:sz w:val="19"/>
-              </w:rPr>
-              <w:t xml:space="preserve">  };</w:t>
-              <w:br/>
-            </w:r>
-            <w:r>
-              <w:rPr>
-                <w:rFonts w:ascii="Courier New" w:hAnsi="Courier New" w:eastAsia="Courier New"/>
-                <w:sz w:val="19"/>
-              </w:rPr>
-              <w:br/>
-            </w:r>
-            <w:r>
-              <w:rPr>
-                <w:rFonts w:ascii="Courier New" w:hAnsi="Courier New" w:eastAsia="Courier New"/>
-                <w:sz w:val="19"/>
-              </w:rPr>
-              <w:t xml:space="preserve">  return &lt;button aria-pressed={liked} onClick={toggle}&gt;{liked ? '♥ Liked' : '♡ Like'}&lt;/button&gt;;</w:t>
-              <w:br/>
-            </w:r>
-            <w:r>
-              <w:rPr>
-                <w:rFonts w:ascii="Courier New" w:hAnsi="Courier New" w:eastAsia="Courier New"/>
-                <w:sz w:val="19"/>
-              </w:rPr>
-              <w:t>}</w:t>
+              <w:t>const next = () =&gt; setIndex((i) =&gt; (i + 1) % slides.length);</w:t>
+              <w:br/>
+            </w:r>
+            <w:r>
+              <w:rPr>
+                <w:rFonts w:ascii="Courier New" w:hAnsi="Courier New" w:eastAsia="Courier New"/>
+                <w:sz w:val="19"/>
+              </w:rPr>
+              <w:t>const prev = () =&gt; setIndex((i) =&gt; (i - 1 + slides.length) % slides.length);</w:t>
+              <w:br/>
+            </w:r>
+            <w:r>
+              <w:rPr>
+                <w:rFonts w:ascii="Courier New" w:hAnsi="Courier New" w:eastAsia="Courier New"/>
+                <w:sz w:val="19"/>
+              </w:rPr>
+              <w:br/>
+            </w:r>
+            <w:r>
+              <w:rPr>
+                <w:rFonts w:ascii="Courier New" w:hAnsi="Courier New" w:eastAsia="Courier New"/>
+                <w:sz w:val="19"/>
+              </w:rPr>
+              <w:t>&lt;section aria-roledescription="carousel" aria-label="Product images"&gt;</w:t>
+              <w:br/>
+            </w:r>
+            <w:r>
+              <w:rPr>
+                <w:rFonts w:ascii="Courier New" w:hAnsi="Courier New" w:eastAsia="Courier New"/>
+                <w:sz w:val="19"/>
+              </w:rPr>
+              <w:t xml:space="preserve">  &lt;button onClick={() =&gt; setPlaying((p) =&gt; !p)}&gt;{playing ? 'Pause' : 'Play'}&lt;/button&gt;</w:t>
+              <w:br/>
+            </w:r>
+            <w:r>
+              <w:rPr>
+                <w:rFonts w:ascii="Courier New" w:hAnsi="Courier New" w:eastAsia="Courier New"/>
+                <w:sz w:val="19"/>
+              </w:rPr>
+              <w:t xml:space="preserve">  &lt;div aria-roledescription="slide" aria-label={`${index + 1} of ${slides.length}`}&gt;</w:t>
+              <w:br/>
+            </w:r>
+            <w:r>
+              <w:rPr>
+                <w:rFonts w:ascii="Courier New" w:hAnsi="Courier New" w:eastAsia="Courier New"/>
+                <w:sz w:val="19"/>
+              </w:rPr>
+              <w:t xml:space="preserve">    &lt;img src={slides[index].src} alt={slides[index].alt} /&gt;</w:t>
+              <w:br/>
+            </w:r>
+            <w:r>
+              <w:rPr>
+                <w:rFonts w:ascii="Courier New" w:hAnsi="Courier New" w:eastAsia="Courier New"/>
+                <w:sz w:val="19"/>
+              </w:rPr>
+              <w:t xml:space="preserve">  &lt;/div&gt;</w:t>
+              <w:br/>
+            </w:r>
+            <w:r>
+              <w:rPr>
+                <w:rFonts w:ascii="Courier New" w:hAnsi="Courier New" w:eastAsia="Courier New"/>
+                <w:sz w:val="19"/>
+              </w:rPr>
+              <w:t xml:space="preserve">  &lt;button onClick={prev} aria-label="Previous slide"&gt;‹&lt;/button&gt;</w:t>
+              <w:br/>
+            </w:r>
+            <w:r>
+              <w:rPr>
+                <w:rFonts w:ascii="Courier New" w:hAnsi="Courier New" w:eastAsia="Courier New"/>
+                <w:sz w:val="19"/>
+              </w:rPr>
+              <w:t xml:space="preserve">  &lt;button onClick={next} aria-label="Next slide"&gt;›&lt;/button&gt;</w:t>
+              <w:br/>
+            </w:r>
+            <w:r>
+              <w:rPr>
+                <w:rFonts w:ascii="Courier New" w:hAnsi="Courier New" w:eastAsia="Courier New"/>
+                <w:sz w:val="19"/>
+              </w:rPr>
+              <w:t>&lt;/section&gt;</w:t>
             </w:r>
           </w:p>
         </w:tc>
@@ -8004,19 +9135,7 @@
       </w:r>
       <w:r>
         <w:rPr/>
-        <w:t xml:space="preserve"> "The UI updates immediately. The </w:t>
-      </w:r>
-      <w:r>
-        <w:rPr>
-          <w:rFonts w:ascii="Courier New" w:hAnsi="Courier New"/>
-          <w:color w:val="B42318"/>
-          <w:sz w:val="20"/>
-        </w:rPr>
-        <w:t>latest</w:t>
-      </w:r>
-      <w:r>
-        <w:rPr/>
-        <w:t xml:space="preserve"> ref handles rapid double-clicks: an old failing request won't roll back a newer click. In production I'd also debounce the server call, so five quick toggles become one request."</w:t>
+        <w:t xml:space="preserve"> "Autoplay needs a visible pause button for WCAG, and it pauses on hover and focus. Dots are real labelled buttons, and only neighbouring images load, so it's light on mobile."</w:t>
       </w:r>
     </w:p>
     <w:p>
@@ -8028,23 +9147,11 @@
     </w:p>
     <w:p>
       <w:pPr>
-        <w:pStyle w:val="Heading2"/>
-        <w:pBdr>
-          <w:bottom w:val="single" w:sz="6" w:space="1" w:color="BFC7D5"/>
-        </w:pBdr>
-      </w:pPr>
-      <w:r>
-        <w:rPr/>
-        <w:t>🔴 Advanced Builds (Senior Rounds)</w:t>
-      </w:r>
-    </w:p>
-    <w:p>
-      <w:pPr>
         <w:pStyle w:val="Heading3"/>
       </w:pPr>
       <w:r>
         <w:rPr/>
-        <w:t>Q23. Virtualised list from scratch (fixed row height)</w:t>
+        <w:t>Q20. Kanban board</w:t>
       </w:r>
     </w:p>
     <w:p>
@@ -8055,11 +9162,54 @@
         <w:rPr>
           <w:b/>
         </w:rPr>
-        <w:t>Idea:</w:t>
-      </w:r>
-      <w:r>
-        <w:rPr/>
-        <w:t xml:space="preserve"> Only render the rows inside the visible scroll window, plus a few extra ("overscan"). A tall inner spacer element keeps the scrollbar the correct size.</w:t>
+        <w:t>Short answer:</w:t>
+      </w:r>
+      <w:r>
+        <w:rPr/>
+        <w:t xml:space="preserve"> Normalised columns and cards, dnd-kit for accessible drag and drop, optimistic moves with rollback, and fractional indexes for ordering.</w:t>
+      </w:r>
+    </w:p>
+    <w:p>
+      <w:r>
+        <w:rPr/>
+      </w:r>
+      <w:r>
+        <w:rPr>
+          <w:b/>
+        </w:rPr>
+        <w:t>Explanation:</w:t>
+      </w:r>
+      <w:r>
+        <w:rPr/>
+      </w:r>
+    </w:p>
+    <w:p>
+      <w:r>
+        <w:rPr/>
+      </w:r>
+      <w:r>
+        <w:rPr>
+          <w:b/>
+        </w:rPr>
+        <w:t>Key points:</w:t>
+      </w:r>
+      <w:r>
+        <w:rPr/>
+        <w:t xml:space="preserve"> Normalise columns (holding card IDs) and cards. Use dnd-kit for drag and drop, because it supports the keyboard, unlike basic HTML5 drag and drop. Moves are optimistic, with a rollback on failure, and ordering uses fractional indexes (see System Design, Design 10).</w:t>
+      </w:r>
+    </w:p>
+    <w:p>
+      <w:r>
+        <w:rPr/>
+      </w:r>
+      <w:r>
+        <w:rPr>
+          <w:b/>
+        </w:rPr>
+        <w:t>Example:</w:t>
+      </w:r>
+      <w:r>
+        <w:rPr/>
       </w:r>
     </w:p>
     <w:tbl>
@@ -8094,158 +9244,86 @@
                 <w:color w:val="6B7280"/>
                 <w:sz w:val="16"/>
               </w:rPr>
-              <w:t>TSX</w:t>
-              <w:br/>
-            </w:r>
-            <w:r>
-              <w:rPr>
-                <w:rFonts w:ascii="Courier New" w:hAnsi="Courier New" w:eastAsia="Courier New"/>
-                <w:sz w:val="19"/>
-              </w:rPr>
-              <w:t>function VirtualList&lt;T&gt;({ items, rowHeight, height, render }:</w:t>
-              <w:br/>
-            </w:r>
-            <w:r>
-              <w:rPr>
-                <w:rFonts w:ascii="Courier New" w:hAnsi="Courier New" w:eastAsia="Courier New"/>
-                <w:sz w:val="19"/>
-              </w:rPr>
-              <w:t xml:space="preserve">  { items: T[]; rowHeight: number; height: number; render: (t: T, i: number) =&gt; React.ReactNode }) {</w:t>
-              <w:br/>
-            </w:r>
-            <w:r>
-              <w:rPr>
-                <w:rFonts w:ascii="Courier New" w:hAnsi="Courier New" w:eastAsia="Courier New"/>
-                <w:sz w:val="19"/>
-              </w:rPr>
-              <w:t xml:space="preserve">  const [scrollTop, setScrollTop] = useState(0);</w:t>
-              <w:br/>
-            </w:r>
-            <w:r>
-              <w:rPr>
-                <w:rFonts w:ascii="Courier New" w:hAnsi="Courier New" w:eastAsia="Courier New"/>
-                <w:sz w:val="19"/>
-              </w:rPr>
-              <w:t xml:space="preserve">  const overscan = 5;</w:t>
-              <w:br/>
-            </w:r>
-            <w:r>
-              <w:rPr>
-                <w:rFonts w:ascii="Courier New" w:hAnsi="Courier New" w:eastAsia="Courier New"/>
-                <w:sz w:val="19"/>
-              </w:rPr>
-              <w:t xml:space="preserve">  const start = Math.max(0, Math.floor(scrollTop / rowHeight) - overscan);</w:t>
-              <w:br/>
-            </w:r>
-            <w:r>
-              <w:rPr>
-                <w:rFonts w:ascii="Courier New" w:hAnsi="Courier New" w:eastAsia="Courier New"/>
-                <w:sz w:val="19"/>
-              </w:rPr>
-              <w:t xml:space="preserve">  const end = Math.min(items.length, Math.ceil((scrollTop + height) / rowHeight) + overscan);</w:t>
-              <w:br/>
-            </w:r>
-            <w:r>
-              <w:rPr>
-                <w:rFonts w:ascii="Courier New" w:hAnsi="Courier New" w:eastAsia="Courier New"/>
-                <w:sz w:val="19"/>
-              </w:rPr>
-              <w:br/>
-            </w:r>
-            <w:r>
-              <w:rPr>
-                <w:rFonts w:ascii="Courier New" w:hAnsi="Courier New" w:eastAsia="Courier New"/>
-                <w:sz w:val="19"/>
-              </w:rPr>
-              <w:t xml:space="preserve">  return (</w:t>
-              <w:br/>
-            </w:r>
-            <w:r>
-              <w:rPr>
-                <w:rFonts w:ascii="Courier New" w:hAnsi="Courier New" w:eastAsia="Courier New"/>
-                <w:sz w:val="19"/>
-              </w:rPr>
-              <w:t xml:space="preserve">    &lt;div style={{ height, overflowY: 'auto' }} onScroll={(e) =&gt; setScrollTop(e.currentTarget.scrollTop)}&gt;</w:t>
-              <w:br/>
-            </w:r>
-            <w:r>
-              <w:rPr>
-                <w:rFonts w:ascii="Courier New" w:hAnsi="Courier New" w:eastAsia="Courier New"/>
-                <w:sz w:val="19"/>
-              </w:rPr>
-              <w:t xml:space="preserve">      &lt;div style={{ height: items.length * rowHeight, position: 'relative' }}&gt;</w:t>
-              <w:br/>
-            </w:r>
-            <w:r>
-              <w:rPr>
-                <w:rFonts w:ascii="Courier New" w:hAnsi="Courier New" w:eastAsia="Courier New"/>
-                <w:sz w:val="19"/>
-              </w:rPr>
-              <w:t xml:space="preserve">        {items.slice(start, end).map((item, k) =&gt; (</w:t>
-              <w:br/>
-            </w:r>
-            <w:r>
-              <w:rPr>
-                <w:rFonts w:ascii="Courier New" w:hAnsi="Courier New" w:eastAsia="Courier New"/>
-                <w:sz w:val="19"/>
-              </w:rPr>
-              <w:t xml:space="preserve">          &lt;div key={start + k}</w:t>
-              <w:br/>
-            </w:r>
-            <w:r>
-              <w:rPr>
-                <w:rFonts w:ascii="Courier New" w:hAnsi="Courier New" w:eastAsia="Courier New"/>
-                <w:sz w:val="19"/>
-              </w:rPr>
-              <w:t xml:space="preserve">               style={{ position: 'absolute', top: (start + k) * rowHeight, height: rowHeight, left: 0, right: 0 }}&gt;</w:t>
-              <w:br/>
-            </w:r>
-            <w:r>
-              <w:rPr>
-                <w:rFonts w:ascii="Courier New" w:hAnsi="Courier New" w:eastAsia="Courier New"/>
-                <w:sz w:val="19"/>
-              </w:rPr>
-              <w:t xml:space="preserve">            {render(item, start + k)}</w:t>
-              <w:br/>
-            </w:r>
-            <w:r>
-              <w:rPr>
-                <w:rFonts w:ascii="Courier New" w:hAnsi="Courier New" w:eastAsia="Courier New"/>
-                <w:sz w:val="19"/>
-              </w:rPr>
-              <w:t xml:space="preserve">          &lt;/div&gt;</w:t>
-              <w:br/>
-            </w:r>
-            <w:r>
-              <w:rPr>
-                <w:rFonts w:ascii="Courier New" w:hAnsi="Courier New" w:eastAsia="Courier New"/>
-                <w:sz w:val="19"/>
-              </w:rPr>
-              <w:t xml:space="preserve">        ))}</w:t>
-              <w:br/>
-            </w:r>
-            <w:r>
-              <w:rPr>
-                <w:rFonts w:ascii="Courier New" w:hAnsi="Courier New" w:eastAsia="Courier New"/>
-                <w:sz w:val="19"/>
-              </w:rPr>
-              <w:t xml:space="preserve">      &lt;/div&gt;</w:t>
-              <w:br/>
-            </w:r>
-            <w:r>
-              <w:rPr>
-                <w:rFonts w:ascii="Courier New" w:hAnsi="Courier New" w:eastAsia="Courier New"/>
-                <w:sz w:val="19"/>
-              </w:rPr>
-              <w:t xml:space="preserve">    &lt;/div&gt;</w:t>
-              <w:br/>
-            </w:r>
-            <w:r>
-              <w:rPr>
-                <w:rFonts w:ascii="Courier New" w:hAnsi="Courier New" w:eastAsia="Courier New"/>
-                <w:sz w:val="19"/>
-              </w:rPr>
-              <w:t xml:space="preserve">  );</w:t>
+              <w:t>TS</w:t>
+              <w:br/>
+            </w:r>
+            <w:r>
+              <w:rPr>
+                <w:rFonts w:ascii="Courier New" w:hAnsi="Courier New" w:eastAsia="Courier New"/>
+                <w:sz w:val="19"/>
+              </w:rPr>
+              <w:t>type Board = {</w:t>
+              <w:br/>
+            </w:r>
+            <w:r>
+              <w:rPr>
+                <w:rFonts w:ascii="Courier New" w:hAnsi="Courier New" w:eastAsia="Courier New"/>
+                <w:sz w:val="19"/>
+              </w:rPr>
+              <w:t xml:space="preserve">  columns: Record&lt;string, { id: string; title: string; cardIds: string[] }&gt;;</w:t>
+              <w:br/>
+            </w:r>
+            <w:r>
+              <w:rPr>
+                <w:rFonts w:ascii="Courier New" w:hAnsi="Courier New" w:eastAsia="Courier New"/>
+                <w:sz w:val="19"/>
+              </w:rPr>
+              <w:t xml:space="preserve">  cards: Record&lt;string, { id: string; title: string; rank: string }&gt;;</w:t>
+              <w:br/>
+            </w:r>
+            <w:r>
+              <w:rPr>
+                <w:rFonts w:ascii="Courier New" w:hAnsi="Courier New" w:eastAsia="Courier New"/>
+                <w:sz w:val="19"/>
+              </w:rPr>
+              <w:t>};</w:t>
+              <w:br/>
+            </w:r>
+            <w:r>
+              <w:rPr>
+                <w:rFonts w:ascii="Courier New" w:hAnsi="Courier New" w:eastAsia="Courier New"/>
+                <w:sz w:val="19"/>
+              </w:rPr>
+              <w:br/>
+            </w:r>
+            <w:r>
+              <w:rPr>
+                <w:rFonts w:ascii="Courier New" w:hAnsi="Courier New" w:eastAsia="Courier New"/>
+                <w:sz w:val="19"/>
+              </w:rPr>
+              <w:t>function moveCard(b: Board, cardId: string, from: string, to: string, index: number): Board {</w:t>
+              <w:br/>
+            </w:r>
+            <w:r>
+              <w:rPr>
+                <w:rFonts w:ascii="Courier New" w:hAnsi="Courier New" w:eastAsia="Courier New"/>
+                <w:sz w:val="19"/>
+              </w:rPr>
+              <w:t xml:space="preserve">  const src = b.columns[from].cardIds.filter((id) =&gt; id !== cardId);</w:t>
+              <w:br/>
+            </w:r>
+            <w:r>
+              <w:rPr>
+                <w:rFonts w:ascii="Courier New" w:hAnsi="Courier New" w:eastAsia="Courier New"/>
+                <w:sz w:val="19"/>
+              </w:rPr>
+              <w:t xml:space="preserve">  const dst = from === to ? src : [...b.columns[to].cardIds];</w:t>
+              <w:br/>
+            </w:r>
+            <w:r>
+              <w:rPr>
+                <w:rFonts w:ascii="Courier New" w:hAnsi="Courier New" w:eastAsia="Courier New"/>
+                <w:sz w:val="19"/>
+              </w:rPr>
+              <w:t xml:space="preserve">  dst.splice(index, 0, cardId);</w:t>
+              <w:br/>
+            </w:r>
+            <w:r>
+              <w:rPr>
+                <w:rFonts w:ascii="Courier New" w:hAnsi="Courier New" w:eastAsia="Courier New"/>
+                <w:sz w:val="19"/>
+              </w:rPr>
+              <w:t xml:space="preserve">  return { ...b, columns: { ...b.columns, [from]: { ...b.columns[from], cardIds: src }, [to]: { ...b.columns[to], cardIds: dst } } };</w:t>
               <w:br/>
             </w:r>
             <w:r>
@@ -8272,11 +9350,27 @@
         <w:rPr>
           <w:b/>
         </w:rPr>
-        <w:t>Follow-ups:</w:t>
-      </w:r>
-      <w:r>
-        <w:rPr/>
-        <w:t xml:space="preserve"> Dynamic row heights (measure each row with ResizeObserver, cache the offsets, and binary-search the first visible row), scroll-to-index, and sticky headers.</w:t>
+        <w:t>Say it like this:</w:t>
+      </w:r>
+      <w:r>
+        <w:rPr/>
+        <w:t xml:space="preserve"> "I'd normalise columns and cards so a move is just changing two ID arrays. dnd-kit gives keyboard drag and drop, which native drag and drop doesn't. Moves are optimistic with rollback, and fractional indexes mean only the moved card is updated on the server."</w:t>
+      </w:r>
+    </w:p>
+    <w:p>
+      <w:pPr>
+        <w:pBdr>
+          <w:bottom w:val="single" w:sz="6" w:space="1" w:color="BFC7D5"/>
+        </w:pBdr>
+      </w:pPr>
+    </w:p>
+    <w:p>
+      <w:pPr>
+        <w:pStyle w:val="Heading3"/>
+      </w:pPr>
+      <w:r>
+        <w:rPr/>
+        <w:t>Q21. Polling with backoff that pauses in hidden tabs</w:t>
       </w:r>
     </w:p>
     <w:p>
@@ -8287,11 +9381,11 @@
         <w:rPr>
           <w:b/>
         </w:rPr>
-        <w:t>Say it like this:</w:t>
-      </w:r>
-      <w:r>
-        <w:rPr/>
-        <w:t xml:space="preserve"> "With 100,000 rows, we render only about 30 DOM nodes. The maths is just </w:t>
+        <w:t>Short answer:</w:t>
+      </w:r>
+      <w:r>
+        <w:rPr/>
+        <w:t xml:space="preserve"> A </w:t>
       </w:r>
       <w:r>
         <w:rPr>
@@ -8299,27 +9393,57 @@
           <w:color w:val="B42318"/>
           <w:sz w:val="20"/>
         </w:rPr>
-        <w:t>scrollTop / rowHeight</w:t>
-      </w:r>
-      <w:r>
-        <w:rPr/>
-        <w:t xml:space="preserve"> for the first visible index. A spacer div gives the scrollbar its true length."</w:t>
-      </w:r>
-    </w:p>
-    <w:p>
-      <w:pPr>
-        <w:pBdr>
-          <w:bottom w:val="single" w:sz="6" w:space="1" w:color="BFC7D5"/>
-        </w:pBdr>
-      </w:pPr>
-    </w:p>
-    <w:p>
-      <w:pPr>
-        <w:pStyle w:val="Heading3"/>
-      </w:pPr>
-      <w:r>
-        <w:rPr/>
-        <w:t>Q24. Undo/redo editor</w:t>
+        <w:t>setTimeout</w:t>
+      </w:r>
+      <w:r>
+        <w:rPr/>
+        <w:t xml:space="preserve"> chain (not </w:t>
+      </w:r>
+      <w:r>
+        <w:rPr>
+          <w:rFonts w:ascii="Courier New" w:hAnsi="Courier New"/>
+          <w:color w:val="B42318"/>
+          <w:sz w:val="20"/>
+        </w:rPr>
+        <w:t>setInterval</w:t>
+      </w:r>
+      <w:r>
+        <w:rPr/>
+        <w:t>) that pauses in hidden tabs, backs off exponentially on errors, and stops when the job is done.</w:t>
+      </w:r>
+    </w:p>
+    <w:p>
+      <w:r>
+        <w:rPr/>
+      </w:r>
+      <w:r>
+        <w:rPr>
+          <w:b/>
+        </w:rPr>
+        <w:t>Explanation:</w:t>
+      </w:r>
+      <w:r>
+        <w:rPr/>
+      </w:r>
+    </w:p>
+    <w:p>
+      <w:r>
+        <w:rPr/>
+        <w:t>Requirements: poll a job status endpoint until it finishes, without overlapping requests, without wasting requests in background tabs, and slowing down when the server errors.</w:t>
+      </w:r>
+    </w:p>
+    <w:p>
+      <w:r>
+        <w:rPr/>
+      </w:r>
+      <w:r>
+        <w:rPr>
+          <w:b/>
+        </w:rPr>
+        <w:t>Example:</w:t>
+      </w:r>
+      <w:r>
+        <w:rPr/>
       </w:r>
     </w:p>
     <w:tbl>
@@ -8354,139 +9478,206 @@
                 <w:color w:val="6B7280"/>
                 <w:sz w:val="16"/>
               </w:rPr>
-              <w:t>TS</w:t>
-              <w:br/>
-            </w:r>
-            <w:r>
-              <w:rPr>
-                <w:rFonts w:ascii="Courier New" w:hAnsi="Courier New" w:eastAsia="Courier New"/>
-                <w:sz w:val="19"/>
-              </w:rPr>
-              <w:t>function useHistory&lt;T&gt;(initial: T) {</w:t>
-              <w:br/>
-            </w:r>
-            <w:r>
-              <w:rPr>
-                <w:rFonts w:ascii="Courier New" w:hAnsi="Courier New" w:eastAsia="Courier New"/>
-                <w:sz w:val="19"/>
-              </w:rPr>
-              <w:t xml:space="preserve">  const [state, setState] = useState({ past: [] as T[], present: initial, future: [] as T[] });</w:t>
-              <w:br/>
-            </w:r>
-            <w:r>
-              <w:rPr>
-                <w:rFonts w:ascii="Courier New" w:hAnsi="Courier New" w:eastAsia="Courier New"/>
-                <w:sz w:val="19"/>
-              </w:rPr>
-              <w:br/>
-            </w:r>
-            <w:r>
-              <w:rPr>
-                <w:rFonts w:ascii="Courier New" w:hAnsi="Courier New" w:eastAsia="Courier New"/>
-                <w:sz w:val="19"/>
-              </w:rPr>
-              <w:t xml:space="preserve">  const set = (value: T) =&gt;</w:t>
-              <w:br/>
-            </w:r>
-            <w:r>
-              <w:rPr>
-                <w:rFonts w:ascii="Courier New" w:hAnsi="Courier New" w:eastAsia="Courier New"/>
-                <w:sz w:val="19"/>
-              </w:rPr>
-              <w:t xml:space="preserve">    setState((s) =&gt; ({ past: [...s.past, s.present], present: value, future: [] }));   // new edit clears redo</w:t>
-              <w:br/>
-            </w:r>
-            <w:r>
-              <w:rPr>
-                <w:rFonts w:ascii="Courier New" w:hAnsi="Courier New" w:eastAsia="Courier New"/>
-                <w:sz w:val="19"/>
-              </w:rPr>
-              <w:br/>
-            </w:r>
-            <w:r>
-              <w:rPr>
-                <w:rFonts w:ascii="Courier New" w:hAnsi="Courier New" w:eastAsia="Courier New"/>
-                <w:sz w:val="19"/>
-              </w:rPr>
-              <w:t xml:space="preserve">  const undo = () =&gt;</w:t>
-              <w:br/>
-            </w:r>
-            <w:r>
-              <w:rPr>
-                <w:rFonts w:ascii="Courier New" w:hAnsi="Courier New" w:eastAsia="Courier New"/>
-                <w:sz w:val="19"/>
-              </w:rPr>
-              <w:t xml:space="preserve">    setState((s) =&gt; s.past.length</w:t>
-              <w:br/>
-            </w:r>
-            <w:r>
-              <w:rPr>
-                <w:rFonts w:ascii="Courier New" w:hAnsi="Courier New" w:eastAsia="Courier New"/>
-                <w:sz w:val="19"/>
-              </w:rPr>
-              <w:t xml:space="preserve">      ? { past: s.past.slice(0, -1), present: s.past.at(-1)!, future: [s.present, ...s.future] }</w:t>
-              <w:br/>
-            </w:r>
-            <w:r>
-              <w:rPr>
-                <w:rFonts w:ascii="Courier New" w:hAnsi="Courier New" w:eastAsia="Courier New"/>
-                <w:sz w:val="19"/>
-              </w:rPr>
-              <w:t xml:space="preserve">      : s);</w:t>
-              <w:br/>
-            </w:r>
-            <w:r>
-              <w:rPr>
-                <w:rFonts w:ascii="Courier New" w:hAnsi="Courier New" w:eastAsia="Courier New"/>
-                <w:sz w:val="19"/>
-              </w:rPr>
-              <w:br/>
-            </w:r>
-            <w:r>
-              <w:rPr>
-                <w:rFonts w:ascii="Courier New" w:hAnsi="Courier New" w:eastAsia="Courier New"/>
-                <w:sz w:val="19"/>
-              </w:rPr>
-              <w:t xml:space="preserve">  const redo = () =&gt;</w:t>
-              <w:br/>
-            </w:r>
-            <w:r>
-              <w:rPr>
-                <w:rFonts w:ascii="Courier New" w:hAnsi="Courier New" w:eastAsia="Courier New"/>
-                <w:sz w:val="19"/>
-              </w:rPr>
-              <w:t xml:space="preserve">    setState((s) =&gt; s.future.length</w:t>
-              <w:br/>
-            </w:r>
-            <w:r>
-              <w:rPr>
-                <w:rFonts w:ascii="Courier New" w:hAnsi="Courier New" w:eastAsia="Courier New"/>
-                <w:sz w:val="19"/>
-              </w:rPr>
-              <w:t xml:space="preserve">      ? { past: [...s.past, s.present], present: s.future[0], future: s.future.slice(1) }</w:t>
-              <w:br/>
-            </w:r>
-            <w:r>
-              <w:rPr>
-                <w:rFonts w:ascii="Courier New" w:hAnsi="Courier New" w:eastAsia="Courier New"/>
-                <w:sz w:val="19"/>
-              </w:rPr>
-              <w:t xml:space="preserve">      : s);</w:t>
-              <w:br/>
-            </w:r>
-            <w:r>
-              <w:rPr>
-                <w:rFonts w:ascii="Courier New" w:hAnsi="Courier New" w:eastAsia="Courier New"/>
-                <w:sz w:val="19"/>
-              </w:rPr>
-              <w:br/>
-            </w:r>
-            <w:r>
-              <w:rPr>
-                <w:rFonts w:ascii="Courier New" w:hAnsi="Courier New" w:eastAsia="Courier New"/>
-                <w:sz w:val="19"/>
-              </w:rPr>
-              <w:t xml:space="preserve">  return { value: state.present, set, undo, redo, canUndo: state.past.length &gt; 0, canRedo: state.future.length &gt; 0 };</w:t>
+              <w:t>TSX</w:t>
+              <w:br/>
+            </w:r>
+            <w:r>
+              <w:rPr>
+                <w:rFonts w:ascii="Courier New" w:hAnsi="Courier New" w:eastAsia="Courier New"/>
+                <w:sz w:val="19"/>
+              </w:rPr>
+              <w:t>function usePolling&lt;T&gt;(fn: () =&gt; Promise&lt;T&gt;, { interval = 5000, until }: { interval?: number; until?: (d: T) =&gt; boolean } = {}) {</w:t>
+              <w:br/>
+            </w:r>
+            <w:r>
+              <w:rPr>
+                <w:rFonts w:ascii="Courier New" w:hAnsi="Courier New" w:eastAsia="Courier New"/>
+                <w:sz w:val="19"/>
+              </w:rPr>
+              <w:t xml:space="preserve">  const [data, setData] = useState&lt;T&gt;();</w:t>
+              <w:br/>
+            </w:r>
+            <w:r>
+              <w:rPr>
+                <w:rFonts w:ascii="Courier New" w:hAnsi="Courier New" w:eastAsia="Courier New"/>
+                <w:sz w:val="19"/>
+              </w:rPr>
+              <w:t xml:space="preserve">  useEffect(() =&gt; {</w:t>
+              <w:br/>
+            </w:r>
+            <w:r>
+              <w:rPr>
+                <w:rFonts w:ascii="Courier New" w:hAnsi="Courier New" w:eastAsia="Courier New"/>
+                <w:sz w:val="19"/>
+              </w:rPr>
+              <w:t xml:space="preserve">    let timer: ReturnType&lt;typeof setTimeout&gt;;</w:t>
+              <w:br/>
+            </w:r>
+            <w:r>
+              <w:rPr>
+                <w:rFonts w:ascii="Courier New" w:hAnsi="Courier New" w:eastAsia="Courier New"/>
+                <w:sz w:val="19"/>
+              </w:rPr>
+              <w:t xml:space="preserve">    let failures = 0;</w:t>
+              <w:br/>
+            </w:r>
+            <w:r>
+              <w:rPr>
+                <w:rFonts w:ascii="Courier New" w:hAnsi="Courier New" w:eastAsia="Courier New"/>
+                <w:sz w:val="19"/>
+              </w:rPr>
+              <w:t xml:space="preserve">    let stopped = false;</w:t>
+              <w:br/>
+            </w:r>
+            <w:r>
+              <w:rPr>
+                <w:rFonts w:ascii="Courier New" w:hAnsi="Courier New" w:eastAsia="Courier New"/>
+                <w:sz w:val="19"/>
+              </w:rPr>
+              <w:br/>
+            </w:r>
+            <w:r>
+              <w:rPr>
+                <w:rFonts w:ascii="Courier New" w:hAnsi="Courier New" w:eastAsia="Courier New"/>
+                <w:sz w:val="19"/>
+              </w:rPr>
+              <w:t xml:space="preserve">    const run = async () =&gt; {</w:t>
+              <w:br/>
+            </w:r>
+            <w:r>
+              <w:rPr>
+                <w:rFonts w:ascii="Courier New" w:hAnsi="Courier New" w:eastAsia="Courier New"/>
+                <w:sz w:val="19"/>
+              </w:rPr>
+              <w:t xml:space="preserve">      if (document.visibilityState === 'hidden') { timer = setTimeout(run, interval); return; }</w:t>
+              <w:br/>
+            </w:r>
+            <w:r>
+              <w:rPr>
+                <w:rFonts w:ascii="Courier New" w:hAnsi="Courier New" w:eastAsia="Courier New"/>
+                <w:sz w:val="19"/>
+              </w:rPr>
+              <w:t xml:space="preserve">      try {</w:t>
+              <w:br/>
+            </w:r>
+            <w:r>
+              <w:rPr>
+                <w:rFonts w:ascii="Courier New" w:hAnsi="Courier New" w:eastAsia="Courier New"/>
+                <w:sz w:val="19"/>
+              </w:rPr>
+              <w:t xml:space="preserve">        const d = await fn();</w:t>
+              <w:br/>
+            </w:r>
+            <w:r>
+              <w:rPr>
+                <w:rFonts w:ascii="Courier New" w:hAnsi="Courier New" w:eastAsia="Courier New"/>
+                <w:sz w:val="19"/>
+              </w:rPr>
+              <w:t xml:space="preserve">        if (stopped) return;</w:t>
+              <w:br/>
+            </w:r>
+            <w:r>
+              <w:rPr>
+                <w:rFonts w:ascii="Courier New" w:hAnsi="Courier New" w:eastAsia="Courier New"/>
+                <w:sz w:val="19"/>
+              </w:rPr>
+              <w:t xml:space="preserve">        setData(d);</w:t>
+              <w:br/>
+            </w:r>
+            <w:r>
+              <w:rPr>
+                <w:rFonts w:ascii="Courier New" w:hAnsi="Courier New" w:eastAsia="Courier New"/>
+                <w:sz w:val="19"/>
+              </w:rPr>
+              <w:t xml:space="preserve">        failures = 0;</w:t>
+              <w:br/>
+            </w:r>
+            <w:r>
+              <w:rPr>
+                <w:rFonts w:ascii="Courier New" w:hAnsi="Courier New" w:eastAsia="Courier New"/>
+                <w:sz w:val="19"/>
+              </w:rPr>
+              <w:t xml:space="preserve">        if (until?.(d)) return;                                    // job finished: stop polling</w:t>
+              <w:br/>
+            </w:r>
+            <w:r>
+              <w:rPr>
+                <w:rFonts w:ascii="Courier New" w:hAnsi="Courier New" w:eastAsia="Courier New"/>
+                <w:sz w:val="19"/>
+              </w:rPr>
+              <w:t xml:space="preserve">      } catch {</w:t>
+              <w:br/>
+            </w:r>
+            <w:r>
+              <w:rPr>
+                <w:rFonts w:ascii="Courier New" w:hAnsi="Courier New" w:eastAsia="Courier New"/>
+                <w:sz w:val="19"/>
+              </w:rPr>
+              <w:t xml:space="preserve">        failures++;</w:t>
+              <w:br/>
+            </w:r>
+            <w:r>
+              <w:rPr>
+                <w:rFonts w:ascii="Courier New" w:hAnsi="Courier New" w:eastAsia="Courier New"/>
+                <w:sz w:val="19"/>
+              </w:rPr>
+              <w:t xml:space="preserve">      }</w:t>
+              <w:br/>
+            </w:r>
+            <w:r>
+              <w:rPr>
+                <w:rFonts w:ascii="Courier New" w:hAnsi="Courier New" w:eastAsia="Courier New"/>
+                <w:sz w:val="19"/>
+              </w:rPr>
+              <w:t xml:space="preserve">      const delay = failures ? Math.min(60_000, interval * 2 ** failures) : interval; // backoff</w:t>
+              <w:br/>
+            </w:r>
+            <w:r>
+              <w:rPr>
+                <w:rFonts w:ascii="Courier New" w:hAnsi="Courier New" w:eastAsia="Courier New"/>
+                <w:sz w:val="19"/>
+              </w:rPr>
+              <w:t xml:space="preserve">      timer = setTimeout(run, delay);</w:t>
+              <w:br/>
+            </w:r>
+            <w:r>
+              <w:rPr>
+                <w:rFonts w:ascii="Courier New" w:hAnsi="Courier New" w:eastAsia="Courier New"/>
+                <w:sz w:val="19"/>
+              </w:rPr>
+              <w:t xml:space="preserve">    };</w:t>
+              <w:br/>
+            </w:r>
+            <w:r>
+              <w:rPr>
+                <w:rFonts w:ascii="Courier New" w:hAnsi="Courier New" w:eastAsia="Courier New"/>
+                <w:sz w:val="19"/>
+              </w:rPr>
+              <w:t xml:space="preserve">    run();</w:t>
+              <w:br/>
+            </w:r>
+            <w:r>
+              <w:rPr>
+                <w:rFonts w:ascii="Courier New" w:hAnsi="Courier New" w:eastAsia="Courier New"/>
+                <w:sz w:val="19"/>
+              </w:rPr>
+              <w:t xml:space="preserve">    return () =&gt; { stopped = true; clearTimeout(timer); };</w:t>
+              <w:br/>
+            </w:r>
+            <w:r>
+              <w:rPr>
+                <w:rFonts w:ascii="Courier New" w:hAnsi="Courier New" w:eastAsia="Courier New"/>
+                <w:sz w:val="19"/>
+              </w:rPr>
+              <w:t xml:space="preserve">  }, [fn, interval, until]);</w:t>
+              <w:br/>
+            </w:r>
+            <w:r>
+              <w:rPr>
+                <w:rFonts w:ascii="Courier New" w:hAnsi="Courier New" w:eastAsia="Courier New"/>
+                <w:sz w:val="19"/>
+              </w:rPr>
+              <w:t xml:space="preserve">  return data;</w:t>
               <w:br/>
             </w:r>
             <w:r>
@@ -8495,6 +9686,21 @@
                 <w:sz w:val="19"/>
               </w:rPr>
               <w:t>}</w:t>
+              <w:br/>
+            </w:r>
+            <w:r>
+              <w:rPr>
+                <w:rFonts w:ascii="Courier New" w:hAnsi="Courier New" w:eastAsia="Courier New"/>
+                <w:sz w:val="19"/>
+              </w:rPr>
+              <w:br/>
+            </w:r>
+            <w:r>
+              <w:rPr>
+                <w:rFonts w:ascii="Courier New" w:hAnsi="Courier New" w:eastAsia="Courier New"/>
+                <w:sz w:val="19"/>
+              </w:rPr>
+              <w:t>// usage: const job = usePolling(() =&gt; getScoringJob(id), { until: (j) =&gt; j.status === 'done' });</w:t>
             </w:r>
           </w:p>
         </w:tc>
@@ -8513,21 +9719,35 @@
         <w:rPr>
           <w:b/>
         </w:rPr>
-        <w:t>Key points:</w:t>
-      </w:r>
-      <w:r>
-        <w:rPr/>
-        <w:t xml:space="preserve"> Bind Ctrl/Cmd+Z for undo and Ctrl/Cmd+Shift+Z for redo. Merge rapid typing into one history entry with a debounce. Cap the history length. For large documents, store </w:t>
+        <w:t>Say it like this:</w:t>
+      </w:r>
+      <w:r>
+        <w:rPr/>
+        <w:t xml:space="preserve"> "I use a </w:t>
       </w:r>
       <w:r>
         <w:rPr>
-          <w:i/>
+          <w:rFonts w:ascii="Courier New" w:hAnsi="Courier New"/>
+          <w:color w:val="B42318"/>
+          <w:sz w:val="20"/>
         </w:rPr>
-        <w:t>commands</w:t>
-      </w:r>
-      <w:r>
-        <w:rPr/>
-        <w:t xml:space="preserve"> (do and undo functions) instead of full snapshots.</w:t>
+        <w:t>setTimeout</w:t>
+      </w:r>
+      <w:r>
+        <w:rPr/>
+        <w:t xml:space="preserve"> chain rather than </w:t>
+      </w:r>
+      <w:r>
+        <w:rPr>
+          <w:rFonts w:ascii="Courier New" w:hAnsi="Courier New"/>
+          <w:color w:val="B42318"/>
+          <w:sz w:val="20"/>
+        </w:rPr>
+        <w:t>setInterval</w:t>
+      </w:r>
+      <w:r>
+        <w:rPr/>
+        <w:t>, so requests never overlap. Polling pauses in hidden tabs, backs off on errors, and stops when the job is done."</w:t>
       </w:r>
     </w:p>
     <w:p>
@@ -8543,7 +9763,7 @@
       </w:pPr>
       <w:r>
         <w:rPr/>
-        <w:t>Q25. Mini spreadsheet with formulas</w:t>
+        <w:t>Q22. Like button with an optimistic update</w:t>
       </w:r>
     </w:p>
     <w:p>
@@ -8554,11 +9774,11 @@
         <w:rPr>
           <w:b/>
         </w:rPr>
-        <w:t>Key points:</w:t>
-      </w:r>
-      <w:r>
-        <w:rPr/>
-        <w:t xml:space="preserve"> A grid of cells with formulas like </w:t>
+        <w:t>Short answer:</w:t>
+      </w:r>
+      <w:r>
+        <w:rPr/>
+        <w:t xml:space="preserve"> Update the UI immediately, send the request, roll back on failure, and use a </w:t>
       </w:r>
       <w:r>
         <w:rPr>
@@ -8566,39 +9786,11 @@
           <w:color w:val="B42318"/>
           <w:sz w:val="20"/>
         </w:rPr>
-        <w:t>=A1+B2</w:t>
-      </w:r>
-      <w:r>
-        <w:rPr/>
-        <w:t xml:space="preserve">. Parse each formula to find its references and build a dependency graph. When a cell changes, recompute its dependents in topological order, and show </w:t>
-      </w:r>
-      <w:r>
-        <w:rPr>
-          <w:rFonts w:ascii="Courier New" w:hAnsi="Courier New"/>
-          <w:color w:val="B42318"/>
-          <w:sz w:val="20"/>
-        </w:rPr>
-        <w:t>#CYCLE</w:t>
-      </w:r>
-      <w:r>
-        <w:rPr/>
-        <w:t xml:space="preserve"> when you detect a cycle (DSA Q64). Virtualise rows and columns for large sheets.</w:t>
-      </w:r>
-    </w:p>
-    <w:p>
-      <w:pPr>
-        <w:pBdr>
-          <w:bottom w:val="single" w:sz="6" w:space="1" w:color="BFC7D5"/>
-        </w:pBdr>
-      </w:pPr>
-    </w:p>
-    <w:p>
-      <w:pPr>
-        <w:pStyle w:val="Heading3"/>
-      </w:pPr>
-      <w:r>
-        <w:rPr/>
-        <w:t>Q26. Drag-to-select grid (calendar slot picker)</w:t>
+        <w:t>latest</w:t>
+      </w:r>
+      <w:r>
+        <w:rPr/>
+        <w:t xml:space="preserve"> ref so an old failure can't undo a newer click.</w:t>
       </w:r>
     </w:p>
     <w:p>
@@ -8609,75 +9801,30 @@
         <w:rPr>
           <w:b/>
         </w:rPr>
-        <w:t>Key points:</w:t>
-      </w:r>
-      <w:r>
-        <w:rPr/>
-        <w:t xml:space="preserve"> Track the start cell on </w:t>
+        <w:t>Explanation:</w:t>
+      </w:r>
+      <w:r>
+        <w:rPr/>
+      </w:r>
+    </w:p>
+    <w:p>
+      <w:r>
+        <w:rPr/>
+        <w:t>Requirements: the like count and icon change instantly, the server is updated in the background, and a failure rolls the UI back without breaking rapid clicks.</w:t>
+      </w:r>
+    </w:p>
+    <w:p>
+      <w:r>
+        <w:rPr/>
       </w:r>
       <w:r>
         <w:rPr>
-          <w:rFonts w:ascii="Courier New" w:hAnsi="Courier New"/>
-          <w:color w:val="B42318"/>
-          <w:sz w:val="20"/>
+          <w:b/>
         </w:rPr>
-        <w:t>pointerdown</w:t>
-      </w:r>
-      <w:r>
-        <w:rPr/>
-        <w:t xml:space="preserve"> and the current cell on </w:t>
-      </w:r>
-      <w:r>
-        <w:rPr>
-          <w:rFonts w:ascii="Courier New" w:hAnsi="Courier New"/>
-          <w:color w:val="B42318"/>
-          <w:sz w:val="20"/>
-        </w:rPr>
-        <w:t>pointermove</w:t>
-      </w:r>
-      <w:r>
-        <w:rPr/>
-        <w:t xml:space="preserve">. The selection is the rectangle between them, finalised on </w:t>
-      </w:r>
-      <w:r>
-        <w:rPr>
-          <w:rFonts w:ascii="Courier New" w:hAnsi="Courier New"/>
-          <w:color w:val="B42318"/>
-          <w:sz w:val="20"/>
-        </w:rPr>
-        <w:t>pointerup</w:t>
-      </w:r>
-      <w:r>
-        <w:rPr/>
-        <w:t xml:space="preserve">. Use </w:t>
-      </w:r>
-      <w:r>
-        <w:rPr>
-          <w:rFonts w:ascii="Courier New" w:hAnsi="Courier New"/>
-          <w:color w:val="B42318"/>
-          <w:sz w:val="20"/>
-        </w:rPr>
-        <w:t>setPointerCapture</w:t>
-      </w:r>
-      <w:r>
-        <w:rPr/>
-        <w:t xml:space="preserve"> so dragging outside the grid still works. Provide a keyboard alternative (Shift+Arrow keys) and announce "3 slots selected".</w:t>
-      </w:r>
-    </w:p>
-    <w:p>
-      <w:pPr>
-        <w:pBdr>
-          <w:bottom w:val="single" w:sz="6" w:space="1" w:color="BFC7D5"/>
-        </w:pBdr>
-      </w:pPr>
-    </w:p>
-    <w:p>
-      <w:pPr>
-        <w:pStyle w:val="Heading3"/>
-      </w:pPr>
-      <w:r>
-        <w:rPr/>
-        <w:t>Q27. Calendar month view</w:t>
+        <w:t>Example:</w:t>
+      </w:r>
+      <w:r>
+        <w:rPr/>
       </w:r>
     </w:p>
     <w:tbl>
@@ -8712,55 +9859,165 @@
                 <w:color w:val="6B7280"/>
                 <w:sz w:val="16"/>
               </w:rPr>
-              <w:t>TS</w:t>
-              <w:br/>
-            </w:r>
-            <w:r>
-              <w:rPr>
-                <w:rFonts w:ascii="Courier New" w:hAnsi="Courier New" w:eastAsia="Courier New"/>
-                <w:sz w:val="19"/>
-              </w:rPr>
-              <w:t>function monthGrid(year: number, month: number, weekStartsOn = 1 /* Monday */) {</w:t>
-              <w:br/>
-            </w:r>
-            <w:r>
-              <w:rPr>
-                <w:rFonts w:ascii="Courier New" w:hAnsi="Courier New" w:eastAsia="Courier New"/>
-                <w:sz w:val="19"/>
-              </w:rPr>
-              <w:t xml:space="preserve">  const first = new Date(year, month, 1);</w:t>
-              <w:br/>
-            </w:r>
-            <w:r>
-              <w:rPr>
-                <w:rFonts w:ascii="Courier New" w:hAnsi="Courier New" w:eastAsia="Courier New"/>
-                <w:sz w:val="19"/>
-              </w:rPr>
-              <w:t xml:space="preserve">  const offset = (first.getDay() - weekStartsOn + 7) % 7;</w:t>
-              <w:br/>
-            </w:r>
-            <w:r>
-              <w:rPr>
-                <w:rFonts w:ascii="Courier New" w:hAnsi="Courier New" w:eastAsia="Courier New"/>
-                <w:sz w:val="19"/>
-              </w:rPr>
-              <w:t xml:space="preserve">  const start = new Date(year, month, 1 - offset);</w:t>
-              <w:br/>
-            </w:r>
-            <w:r>
-              <w:rPr>
-                <w:rFonts w:ascii="Courier New" w:hAnsi="Courier New" w:eastAsia="Courier New"/>
-                <w:sz w:val="19"/>
-              </w:rPr>
-              <w:t xml:space="preserve">  return Array.from({ length: 42 }, (_, i) =&gt;                     // 6 weeks × 7 days</w:t>
-              <w:br/>
-            </w:r>
-            <w:r>
-              <w:rPr>
-                <w:rFonts w:ascii="Courier New" w:hAnsi="Courier New" w:eastAsia="Courier New"/>
-                <w:sz w:val="19"/>
-              </w:rPr>
-              <w:t xml:space="preserve">    new Date(start.getFullYear(), start.getMonth(), start.getDate() + i));</w:t>
+              <w:t>TSX</w:t>
+              <w:br/>
+            </w:r>
+            <w:r>
+              <w:rPr>
+                <w:rFonts w:ascii="Courier New" w:hAnsi="Courier New" w:eastAsia="Courier New"/>
+                <w:sz w:val="19"/>
+              </w:rPr>
+              <w:t>function LikeButton({ postId, initialLiked }: { postId: string; initialLiked: boolean }) {</w:t>
+              <w:br/>
+            </w:r>
+            <w:r>
+              <w:rPr>
+                <w:rFonts w:ascii="Courier New" w:hAnsi="Courier New" w:eastAsia="Courier New"/>
+                <w:sz w:val="19"/>
+              </w:rPr>
+              <w:t xml:space="preserve">  const [liked, setLiked] = useState(initialLiked);</w:t>
+              <w:br/>
+            </w:r>
+            <w:r>
+              <w:rPr>
+                <w:rFonts w:ascii="Courier New" w:hAnsi="Courier New" w:eastAsia="Courier New"/>
+                <w:sz w:val="19"/>
+              </w:rPr>
+              <w:t xml:space="preserve">  const latest = useRef(initialLiked);                     // latest user intent</w:t>
+              <w:br/>
+            </w:r>
+            <w:r>
+              <w:rPr>
+                <w:rFonts w:ascii="Courier New" w:hAnsi="Courier New" w:eastAsia="Courier New"/>
+                <w:sz w:val="19"/>
+              </w:rPr>
+              <w:br/>
+            </w:r>
+            <w:r>
+              <w:rPr>
+                <w:rFonts w:ascii="Courier New" w:hAnsi="Courier New" w:eastAsia="Courier New"/>
+                <w:sz w:val="19"/>
+              </w:rPr>
+              <w:t xml:space="preserve">  const toggle = async () =&gt; {</w:t>
+              <w:br/>
+            </w:r>
+            <w:r>
+              <w:rPr>
+                <w:rFonts w:ascii="Courier New" w:hAnsi="Courier New" w:eastAsia="Courier New"/>
+                <w:sz w:val="19"/>
+              </w:rPr>
+              <w:t xml:space="preserve">    const next = !liked;</w:t>
+              <w:br/>
+            </w:r>
+            <w:r>
+              <w:rPr>
+                <w:rFonts w:ascii="Courier New" w:hAnsi="Courier New" w:eastAsia="Courier New"/>
+                <w:sz w:val="19"/>
+              </w:rPr>
+              <w:t xml:space="preserve">    setLiked(next);                                        // optimistic</w:t>
+              <w:br/>
+            </w:r>
+            <w:r>
+              <w:rPr>
+                <w:rFonts w:ascii="Courier New" w:hAnsi="Courier New" w:eastAsia="Courier New"/>
+                <w:sz w:val="19"/>
+              </w:rPr>
+              <w:t xml:space="preserve">    latest.current = next;</w:t>
+              <w:br/>
+            </w:r>
+            <w:r>
+              <w:rPr>
+                <w:rFonts w:ascii="Courier New" w:hAnsi="Courier New" w:eastAsia="Courier New"/>
+                <w:sz w:val="19"/>
+              </w:rPr>
+              <w:t xml:space="preserve">    try {</w:t>
+              <w:br/>
+            </w:r>
+            <w:r>
+              <w:rPr>
+                <w:rFonts w:ascii="Courier New" w:hAnsi="Courier New" w:eastAsia="Courier New"/>
+                <w:sz w:val="19"/>
+              </w:rPr>
+              <w:t xml:space="preserve">      await api.setLike(postId, next);</w:t>
+              <w:br/>
+            </w:r>
+            <w:r>
+              <w:rPr>
+                <w:rFonts w:ascii="Courier New" w:hAnsi="Courier New" w:eastAsia="Courier New"/>
+                <w:sz w:val="19"/>
+              </w:rPr>
+              <w:t xml:space="preserve">    } catch {</w:t>
+              <w:br/>
+            </w:r>
+            <w:r>
+              <w:rPr>
+                <w:rFonts w:ascii="Courier New" w:hAnsi="Courier New" w:eastAsia="Courier New"/>
+                <w:sz w:val="19"/>
+              </w:rPr>
+              <w:t xml:space="preserve">      if (latest.current === next) {                       // only roll back if no newer click</w:t>
+              <w:br/>
+            </w:r>
+            <w:r>
+              <w:rPr>
+                <w:rFonts w:ascii="Courier New" w:hAnsi="Courier New" w:eastAsia="Courier New"/>
+                <w:sz w:val="19"/>
+              </w:rPr>
+              <w:t xml:space="preserve">        setLiked(!next);</w:t>
+              <w:br/>
+            </w:r>
+            <w:r>
+              <w:rPr>
+                <w:rFonts w:ascii="Courier New" w:hAnsi="Courier New" w:eastAsia="Courier New"/>
+                <w:sz w:val="19"/>
+              </w:rPr>
+              <w:t xml:space="preserve">        latest.current = !next;</w:t>
+              <w:br/>
+            </w:r>
+            <w:r>
+              <w:rPr>
+                <w:rFonts w:ascii="Courier New" w:hAnsi="Courier New" w:eastAsia="Courier New"/>
+                <w:sz w:val="19"/>
+              </w:rPr>
+              <w:t xml:space="preserve">        toast({ title: 'Could not update like', variant: 'error', duration: 4000 });</w:t>
+              <w:br/>
+            </w:r>
+            <w:r>
+              <w:rPr>
+                <w:rFonts w:ascii="Courier New" w:hAnsi="Courier New" w:eastAsia="Courier New"/>
+                <w:sz w:val="19"/>
+              </w:rPr>
+              <w:t xml:space="preserve">      }</w:t>
+              <w:br/>
+            </w:r>
+            <w:r>
+              <w:rPr>
+                <w:rFonts w:ascii="Courier New" w:hAnsi="Courier New" w:eastAsia="Courier New"/>
+                <w:sz w:val="19"/>
+              </w:rPr>
+              <w:t xml:space="preserve">    }</w:t>
+              <w:br/>
+            </w:r>
+            <w:r>
+              <w:rPr>
+                <w:rFonts w:ascii="Courier New" w:hAnsi="Courier New" w:eastAsia="Courier New"/>
+                <w:sz w:val="19"/>
+              </w:rPr>
+              <w:t xml:space="preserve">  };</w:t>
+              <w:br/>
+            </w:r>
+            <w:r>
+              <w:rPr>
+                <w:rFonts w:ascii="Courier New" w:hAnsi="Courier New" w:eastAsia="Courier New"/>
+                <w:sz w:val="19"/>
+              </w:rPr>
+              <w:br/>
+            </w:r>
+            <w:r>
+              <w:rPr>
+                <w:rFonts w:ascii="Courier New" w:hAnsi="Courier New" w:eastAsia="Courier New"/>
+                <w:sz w:val="19"/>
+              </w:rPr>
+              <w:t xml:space="preserve">  return &lt;button aria-pressed={liked} onClick={toggle}&gt;{liked ? '♥ Liked' : '♡ Like'}&lt;/button&gt;;</w:t>
               <w:br/>
             </w:r>
             <w:r>
@@ -8787,11 +10044,23 @@
         <w:rPr>
           <w:b/>
         </w:rPr>
-        <w:t>Key points:</w:t>
-      </w:r>
-      <w:r>
-        <w:rPr/>
-        <w:t xml:space="preserve"> Group events by day key. Show "+3 more" when a day overflows. Use arrow-key navigation between days (the grid pattern). Be explicit about time zones.</w:t>
+        <w:t>Say it like this:</w:t>
+      </w:r>
+      <w:r>
+        <w:rPr/>
+        <w:t xml:space="preserve"> "The UI updates immediately. The </w:t>
+      </w:r>
+      <w:r>
+        <w:rPr>
+          <w:rFonts w:ascii="Courier New" w:hAnsi="Courier New"/>
+          <w:color w:val="B42318"/>
+          <w:sz w:val="20"/>
+        </w:rPr>
+        <w:t>latest</w:t>
+      </w:r>
+      <w:r>
+        <w:rPr/>
+        <w:t xml:space="preserve"> ref handles rapid double-clicks: an old failing request won't roll back a newer click. In production I'd also debounce the server call, so five quick toggles become one request."</w:t>
       </w:r>
     </w:p>
     <w:p>
@@ -8803,11 +10072,23 @@
     </w:p>
     <w:p>
       <w:pPr>
+        <w:pStyle w:val="Heading2"/>
+        <w:pBdr>
+          <w:bottom w:val="single" w:sz="6" w:space="1" w:color="BFC7D5"/>
+        </w:pBdr>
+      </w:pPr>
+      <w:r>
+        <w:rPr/>
+        <w:t>🔴 Advanced Builds (Senior Rounds)</w:t>
+      </w:r>
+    </w:p>
+    <w:p>
+      <w:pPr>
         <w:pStyle w:val="Heading3"/>
       </w:pPr>
       <w:r>
         <w:rPr/>
-        <w:t>Q28. Chat UI with streaming responses</w:t>
+        <w:t>Q23. Virtualised list from scratch (fixed row height)</w:t>
       </w:r>
     </w:p>
     <w:p>
@@ -8818,40 +10099,11 @@
         <w:rPr>
           <w:b/>
         </w:rPr>
-        <w:t>Key points:</w:t>
-      </w:r>
-      <w:r>
-        <w:rPr/>
-      </w:r>
-    </w:p>
-    <w:p>
-      <w:pPr>
-        <w:pStyle w:val="ListBullet"/>
-        <w:spacing w:after="40"/>
-      </w:pPr>
-      <w:r>
-        <w:rPr/>
-        <w:t>A message list (reverse virtualised for long histories).</w:t>
-      </w:r>
-    </w:p>
-    <w:p>
-      <w:pPr>
-        <w:pStyle w:val="ListBullet"/>
-        <w:spacing w:after="40"/>
-      </w:pPr>
-      <w:r>
-        <w:rPr/>
-        <w:t>Enter sends and Shift+Enter adds a newline.</w:t>
-      </w:r>
-    </w:p>
-    <w:p>
-      <w:pPr>
-        <w:pStyle w:val="ListBullet"/>
-        <w:spacing w:after="40"/>
-      </w:pPr>
-      <w:r>
-        <w:rPr/>
-        <w:t xml:space="preserve">Stream tokens through </w:t>
+        <w:t>Short answer:</w:t>
+      </w:r>
+      <w:r>
+        <w:rPr/>
+        <w:t xml:space="preserve"> Render only rows in the visible window plus overscan, positioned inside a full-height spacer, using </w:t>
       </w:r>
       <w:r>
         <w:rPr>
@@ -8859,47 +10111,70 @@
           <w:color w:val="B42318"/>
           <w:sz w:val="20"/>
         </w:rPr>
-        <w:t>fetch</w:t>
-      </w:r>
-      <w:r>
-        <w:rPr/>
-        <w:t xml:space="preserve"> (JavaScript Q143), with a Stop button wired to an AbortController.</w:t>
-      </w:r>
-    </w:p>
-    <w:p>
-      <w:pPr>
-        <w:pStyle w:val="ListBullet"/>
-        <w:spacing w:after="40"/>
-      </w:pPr>
-      <w:r>
-        <w:rPr/>
-        <w:t>Retry for failed messages.</w:t>
-      </w:r>
-    </w:p>
-    <w:p>
-      <w:pPr>
-        <w:pStyle w:val="ListBullet"/>
-        <w:spacing w:after="40"/>
-      </w:pPr>
-      <w:r>
-        <w:rPr/>
-        <w:t>Auto-scroll only when the user is near the bottom.</w:t>
-      </w:r>
-    </w:p>
-    <w:p>
-      <w:pPr>
-        <w:pStyle w:val="ListBullet"/>
-        <w:spacing w:after="40"/>
-      </w:pPr>
-      <w:r>
-        <w:rPr/>
-        <w:t>Sanitised markdown, a copy button, and an error state per message.</w:t>
-      </w:r>
-    </w:p>
-    <w:p>
-      <w:pPr>
-        <w:spacing w:after="0"/>
-      </w:pPr>
+        <w:t>scrollTop / rowHeight</w:t>
+      </w:r>
+      <w:r>
+        <w:rPr/>
+        <w:t>.</w:t>
+      </w:r>
+    </w:p>
+    <w:p>
+      <w:r>
+        <w:rPr/>
+      </w:r>
+      <w:r>
+        <w:rPr>
+          <w:b/>
+        </w:rPr>
+        <w:t>Explanation:</w:t>
+      </w:r>
+      <w:r>
+        <w:rPr/>
+      </w:r>
+    </w:p>
+    <w:p>
+      <w:r>
+        <w:rPr/>
+      </w:r>
+      <w:r>
+        <w:rPr>
+          <w:b/>
+        </w:rPr>
+        <w:t>Idea:</w:t>
+      </w:r>
+      <w:r>
+        <w:rPr/>
+        <w:t xml:space="preserve"> Only render the rows inside the visible scroll window, plus a few extra ("overscan"). A tall inner spacer element keeps the scrollbar the correct size.</w:t>
+      </w:r>
+    </w:p>
+    <w:p>
+      <w:r>
+        <w:rPr/>
+      </w:r>
+      <w:r>
+        <w:rPr>
+          <w:b/>
+        </w:rPr>
+        <w:t>Follow-ups:</w:t>
+      </w:r>
+      <w:r>
+        <w:rPr/>
+        <w:t xml:space="preserve"> Dynamic row heights (measure each row with ResizeObserver, cache the offsets, and binary-search the first visible row), scroll-to-index, and sticky headers.</w:t>
+      </w:r>
+    </w:p>
+    <w:p>
+      <w:r>
+        <w:rPr/>
+      </w:r>
+      <w:r>
+        <w:rPr>
+          <w:b/>
+        </w:rPr>
+        <w:t>Example:</w:t>
+      </w:r>
+      <w:r>
+        <w:rPr/>
+      </w:r>
     </w:p>
     <w:tbl>
       <w:tblPr>
@@ -8933,15 +10208,166 @@
                 <w:color w:val="6B7280"/>
                 <w:sz w:val="16"/>
               </w:rPr>
-              <w:t>TS</w:t>
-              <w:br/>
-            </w:r>
-            <w:r>
-              <w:rPr>
-                <w:rFonts w:ascii="Courier New" w:hAnsi="Courier New" w:eastAsia="Courier New"/>
-                <w:sz w:val="19"/>
-              </w:rPr>
-              <w:t>const nearBottom = (el: HTMLElement) =&gt; el.scrollHeight - el.scrollTop - el.clientHeight &lt; 80;</w:t>
+              <w:t>TSX</w:t>
+              <w:br/>
+            </w:r>
+            <w:r>
+              <w:rPr>
+                <w:rFonts w:ascii="Courier New" w:hAnsi="Courier New" w:eastAsia="Courier New"/>
+                <w:sz w:val="19"/>
+              </w:rPr>
+              <w:t>function VirtualList&lt;T&gt;({ items, rowHeight, height, render }:</w:t>
+              <w:br/>
+            </w:r>
+            <w:r>
+              <w:rPr>
+                <w:rFonts w:ascii="Courier New" w:hAnsi="Courier New" w:eastAsia="Courier New"/>
+                <w:sz w:val="19"/>
+              </w:rPr>
+              <w:t xml:space="preserve">  { items: T[]; rowHeight: number; height: number; render: (t: T, i: number) =&gt; React.ReactNode }) {</w:t>
+              <w:br/>
+            </w:r>
+            <w:r>
+              <w:rPr>
+                <w:rFonts w:ascii="Courier New" w:hAnsi="Courier New" w:eastAsia="Courier New"/>
+                <w:sz w:val="19"/>
+              </w:rPr>
+              <w:t xml:space="preserve">  const [scrollTop, setScrollTop] = useState(0);</w:t>
+              <w:br/>
+            </w:r>
+            <w:r>
+              <w:rPr>
+                <w:rFonts w:ascii="Courier New" w:hAnsi="Courier New" w:eastAsia="Courier New"/>
+                <w:sz w:val="19"/>
+              </w:rPr>
+              <w:t xml:space="preserve">  const overscan = 5;</w:t>
+              <w:br/>
+            </w:r>
+            <w:r>
+              <w:rPr>
+                <w:rFonts w:ascii="Courier New" w:hAnsi="Courier New" w:eastAsia="Courier New"/>
+                <w:sz w:val="19"/>
+              </w:rPr>
+              <w:t xml:space="preserve">  const start = Math.max(0, Math.floor(scrollTop / rowHeight) - overscan);</w:t>
+              <w:br/>
+            </w:r>
+            <w:r>
+              <w:rPr>
+                <w:rFonts w:ascii="Courier New" w:hAnsi="Courier New" w:eastAsia="Courier New"/>
+                <w:sz w:val="19"/>
+              </w:rPr>
+              <w:t xml:space="preserve">  const end = Math.min(items.length, Math.ceil((scrollTop + height) / rowHeight) + overscan);</w:t>
+              <w:br/>
+            </w:r>
+            <w:r>
+              <w:rPr>
+                <w:rFonts w:ascii="Courier New" w:hAnsi="Courier New" w:eastAsia="Courier New"/>
+                <w:sz w:val="19"/>
+              </w:rPr>
+              <w:br/>
+            </w:r>
+            <w:r>
+              <w:rPr>
+                <w:rFonts w:ascii="Courier New" w:hAnsi="Courier New" w:eastAsia="Courier New"/>
+                <w:sz w:val="19"/>
+              </w:rPr>
+              <w:t xml:space="preserve">  return (</w:t>
+              <w:br/>
+            </w:r>
+            <w:r>
+              <w:rPr>
+                <w:rFonts w:ascii="Courier New" w:hAnsi="Courier New" w:eastAsia="Courier New"/>
+                <w:sz w:val="19"/>
+              </w:rPr>
+              <w:t xml:space="preserve">    &lt;div style={{ height, overflowY: 'auto' }} onScroll={(e) =&gt; setScrollTop(e.currentTarget.scrollTop)}&gt;</w:t>
+              <w:br/>
+            </w:r>
+            <w:r>
+              <w:rPr>
+                <w:rFonts w:ascii="Courier New" w:hAnsi="Courier New" w:eastAsia="Courier New"/>
+                <w:sz w:val="19"/>
+              </w:rPr>
+              <w:t xml:space="preserve">      &lt;div style={{ height: items.length * rowHeight, position: 'relative' }}&gt;</w:t>
+              <w:br/>
+            </w:r>
+            <w:r>
+              <w:rPr>
+                <w:rFonts w:ascii="Courier New" w:hAnsi="Courier New" w:eastAsia="Courier New"/>
+                <w:sz w:val="19"/>
+              </w:rPr>
+              <w:t xml:space="preserve">        {items.slice(start, end).map((item, k) =&gt; (</w:t>
+              <w:br/>
+            </w:r>
+            <w:r>
+              <w:rPr>
+                <w:rFonts w:ascii="Courier New" w:hAnsi="Courier New" w:eastAsia="Courier New"/>
+                <w:sz w:val="19"/>
+              </w:rPr>
+              <w:t xml:space="preserve">          &lt;div key={start + k}</w:t>
+              <w:br/>
+            </w:r>
+            <w:r>
+              <w:rPr>
+                <w:rFonts w:ascii="Courier New" w:hAnsi="Courier New" w:eastAsia="Courier New"/>
+                <w:sz w:val="19"/>
+              </w:rPr>
+              <w:t xml:space="preserve">               style={{ position: 'absolute', top: (start + k) * rowHeight, height: rowHeight, left: 0, right: 0 }}&gt;</w:t>
+              <w:br/>
+            </w:r>
+            <w:r>
+              <w:rPr>
+                <w:rFonts w:ascii="Courier New" w:hAnsi="Courier New" w:eastAsia="Courier New"/>
+                <w:sz w:val="19"/>
+              </w:rPr>
+              <w:t xml:space="preserve">            {render(item, start + k)}</w:t>
+              <w:br/>
+            </w:r>
+            <w:r>
+              <w:rPr>
+                <w:rFonts w:ascii="Courier New" w:hAnsi="Courier New" w:eastAsia="Courier New"/>
+                <w:sz w:val="19"/>
+              </w:rPr>
+              <w:t xml:space="preserve">          &lt;/div&gt;</w:t>
+              <w:br/>
+            </w:r>
+            <w:r>
+              <w:rPr>
+                <w:rFonts w:ascii="Courier New" w:hAnsi="Courier New" w:eastAsia="Courier New"/>
+                <w:sz w:val="19"/>
+              </w:rPr>
+              <w:t xml:space="preserve">        ))}</w:t>
+              <w:br/>
+            </w:r>
+            <w:r>
+              <w:rPr>
+                <w:rFonts w:ascii="Courier New" w:hAnsi="Courier New" w:eastAsia="Courier New"/>
+                <w:sz w:val="19"/>
+              </w:rPr>
+              <w:t xml:space="preserve">      &lt;/div&gt;</w:t>
+              <w:br/>
+            </w:r>
+            <w:r>
+              <w:rPr>
+                <w:rFonts w:ascii="Courier New" w:hAnsi="Courier New" w:eastAsia="Courier New"/>
+                <w:sz w:val="19"/>
+              </w:rPr>
+              <w:t xml:space="preserve">    &lt;/div&gt;</w:t>
+              <w:br/>
+            </w:r>
+            <w:r>
+              <w:rPr>
+                <w:rFonts w:ascii="Courier New" w:hAnsi="Courier New" w:eastAsia="Courier New"/>
+                <w:sz w:val="19"/>
+              </w:rPr>
+              <w:t xml:space="preserve">  );</w:t>
+              <w:br/>
+            </w:r>
+            <w:r>
+              <w:rPr>
+                <w:rFonts w:ascii="Courier New" w:hAnsi="Courier New" w:eastAsia="Courier New"/>
+                <w:sz w:val="19"/>
+              </w:rPr>
+              <w:t>}</w:t>
             </w:r>
           </w:p>
         </w:tc>
@@ -8951,6 +10377,33 @@
       <w:pPr>
         <w:spacing w:after="40"/>
       </w:pPr>
+    </w:p>
+    <w:p>
+      <w:r>
+        <w:rPr/>
+      </w:r>
+      <w:r>
+        <w:rPr>
+          <w:b/>
+        </w:rPr>
+        <w:t>Say it like this:</w:t>
+      </w:r>
+      <w:r>
+        <w:rPr/>
+        <w:t xml:space="preserve"> "With 100,000 rows, we render only about 30 DOM nodes. The maths is just </w:t>
+      </w:r>
+      <w:r>
+        <w:rPr>
+          <w:rFonts w:ascii="Courier New" w:hAnsi="Courier New"/>
+          <w:color w:val="B42318"/>
+          <w:sz w:val="20"/>
+        </w:rPr>
+        <w:t>scrollTop / rowHeight</w:t>
+      </w:r>
+      <w:r>
+        <w:rPr/>
+        <w:t xml:space="preserve"> for the first visible index. A spacer div gives the scrollbar its true length."</w:t>
+      </w:r>
     </w:p>
     <w:p>
       <w:pPr>
@@ -8965,7 +10418,7 @@
       </w:pPr>
       <w:r>
         <w:rPr/>
-        <w:t>Q29. Rich typeahead with grouped results and recent searches</w:t>
+        <w:t>Q24. Undo/redo editor</w:t>
       </w:r>
     </w:p>
     <w:p>
@@ -8976,11 +10429,11 @@
         <w:rPr>
           <w:b/>
         </w:rPr>
-        <w:t>Key points:</w:t>
-      </w:r>
-      <w:r>
-        <w:rPr/>
-        <w:t xml:space="preserve"> Sections (people, calls, reports) with group headings (</w:t>
+        <w:t>Short answer:</w:t>
+      </w:r>
+      <w:r>
+        <w:rPr/>
+        <w:t xml:space="preserve"> Keep </w:t>
       </w:r>
       <w:r>
         <w:rPr>
@@ -8988,27 +10441,94 @@
           <w:color w:val="B42318"/>
           <w:sz w:val="20"/>
         </w:rPr>
-        <w:t>role="group"</w:t>
-      </w:r>
-      <w:r>
-        <w:rPr/>
-        <w:t xml:space="preserve"> plus a label). Arrow keys move across groups. Recent searches live in localStorage, and only if they're non-sensitive. Highlight matches with DSA Q58, and send analytics on selection.</w:t>
-      </w:r>
-    </w:p>
-    <w:p>
-      <w:pPr>
-        <w:pBdr>
-          <w:bottom w:val="single" w:sz="6" w:space="1" w:color="BFC7D5"/>
-        </w:pBdr>
-      </w:pPr>
-    </w:p>
-    <w:p>
-      <w:pPr>
-        <w:pStyle w:val="Heading3"/>
-      </w:pPr>
-      <w:r>
-        <w:rPr/>
-        <w:t>Q30. Feature-flagged component with remote config</w:t>
+        <w:t>past</w:t>
+      </w:r>
+      <w:r>
+        <w:rPr/>
+        <w:t xml:space="preserve">, </w:t>
+      </w:r>
+      <w:r>
+        <w:rPr>
+          <w:rFonts w:ascii="Courier New" w:hAnsi="Courier New"/>
+          <w:color w:val="B42318"/>
+          <w:sz w:val="20"/>
+        </w:rPr>
+        <w:t>present</w:t>
+      </w:r>
+      <w:r>
+        <w:rPr/>
+        <w:t xml:space="preserve"> and </w:t>
+      </w:r>
+      <w:r>
+        <w:rPr>
+          <w:rFonts w:ascii="Courier New" w:hAnsi="Courier New"/>
+          <w:color w:val="B42318"/>
+          <w:sz w:val="20"/>
+        </w:rPr>
+        <w:t>future</w:t>
+      </w:r>
+      <w:r>
+        <w:rPr/>
+        <w:t xml:space="preserve"> in a reducer; undo moves present into future and pops past; any new edit clears future.</w:t>
+      </w:r>
+    </w:p>
+    <w:p>
+      <w:r>
+        <w:rPr/>
+      </w:r>
+      <w:r>
+        <w:rPr>
+          <w:b/>
+        </w:rPr>
+        <w:t>Explanation:</w:t>
+      </w:r>
+      <w:r>
+        <w:rPr/>
+      </w:r>
+    </w:p>
+    <w:p>
+      <w:r>
+        <w:rPr/>
+        <w:t>Requirements: undo and redo text edits with keyboard shortcuts.</w:t>
+      </w:r>
+    </w:p>
+    <w:p>
+      <w:r>
+        <w:rPr/>
+      </w:r>
+      <w:r>
+        <w:rPr>
+          <w:b/>
+        </w:rPr>
+        <w:t>Key points:</w:t>
+      </w:r>
+      <w:r>
+        <w:rPr/>
+        <w:t xml:space="preserve"> Bind Ctrl/Cmd+Z for undo and Ctrl/Cmd+Shift+Z for redo. Merge rapid typing into one history entry with a debounce. Cap the history length. For large documents, store </w:t>
+      </w:r>
+      <w:r>
+        <w:rPr>
+          <w:i/>
+        </w:rPr>
+        <w:t>commands</w:t>
+      </w:r>
+      <w:r>
+        <w:rPr/>
+        <w:t xml:space="preserve"> (do and undo functions) instead of full snapshots.</w:t>
+      </w:r>
+    </w:p>
+    <w:p>
+      <w:r>
+        <w:rPr/>
+      </w:r>
+      <w:r>
+        <w:rPr>
+          <w:b/>
+        </w:rPr>
+        <w:t>Example:</w:t>
+      </w:r>
+      <w:r>
+        <w:rPr/>
       </w:r>
     </w:p>
     <w:tbl>
@@ -9043,62 +10563,139 @@
                 <w:color w:val="6B7280"/>
                 <w:sz w:val="16"/>
               </w:rPr>
-              <w:t>TSX</w:t>
-              <w:br/>
-            </w:r>
-            <w:r>
-              <w:rPr>
-                <w:rFonts w:ascii="Courier New" w:hAnsi="Courier New" w:eastAsia="Courier New"/>
-                <w:sz w:val="19"/>
-              </w:rPr>
-              <w:t>const FlagsCtx = createContext&lt;Record&lt;string, boolean&gt;&gt;({});</w:t>
-              <w:br/>
-            </w:r>
-            <w:r>
-              <w:rPr>
-                <w:rFonts w:ascii="Courier New" w:hAnsi="Courier New" w:eastAsia="Courier New"/>
-                <w:sz w:val="19"/>
-              </w:rPr>
-              <w:t>export const useFlag = (name: string, fallback = false) =&gt; useContext(FlagsCtx)[name] ?? fallback;</w:t>
-              <w:br/>
-            </w:r>
-            <w:r>
-              <w:rPr>
-                <w:rFonts w:ascii="Courier New" w:hAnsi="Courier New" w:eastAsia="Courier New"/>
-                <w:sz w:val="19"/>
-              </w:rPr>
-              <w:br/>
-            </w:r>
-            <w:r>
-              <w:rPr>
-                <w:rFonts w:ascii="Courier New" w:hAnsi="Courier New" w:eastAsia="Courier New"/>
-                <w:sz w:val="19"/>
-              </w:rPr>
-              <w:t>// Dev override: ?flag:newScorecard=true</w:t>
-              <w:br/>
-            </w:r>
-            <w:r>
-              <w:rPr>
-                <w:rFonts w:ascii="Courier New" w:hAnsi="Courier New" w:eastAsia="Courier New"/>
-                <w:sz w:val="19"/>
-              </w:rPr>
-              <w:t>function readOverrides() {</w:t>
-              <w:br/>
-            </w:r>
-            <w:r>
-              <w:rPr>
-                <w:rFonts w:ascii="Courier New" w:hAnsi="Courier New" w:eastAsia="Courier New"/>
-                <w:sz w:val="19"/>
-              </w:rPr>
-              <w:t xml:space="preserve">  const params = new URLSearchParams(location.search);</w:t>
-              <w:br/>
-            </w:r>
-            <w:r>
-              <w:rPr>
-                <w:rFonts w:ascii="Courier New" w:hAnsi="Courier New" w:eastAsia="Courier New"/>
-                <w:sz w:val="19"/>
-              </w:rPr>
-              <w:t xml:space="preserve">  return Object.fromEntries([...params].filter(([k]) =&gt; k.startsWith('flag:')).map(([k, v]) =&gt; [k.slice(5), v === 'true']));</w:t>
+              <w:t>TS</w:t>
+              <w:br/>
+            </w:r>
+            <w:r>
+              <w:rPr>
+                <w:rFonts w:ascii="Courier New" w:hAnsi="Courier New" w:eastAsia="Courier New"/>
+                <w:sz w:val="19"/>
+              </w:rPr>
+              <w:t>function useHistory&lt;T&gt;(initial: T) {</w:t>
+              <w:br/>
+            </w:r>
+            <w:r>
+              <w:rPr>
+                <w:rFonts w:ascii="Courier New" w:hAnsi="Courier New" w:eastAsia="Courier New"/>
+                <w:sz w:val="19"/>
+              </w:rPr>
+              <w:t xml:space="preserve">  const [state, setState] = useState({ past: [] as T[], present: initial, future: [] as T[] });</w:t>
+              <w:br/>
+            </w:r>
+            <w:r>
+              <w:rPr>
+                <w:rFonts w:ascii="Courier New" w:hAnsi="Courier New" w:eastAsia="Courier New"/>
+                <w:sz w:val="19"/>
+              </w:rPr>
+              <w:br/>
+            </w:r>
+            <w:r>
+              <w:rPr>
+                <w:rFonts w:ascii="Courier New" w:hAnsi="Courier New" w:eastAsia="Courier New"/>
+                <w:sz w:val="19"/>
+              </w:rPr>
+              <w:t xml:space="preserve">  const set = (value: T) =&gt;</w:t>
+              <w:br/>
+            </w:r>
+            <w:r>
+              <w:rPr>
+                <w:rFonts w:ascii="Courier New" w:hAnsi="Courier New" w:eastAsia="Courier New"/>
+                <w:sz w:val="19"/>
+              </w:rPr>
+              <w:t xml:space="preserve">    setState((s) =&gt; ({ past: [...s.past, s.present], present: value, future: [] }));   // new edit clears redo</w:t>
+              <w:br/>
+            </w:r>
+            <w:r>
+              <w:rPr>
+                <w:rFonts w:ascii="Courier New" w:hAnsi="Courier New" w:eastAsia="Courier New"/>
+                <w:sz w:val="19"/>
+              </w:rPr>
+              <w:br/>
+            </w:r>
+            <w:r>
+              <w:rPr>
+                <w:rFonts w:ascii="Courier New" w:hAnsi="Courier New" w:eastAsia="Courier New"/>
+                <w:sz w:val="19"/>
+              </w:rPr>
+              <w:t xml:space="preserve">  const undo = () =&gt;</w:t>
+              <w:br/>
+            </w:r>
+            <w:r>
+              <w:rPr>
+                <w:rFonts w:ascii="Courier New" w:hAnsi="Courier New" w:eastAsia="Courier New"/>
+                <w:sz w:val="19"/>
+              </w:rPr>
+              <w:t xml:space="preserve">    setState((s) =&gt; s.past.length</w:t>
+              <w:br/>
+            </w:r>
+            <w:r>
+              <w:rPr>
+                <w:rFonts w:ascii="Courier New" w:hAnsi="Courier New" w:eastAsia="Courier New"/>
+                <w:sz w:val="19"/>
+              </w:rPr>
+              <w:t xml:space="preserve">      ? { past: s.past.slice(0, -1), present: s.past.at(-1)!, future: [s.present, ...s.future] }</w:t>
+              <w:br/>
+            </w:r>
+            <w:r>
+              <w:rPr>
+                <w:rFonts w:ascii="Courier New" w:hAnsi="Courier New" w:eastAsia="Courier New"/>
+                <w:sz w:val="19"/>
+              </w:rPr>
+              <w:t xml:space="preserve">      : s);</w:t>
+              <w:br/>
+            </w:r>
+            <w:r>
+              <w:rPr>
+                <w:rFonts w:ascii="Courier New" w:hAnsi="Courier New" w:eastAsia="Courier New"/>
+                <w:sz w:val="19"/>
+              </w:rPr>
+              <w:br/>
+            </w:r>
+            <w:r>
+              <w:rPr>
+                <w:rFonts w:ascii="Courier New" w:hAnsi="Courier New" w:eastAsia="Courier New"/>
+                <w:sz w:val="19"/>
+              </w:rPr>
+              <w:t xml:space="preserve">  const redo = () =&gt;</w:t>
+              <w:br/>
+            </w:r>
+            <w:r>
+              <w:rPr>
+                <w:rFonts w:ascii="Courier New" w:hAnsi="Courier New" w:eastAsia="Courier New"/>
+                <w:sz w:val="19"/>
+              </w:rPr>
+              <w:t xml:space="preserve">    setState((s) =&gt; s.future.length</w:t>
+              <w:br/>
+            </w:r>
+            <w:r>
+              <w:rPr>
+                <w:rFonts w:ascii="Courier New" w:hAnsi="Courier New" w:eastAsia="Courier New"/>
+                <w:sz w:val="19"/>
+              </w:rPr>
+              <w:t xml:space="preserve">      ? { past: [...s.past, s.present], present: s.future[0], future: s.future.slice(1) }</w:t>
+              <w:br/>
+            </w:r>
+            <w:r>
+              <w:rPr>
+                <w:rFonts w:ascii="Courier New" w:hAnsi="Courier New" w:eastAsia="Courier New"/>
+                <w:sz w:val="19"/>
+              </w:rPr>
+              <w:t xml:space="preserve">      : s);</w:t>
+              <w:br/>
+            </w:r>
+            <w:r>
+              <w:rPr>
+                <w:rFonts w:ascii="Courier New" w:hAnsi="Courier New" w:eastAsia="Courier New"/>
+                <w:sz w:val="19"/>
+              </w:rPr>
+              <w:br/>
+            </w:r>
+            <w:r>
+              <w:rPr>
+                <w:rFonts w:ascii="Courier New" w:hAnsi="Courier New" w:eastAsia="Courier New"/>
+                <w:sz w:val="19"/>
+              </w:rPr>
+              <w:t xml:space="preserve">  return { value: state.present, set, undo, redo, canUndo: state.past.length &gt; 0, canRedo: state.future.length &gt; 0 };</w:t>
               <w:br/>
             </w:r>
             <w:r>
@@ -9125,11 +10722,11 @@
         <w:rPr>
           <w:b/>
         </w:rPr>
-        <w:t>Key points:</w:t>
-      </w:r>
-      <w:r>
-        <w:rPr/>
-        <w:t xml:space="preserve"> Fetch flags at boot (or on the server for SSR, to avoid flicker), use safe defaults if the fetch fails, and allow overrides in development.</w:t>
+        <w:t>Say it like this:</w:t>
+      </w:r>
+      <w:r>
+        <w:rPr/>
+        <w:t xml:space="preserve"> "Undo/redo is three stacks: past, present and future. A new edit clears the future. I group rapid typing into one entry and cap the history; for large documents I'd store commands instead of snapshots."</w:t>
       </w:r>
     </w:p>
     <w:p>
@@ -9141,23 +10738,11 @@
     </w:p>
     <w:p>
       <w:pPr>
-        <w:pStyle w:val="Heading2"/>
-        <w:pBdr>
-          <w:bottom w:val="single" w:sz="6" w:space="1" w:color="BFC7D5"/>
-        </w:pBdr>
-      </w:pPr>
-      <w:r>
-        <w:rPr/>
-        <w:t>🎯 Resume-Inspired Builds (Practise These; They Double as Talking Points)</w:t>
-      </w:r>
-    </w:p>
-    <w:p>
-      <w:pPr>
         <w:pStyle w:val="Heading3"/>
       </w:pPr>
       <w:r>
         <w:rPr/>
-        <w:t>Q31. Video call control bar</w:t>
+        <w:t>Q25. Mini spreadsheet with formulas</w:t>
       </w:r>
     </w:p>
     <w:p>
@@ -9168,35 +10753,11 @@
         <w:rPr>
           <w:b/>
         </w:rPr>
-        <w:t>Requirements:</w:t>
-      </w:r>
-      <w:r>
-        <w:rPr/>
-        <w:t xml:space="preserve"> mic, camera, screen share, layout and leave buttons.</w:t>
-      </w:r>
-    </w:p>
-    <w:p>
-      <w:r>
-        <w:rPr/>
-      </w:r>
-      <w:r>
-        <w:rPr>
-          <w:b/>
-        </w:rPr>
-        <w:t>Key points:</w:t>
-      </w:r>
-      <w:r>
-        <w:rPr/>
-      </w:r>
-    </w:p>
-    <w:p>
-      <w:pPr>
-        <w:pStyle w:val="ListBullet"/>
-        <w:spacing w:after="40"/>
-      </w:pPr>
-      <w:r>
-        <w:rPr/>
-        <w:t xml:space="preserve">Toggles use </w:t>
+        <w:t>Short answer:</w:t>
+      </w:r>
+      <w:r>
+        <w:rPr/>
+        <w:t xml:space="preserve"> Parse formulas for references, build a dependency graph, recompute dependents in topological order, and show </w:t>
       </w:r>
       <w:r>
         <w:rPr>
@@ -9204,21 +10765,40 @@
           <w:color w:val="B42318"/>
           <w:sz w:val="20"/>
         </w:rPr>
-        <w:t>aria-pressed</w:t>
-      </w:r>
-      <w:r>
-        <w:rPr/>
-        <w:t>, and the labels change with state ("Mute microphone" or "Unmute microphone").</w:t>
-      </w:r>
-    </w:p>
-    <w:p>
-      <w:pPr>
-        <w:pStyle w:val="ListBullet"/>
-        <w:spacing w:after="40"/>
-      </w:pPr>
-      <w:r>
-        <w:rPr/>
-        <w:t xml:space="preserve">Keyboard shortcuts (M, V), declared with </w:t>
+        <w:t>#CYCLE</w:t>
+      </w:r>
+      <w:r>
+        <w:rPr/>
+        <w:t xml:space="preserve"> on cycles.</w:t>
+      </w:r>
+    </w:p>
+    <w:p>
+      <w:r>
+        <w:rPr/>
+      </w:r>
+      <w:r>
+        <w:rPr>
+          <w:b/>
+        </w:rPr>
+        <w:t>Explanation:</w:t>
+      </w:r>
+      <w:r>
+        <w:rPr/>
+      </w:r>
+    </w:p>
+    <w:p>
+      <w:r>
+        <w:rPr/>
+      </w:r>
+      <w:r>
+        <w:rPr>
+          <w:b/>
+        </w:rPr>
+        <w:t>Key points:</w:t>
+      </w:r>
+      <w:r>
+        <w:rPr/>
+        <w:t xml:space="preserve"> A grid of cells with formulas like </w:t>
       </w:r>
       <w:r>
         <w:rPr>
@@ -9226,21 +10806,11 @@
           <w:color w:val="B42318"/>
           <w:sz w:val="20"/>
         </w:rPr>
-        <w:t>aria-keyshortcuts</w:t>
-      </w:r>
-      <w:r>
-        <w:rPr/>
-        <w:t>.</w:t>
-      </w:r>
-    </w:p>
-    <w:p>
-      <w:pPr>
-        <w:pStyle w:val="ListBullet"/>
-        <w:spacing w:after="40"/>
-      </w:pPr>
-      <w:r>
-        <w:rPr/>
-        <w:t xml:space="preserve">A device picker built on </w:t>
+        <w:t>=A1+B2</w:t>
+      </w:r>
+      <w:r>
+        <w:rPr/>
+        <w:t xml:space="preserve">. Parse each formula to find its references and build a dependency graph. When a cell changes, recompute its dependents in topological order, and show </w:t>
       </w:r>
       <w:r>
         <w:rPr>
@@ -9248,59 +10818,26 @@
           <w:color w:val="B42318"/>
           <w:sz w:val="20"/>
         </w:rPr>
-        <w:t>enumerateDevices</w:t>
-      </w:r>
-      <w:r>
-        <w:rPr/>
-        <w:t xml:space="preserve">, listening for the </w:t>
+        <w:t>#CYCLE</w:t>
+      </w:r>
+      <w:r>
+        <w:rPr/>
+        <w:t xml:space="preserve"> when you detect a cycle (DSA Q64). Virtualise rows and columns for large sheets.</w:t>
+      </w:r>
+    </w:p>
+    <w:p>
+      <w:r>
+        <w:rPr/>
       </w:r>
       <w:r>
         <w:rPr>
-          <w:rFonts w:ascii="Courier New" w:hAnsi="Courier New"/>
-          <w:color w:val="B42318"/>
-          <w:sz w:val="20"/>
+          <w:b/>
         </w:rPr>
-        <w:t>devicechange</w:t>
-      </w:r>
-      <w:r>
-        <w:rPr/>
-        <w:t xml:space="preserve"> event.</w:t>
-      </w:r>
-    </w:p>
-    <w:p>
-      <w:pPr>
-        <w:pStyle w:val="ListBullet"/>
-        <w:spacing w:after="40"/>
-      </w:pPr>
-      <w:r>
-        <w:rPr/>
-        <w:t>Confirmation before leaving.</w:t>
-      </w:r>
-    </w:p>
-    <w:p>
-      <w:pPr>
-        <w:pStyle w:val="ListBullet"/>
-        <w:spacing w:after="40"/>
-      </w:pPr>
-      <w:r>
-        <w:rPr/>
-        <w:t>Buttons are disabled while a toggle is in progress.</w:t>
-      </w:r>
-    </w:p>
-    <w:p>
-      <w:pPr>
-        <w:pStyle w:val="ListBullet"/>
-        <w:spacing w:after="40"/>
-      </w:pPr>
-      <w:r>
-        <w:rPr/>
-        <w:t>A "Reconnecting…" banner driven by the connection state machine.</w:t>
-      </w:r>
-    </w:p>
-    <w:p>
-      <w:pPr>
-        <w:spacing w:after="0"/>
-      </w:pPr>
+        <w:t>Example:</w:t>
+      </w:r>
+      <w:r>
+        <w:rPr/>
+      </w:r>
     </w:p>
     <w:tbl>
       <w:tblPr>
@@ -9334,39 +10871,62 @@
                 <w:color w:val="6B7280"/>
                 <w:sz w:val="16"/>
               </w:rPr>
-              <w:t>TSX</w:t>
-              <w:br/>
-            </w:r>
-            <w:r>
-              <w:rPr>
-                <w:rFonts w:ascii="Courier New" w:hAnsi="Courier New" w:eastAsia="Courier New"/>
-                <w:sz w:val="19"/>
-              </w:rPr>
-              <w:t>&lt;button aria-pressed={muted} aria-keyshortcuts="M" onClick={toggleMic} disabled={pending}&gt;</w:t>
-              <w:br/>
-            </w:r>
-            <w:r>
-              <w:rPr>
-                <w:rFonts w:ascii="Courier New" w:hAnsi="Courier New" w:eastAsia="Courier New"/>
-                <w:sz w:val="19"/>
-              </w:rPr>
-              <w:t xml:space="preserve">  {muted ? &lt;MicOffIcon aria-hidden /&gt; : &lt;MicIcon aria-hidden /&gt;}</w:t>
-              <w:br/>
-            </w:r>
-            <w:r>
-              <w:rPr>
-                <w:rFonts w:ascii="Courier New" w:hAnsi="Courier New" w:eastAsia="Courier New"/>
-                <w:sz w:val="19"/>
-              </w:rPr>
-              <w:t xml:space="preserve">  &lt;span className="sr-only"&gt;{muted ? 'Unmute microphone' : 'Mute microphone'}&lt;/span&gt;</w:t>
-              <w:br/>
-            </w:r>
-            <w:r>
-              <w:rPr>
-                <w:rFonts w:ascii="Courier New" w:hAnsi="Courier New" w:eastAsia="Courier New"/>
-                <w:sz w:val="19"/>
-              </w:rPr>
-              <w:t>&lt;/button&gt;</w:t>
+              <w:t>TS</w:t>
+              <w:br/>
+            </w:r>
+            <w:r>
+              <w:rPr>
+                <w:rFonts w:ascii="Courier New" w:hAnsi="Courier New" w:eastAsia="Courier New"/>
+                <w:sz w:val="19"/>
+              </w:rPr>
+              <w:t>const refs = (formula: string) =&gt; formula.match(/[A-Z]+\d+/g) ?? [];   // "=A1+B2" → ["A1", "B2"]</w:t>
+              <w:br/>
+            </w:r>
+            <w:r>
+              <w:rPr>
+                <w:rFonts w:ascii="Courier New" w:hAnsi="Courier New" w:eastAsia="Courier New"/>
+                <w:sz w:val="19"/>
+              </w:rPr>
+              <w:br/>
+            </w:r>
+            <w:r>
+              <w:rPr>
+                <w:rFonts w:ascii="Courier New" w:hAnsi="Courier New" w:eastAsia="Courier New"/>
+                <w:sz w:val="19"/>
+              </w:rPr>
+              <w:t>// dependents: A1 → [C1] means C1 must be recomputed when A1 changes</w:t>
+              <w:br/>
+            </w:r>
+            <w:r>
+              <w:rPr>
+                <w:rFonts w:ascii="Courier New" w:hAnsi="Courier New" w:eastAsia="Courier New"/>
+                <w:sz w:val="19"/>
+              </w:rPr>
+              <w:t>function onCellChange(id: string) {</w:t>
+              <w:br/>
+            </w:r>
+            <w:r>
+              <w:rPr>
+                <w:rFonts w:ascii="Courier New" w:hAnsi="Courier New" w:eastAsia="Courier New"/>
+                <w:sz w:val="19"/>
+              </w:rPr>
+              <w:t xml:space="preserve">  const order = topoSort(dependentsOf(id));      // throws on a cycle</w:t>
+              <w:br/>
+            </w:r>
+            <w:r>
+              <w:rPr>
+                <w:rFonts w:ascii="Courier New" w:hAnsi="Courier New" w:eastAsia="Courier New"/>
+                <w:sz w:val="19"/>
+              </w:rPr>
+              <w:t xml:space="preserve">  for (const cell of order) values[cell] = evaluate(cells[cell].formula);</w:t>
+              <w:br/>
+            </w:r>
+            <w:r>
+              <w:rPr>
+                <w:rFonts w:ascii="Courier New" w:hAnsi="Courier New" w:eastAsia="Courier New"/>
+                <w:sz w:val="19"/>
+              </w:rPr>
+              <w:t>}</w:t>
             </w:r>
           </w:p>
         </w:tc>
@@ -9376,6 +10936,33 @@
       <w:pPr>
         <w:spacing w:after="40"/>
       </w:pPr>
+    </w:p>
+    <w:p>
+      <w:r>
+        <w:rPr/>
+      </w:r>
+      <w:r>
+        <w:rPr>
+          <w:b/>
+        </w:rPr>
+        <w:t>Say it like this:</w:t>
+      </w:r>
+      <w:r>
+        <w:rPr/>
+        <w:t xml:space="preserve"> "Every cell's formula gives its dependencies, so the sheet is a graph. When a cell changes I recompute its dependents in topological order, and a cycle shows </w:t>
+      </w:r>
+      <w:r>
+        <w:rPr>
+          <w:rFonts w:ascii="Courier New" w:hAnsi="Courier New"/>
+          <w:color w:val="B42318"/>
+          <w:sz w:val="20"/>
+        </w:rPr>
+        <w:t>#CYCLE</w:t>
+      </w:r>
+      <w:r>
+        <w:rPr/>
+        <w:t xml:space="preserve"> instead of looping forever."</w:t>
+      </w:r>
     </w:p>
     <w:p>
       <w:pPr>
@@ -9390,7 +10977,7 @@
       </w:pPr>
       <w:r>
         <w:rPr/>
-        <w:t>Q32. Pre-join device check screen</w:t>
+        <w:t>Q26. Drag-to-select grid (calendar slot picker)</w:t>
       </w:r>
     </w:p>
     <w:p>
@@ -9401,11 +10988,11 @@
         <w:rPr>
           <w:b/>
         </w:rPr>
-        <w:t>Key points:</w:t>
-      </w:r>
-      <w:r>
-        <w:rPr/>
-        <w:t xml:space="preserve"> Request permissions on a click, not on page load. Show a live camera preview, and a microphone level meter that uses a Web Audio </w:t>
+        <w:t>Short answer:</w:t>
+      </w:r>
+      <w:r>
+        <w:rPr/>
+        <w:t xml:space="preserve"> Track start and current cells with pointer events and </w:t>
       </w:r>
       <w:r>
         <w:rPr>
@@ -9413,11 +11000,40 @@
           <w:color w:val="B42318"/>
           <w:sz w:val="20"/>
         </w:rPr>
-        <w:t>AnalyserNode</w:t>
-      </w:r>
-      <w:r>
-        <w:rPr/>
-        <w:t xml:space="preserve"> in a rAF loop, writing to a CSS variable rather than React state on every frame. Add device selectors, and handle </w:t>
+        <w:t>setPointerCapture</w:t>
+      </w:r>
+      <w:r>
+        <w:rPr/>
+        <w:t>; the selection is the rectangle between them; add a keyboard alternative.</w:t>
+      </w:r>
+    </w:p>
+    <w:p>
+      <w:r>
+        <w:rPr/>
+      </w:r>
+      <w:r>
+        <w:rPr>
+          <w:b/>
+        </w:rPr>
+        <w:t>Explanation:</w:t>
+      </w:r>
+      <w:r>
+        <w:rPr/>
+      </w:r>
+    </w:p>
+    <w:p>
+      <w:r>
+        <w:rPr/>
+      </w:r>
+      <w:r>
+        <w:rPr>
+          <w:b/>
+        </w:rPr>
+        <w:t>Key points:</w:t>
+      </w:r>
+      <w:r>
+        <w:rPr/>
+        <w:t xml:space="preserve"> Track the start cell on </w:t>
       </w:r>
       <w:r>
         <w:rPr>
@@ -9425,11 +11041,11 @@
           <w:color w:val="B42318"/>
           <w:sz w:val="20"/>
         </w:rPr>
-        <w:t>NotAllowedError</w:t>
-      </w:r>
-      <w:r>
-        <w:rPr/>
-        <w:t xml:space="preserve"> and </w:t>
+        <w:t>pointerdown</w:t>
+      </w:r>
+      <w:r>
+        <w:rPr/>
+        <w:t xml:space="preserve"> and the current cell on </w:t>
       </w:r>
       <w:r>
         <w:rPr>
@@ -9437,11 +11053,49 @@
           <w:color w:val="B42318"/>
           <w:sz w:val="20"/>
         </w:rPr>
-        <w:t>NotFoundError</w:t>
-      </w:r>
-      <w:r>
-        <w:rPr/>
-        <w:t>. Join stays disabled until the devices are ready.</w:t>
+        <w:t>pointermove</w:t>
+      </w:r>
+      <w:r>
+        <w:rPr/>
+        <w:t xml:space="preserve">. The selection is the rectangle between them, finalised on </w:t>
+      </w:r>
+      <w:r>
+        <w:rPr>
+          <w:rFonts w:ascii="Courier New" w:hAnsi="Courier New"/>
+          <w:color w:val="B42318"/>
+          <w:sz w:val="20"/>
+        </w:rPr>
+        <w:t>pointerup</w:t>
+      </w:r>
+      <w:r>
+        <w:rPr/>
+        <w:t xml:space="preserve">. Use </w:t>
+      </w:r>
+      <w:r>
+        <w:rPr>
+          <w:rFonts w:ascii="Courier New" w:hAnsi="Courier New"/>
+          <w:color w:val="B42318"/>
+          <w:sz w:val="20"/>
+        </w:rPr>
+        <w:t>setPointerCapture</w:t>
+      </w:r>
+      <w:r>
+        <w:rPr/>
+        <w:t xml:space="preserve"> so dragging outside the grid still works. Provide a keyboard alternative (Shift+Arrow keys) and announce "3 slots selected".</w:t>
+      </w:r>
+    </w:p>
+    <w:p>
+      <w:r>
+        <w:rPr/>
+      </w:r>
+      <w:r>
+        <w:rPr>
+          <w:b/>
+        </w:rPr>
+        <w:t>Example:</w:t>
+      </w:r>
+      <w:r>
+        <w:rPr/>
       </w:r>
     </w:p>
     <w:tbl>
@@ -9476,79 +11130,31 @@
                 <w:color w:val="6B7280"/>
                 <w:sz w:val="16"/>
               </w:rPr>
-              <w:t>TS</w:t>
-              <w:br/>
-            </w:r>
-            <w:r>
-              <w:rPr>
-                <w:rFonts w:ascii="Courier New" w:hAnsi="Courier New" w:eastAsia="Courier New"/>
-                <w:sz w:val="19"/>
-              </w:rPr>
-              <w:t>const ctx = new AudioContext();</w:t>
-              <w:br/>
-            </w:r>
-            <w:r>
-              <w:rPr>
-                <w:rFonts w:ascii="Courier New" w:hAnsi="Courier New" w:eastAsia="Courier New"/>
-                <w:sz w:val="19"/>
-              </w:rPr>
-              <w:t>const analyser = ctx.createAnalyser();</w:t>
-              <w:br/>
-            </w:r>
-            <w:r>
-              <w:rPr>
-                <w:rFonts w:ascii="Courier New" w:hAnsi="Courier New" w:eastAsia="Courier New"/>
-                <w:sz w:val="19"/>
-              </w:rPr>
-              <w:t>ctx.createMediaStreamSource(stream).connect(analyser);</w:t>
-              <w:br/>
-            </w:r>
-            <w:r>
-              <w:rPr>
-                <w:rFonts w:ascii="Courier New" w:hAnsi="Courier New" w:eastAsia="Courier New"/>
-                <w:sz w:val="19"/>
-              </w:rPr>
-              <w:t>const data = new Uint8Array(analyser.frequencyBinCount);</w:t>
-              <w:br/>
-            </w:r>
-            <w:r>
-              <w:rPr>
-                <w:rFonts w:ascii="Courier New" w:hAnsi="Courier New" w:eastAsia="Courier New"/>
-                <w:sz w:val="19"/>
-              </w:rPr>
-              <w:t>const loop = () =&gt; {</w:t>
-              <w:br/>
-            </w:r>
-            <w:r>
-              <w:rPr>
-                <w:rFonts w:ascii="Courier New" w:hAnsi="Courier New" w:eastAsia="Courier New"/>
-                <w:sz w:val="19"/>
-              </w:rPr>
-              <w:t xml:space="preserve">  analyser.getByteFrequencyData(data);</w:t>
-              <w:br/>
-            </w:r>
-            <w:r>
-              <w:rPr>
-                <w:rFonts w:ascii="Courier New" w:hAnsi="Courier New" w:eastAsia="Courier New"/>
-                <w:sz w:val="19"/>
-              </w:rPr>
-              <w:t xml:space="preserve">  const level = data.reduce((a, b) =&gt; a + b, 0) / data.length / 255;</w:t>
-              <w:br/>
-            </w:r>
-            <w:r>
-              <w:rPr>
-                <w:rFonts w:ascii="Courier New" w:hAnsi="Courier New" w:eastAsia="Courier New"/>
-                <w:sz w:val="19"/>
-              </w:rPr>
-              <w:t xml:space="preserve">  meterRef.current?.style.setProperty('--level', level.toFixed(2));</w:t>
-              <w:br/>
-            </w:r>
-            <w:r>
-              <w:rPr>
-                <w:rFonts w:ascii="Courier New" w:hAnsi="Courier New" w:eastAsia="Courier New"/>
-                <w:sz w:val="19"/>
-              </w:rPr>
-              <w:t xml:space="preserve">  raf = requestAnimationFrame(loop);</w:t>
+              <w:t>TSX</w:t>
+              <w:br/>
+            </w:r>
+            <w:r>
+              <w:rPr>
+                <w:rFonts w:ascii="Courier New" w:hAnsi="Courier New" w:eastAsia="Courier New"/>
+                <w:sz w:val="19"/>
+              </w:rPr>
+              <w:t>const onPointerDown = (e: React.PointerEvent, cell: Cell) =&gt; {</w:t>
+              <w:br/>
+            </w:r>
+            <w:r>
+              <w:rPr>
+                <w:rFonts w:ascii="Courier New" w:hAnsi="Courier New" w:eastAsia="Courier New"/>
+                <w:sz w:val="19"/>
+              </w:rPr>
+              <w:t xml:space="preserve">  e.currentTarget.setPointerCapture(e.pointerId);</w:t>
+              <w:br/>
+            </w:r>
+            <w:r>
+              <w:rPr>
+                <w:rFonts w:ascii="Courier New" w:hAnsi="Courier New" w:eastAsia="Courier New"/>
+                <w:sz w:val="19"/>
+              </w:rPr>
+              <w:t xml:space="preserve">  setDrag({ start: cell, end: cell });</w:t>
               <w:br/>
             </w:r>
             <w:r>
@@ -9557,6 +11163,30 @@
                 <w:sz w:val="19"/>
               </w:rPr>
               <w:t>};</w:t>
+              <w:br/>
+            </w:r>
+            <w:r>
+              <w:rPr>
+                <w:rFonts w:ascii="Courier New" w:hAnsi="Courier New" w:eastAsia="Courier New"/>
+                <w:sz w:val="19"/>
+              </w:rPr>
+              <w:t>const onPointerMove = (cell: Cell) =&gt; drag &amp;&amp; setDrag({ ...drag, end: cell });</w:t>
+              <w:br/>
+            </w:r>
+            <w:r>
+              <w:rPr>
+                <w:rFonts w:ascii="Courier New" w:hAnsi="Courier New" w:eastAsia="Courier New"/>
+                <w:sz w:val="19"/>
+              </w:rPr>
+              <w:t>const inSelection = (c: Cell) =&gt;</w:t>
+              <w:br/>
+            </w:r>
+            <w:r>
+              <w:rPr>
+                <w:rFonts w:ascii="Courier New" w:hAnsi="Courier New" w:eastAsia="Courier New"/>
+                <w:sz w:val="19"/>
+              </w:rPr>
+              <w:t xml:space="preserve">  drag &amp;&amp; between(c.row, drag.start.row, drag.end.row) &amp;&amp; between(c.col, drag.start.col, drag.end.col);</w:t>
             </w:r>
           </w:p>
         </w:tc>
@@ -9566,6 +11196,21 @@
       <w:pPr>
         <w:spacing w:after="40"/>
       </w:pPr>
+    </w:p>
+    <w:p>
+      <w:r>
+        <w:rPr/>
+      </w:r>
+      <w:r>
+        <w:rPr>
+          <w:b/>
+        </w:rPr>
+        <w:t>Say it like this:</w:t>
+      </w:r>
+      <w:r>
+        <w:rPr/>
+        <w:t xml:space="preserve"> "Pointer capture keeps the drag working outside the grid, the selection is just the rectangle between two cells, and there's a Shift+Arrow alternative with an announcement for keyboard users."</w:t>
+      </w:r>
     </w:p>
     <w:p>
       <w:pPr>
@@ -9580,7 +11225,36 @@
       </w:pPr>
       <w:r>
         <w:rPr/>
-        <w:t>Q33. QA scorecard form</w:t>
+        <w:t>Q27. Calendar month view</w:t>
+      </w:r>
+    </w:p>
+    <w:p>
+      <w:r>
+        <w:rPr/>
+      </w:r>
+      <w:r>
+        <w:rPr>
+          <w:b/>
+        </w:rPr>
+        <w:t>Short answer:</w:t>
+      </w:r>
+      <w:r>
+        <w:rPr/>
+        <w:t xml:space="preserve"> Build a 6×7 grid of dates starting from the week containing the 1st, group events by day key, and use the grid keyboard pattern.</w:t>
+      </w:r>
+    </w:p>
+    <w:p>
+      <w:r>
+        <w:rPr/>
+      </w:r>
+      <w:r>
+        <w:rPr>
+          <w:b/>
+        </w:rPr>
+        <w:t>Explanation:</w:t>
+      </w:r>
+      <w:r>
+        <w:rPr/>
       </w:r>
     </w:p>
     <w:p>
@@ -9595,82 +11269,22 @@
       </w:r>
       <w:r>
         <w:rPr/>
-      </w:r>
-    </w:p>
-    <w:p>
-      <w:pPr>
-        <w:pStyle w:val="ListBullet"/>
-        <w:spacing w:after="40"/>
-      </w:pPr>
-      <w:r>
-        <w:rPr/>
-        <w:t>Sections and questions come from a JSON config.</w:t>
-      </w:r>
-    </w:p>
-    <w:p>
-      <w:pPr>
-        <w:pStyle w:val="ListBullet"/>
-        <w:spacing w:after="40"/>
-      </w:pPr>
-      <w:r>
-        <w:rPr/>
-        <w:t>The weighted total is computed live, as derived state.</w:t>
-      </w:r>
-    </w:p>
-    <w:p>
-      <w:pPr>
-        <w:pStyle w:val="ListBullet"/>
-        <w:spacing w:after="40"/>
-      </w:pPr>
-      <w:r>
-        <w:rPr/>
-        <w:t>A comment is required when a score is below a threshold.</w:t>
-      </w:r>
-    </w:p>
-    <w:p>
-      <w:pPr>
-        <w:pStyle w:val="ListBullet"/>
-        <w:spacing w:after="40"/>
-      </w:pPr>
-      <w:r>
-        <w:rPr/>
-        <w:t>Drafts autosave with a debounce.</w:t>
-      </w:r>
-    </w:p>
-    <w:p>
-      <w:pPr>
-        <w:pStyle w:val="ListBullet"/>
-        <w:spacing w:after="40"/>
-      </w:pPr>
-      <w:r>
-        <w:rPr/>
-        <w:t>Submission shows an optimistic status.</w:t>
-      </w:r>
-    </w:p>
-    <w:p>
-      <w:pPr>
-        <w:pStyle w:val="ListBullet"/>
-        <w:spacing w:after="40"/>
-      </w:pPr>
-      <w:r>
-        <w:rPr/>
-        <w:t>Role-based access: agents get read-only, QA reviewers edit, admins can override.</w:t>
-      </w:r>
-    </w:p>
-    <w:p>
-      <w:pPr>
-        <w:pStyle w:val="ListBullet"/>
-        <w:spacing w:after="40"/>
-      </w:pPr>
-      <w:r>
-        <w:rPr/>
-        <w:t>Zod validation.</w:t>
-      </w:r>
-    </w:p>
-    <w:p>
-      <w:pPr>
-        <w:spacing w:after="0"/>
-      </w:pPr>
+        <w:t xml:space="preserve"> Group events by day key. Show "+3 more" when a day overflows. Use arrow-key navigation between days (the grid pattern). Be explicit about time zones.</w:t>
+      </w:r>
+    </w:p>
+    <w:p>
+      <w:r>
+        <w:rPr/>
+      </w:r>
+      <w:r>
+        <w:rPr>
+          <w:b/>
+        </w:rPr>
+        <w:t>Example:</w:t>
+      </w:r>
+      <w:r>
+        <w:rPr/>
+      </w:r>
     </w:p>
     <w:tbl>
       <w:tblPr>
@@ -9712,31 +11326,55 @@
                 <w:rFonts w:ascii="Courier New" w:hAnsi="Courier New" w:eastAsia="Courier New"/>
                 <w:sz w:val="19"/>
               </w:rPr>
-              <w:t>const total = sections.reduce(</w:t>
-              <w:br/>
-            </w:r>
-            <w:r>
-              <w:rPr>
-                <w:rFonts w:ascii="Courier New" w:hAnsi="Courier New" w:eastAsia="Courier New"/>
-                <w:sz w:val="19"/>
-              </w:rPr>
-              <w:t xml:space="preserve">  (sum, s) =&gt; sum + s.questions.reduce((q, item) =&gt; q + (answers[item.id] ?? 0) * item.weight, 0),</w:t>
-              <w:br/>
-            </w:r>
-            <w:r>
-              <w:rPr>
-                <w:rFonts w:ascii="Courier New" w:hAnsi="Courier New" w:eastAsia="Courier New"/>
-                <w:sz w:val="19"/>
-              </w:rPr>
-              <w:t xml:space="preserve">  0,</w:t>
-              <w:br/>
-            </w:r>
-            <w:r>
-              <w:rPr>
-                <w:rFonts w:ascii="Courier New" w:hAnsi="Courier New" w:eastAsia="Courier New"/>
-                <w:sz w:val="19"/>
-              </w:rPr>
-              <w:t>);</w:t>
+              <w:t>function monthGrid(year: number, month: number, weekStartsOn = 1 /* Monday */) {</w:t>
+              <w:br/>
+            </w:r>
+            <w:r>
+              <w:rPr>
+                <w:rFonts w:ascii="Courier New" w:hAnsi="Courier New" w:eastAsia="Courier New"/>
+                <w:sz w:val="19"/>
+              </w:rPr>
+              <w:t xml:space="preserve">  const first = new Date(year, month, 1);</w:t>
+              <w:br/>
+            </w:r>
+            <w:r>
+              <w:rPr>
+                <w:rFonts w:ascii="Courier New" w:hAnsi="Courier New" w:eastAsia="Courier New"/>
+                <w:sz w:val="19"/>
+              </w:rPr>
+              <w:t xml:space="preserve">  const offset = (first.getDay() - weekStartsOn + 7) % 7;</w:t>
+              <w:br/>
+            </w:r>
+            <w:r>
+              <w:rPr>
+                <w:rFonts w:ascii="Courier New" w:hAnsi="Courier New" w:eastAsia="Courier New"/>
+                <w:sz w:val="19"/>
+              </w:rPr>
+              <w:t xml:space="preserve">  const start = new Date(year, month, 1 - offset);</w:t>
+              <w:br/>
+            </w:r>
+            <w:r>
+              <w:rPr>
+                <w:rFonts w:ascii="Courier New" w:hAnsi="Courier New" w:eastAsia="Courier New"/>
+                <w:sz w:val="19"/>
+              </w:rPr>
+              <w:t xml:space="preserve">  return Array.from({ length: 42 }, (_, i) =&gt;                     // 6 weeks × 7 days</w:t>
+              <w:br/>
+            </w:r>
+            <w:r>
+              <w:rPr>
+                <w:rFonts w:ascii="Courier New" w:hAnsi="Courier New" w:eastAsia="Courier New"/>
+                <w:sz w:val="19"/>
+              </w:rPr>
+              <w:t xml:space="preserve">    new Date(start.getFullYear(), start.getMonth(), start.getDate() + i));</w:t>
+              <w:br/>
+            </w:r>
+            <w:r>
+              <w:rPr>
+                <w:rFonts w:ascii="Courier New" w:hAnsi="Courier New" w:eastAsia="Courier New"/>
+                <w:sz w:val="19"/>
+              </w:rPr>
+              <w:t>}</w:t>
             </w:r>
           </w:p>
         </w:tc>
@@ -9746,6 +11384,21 @@
       <w:pPr>
         <w:spacing w:after="40"/>
       </w:pPr>
+    </w:p>
+    <w:p>
+      <w:r>
+        <w:rPr/>
+      </w:r>
+      <w:r>
+        <w:rPr>
+          <w:b/>
+        </w:rPr>
+        <w:t>Say it like this:</w:t>
+      </w:r>
+      <w:r>
+        <w:rPr/>
+        <w:t xml:space="preserve"> "The grid always has six weeks, starting on the week containing the 1st. Events are grouped by a day key once, so each cell looks up in O(1), and I'm explicit about the user's time zone."</w:t>
+      </w:r>
     </w:p>
     <w:p>
       <w:pPr>
@@ -9760,7 +11413,7 @@
       </w:pPr>
       <w:r>
         <w:rPr/>
-        <w:t>Q34. Transcript viewer synced to audio</w:t>
+        <w:t>Q28. Chat UI with streaming responses</w:t>
       </w:r>
     </w:p>
     <w:p>
@@ -9771,11 +11424,11 @@
         <w:rPr>
           <w:b/>
         </w:rPr>
-        <w:t>Key points:</w:t>
-      </w:r>
-      <w:r>
-        <w:rPr/>
-        <w:t xml:space="preserve"> Clicking a line seeks the audio. The active line is highlighted on </w:t>
+        <w:t>Short answer:</w:t>
+      </w:r>
+      <w:r>
+        <w:rPr/>
+        <w:t xml:space="preserve"> A message list with streamed tokens through </w:t>
       </w:r>
       <w:r>
         <w:rPr>
@@ -9783,11 +11436,130 @@
           <w:color w:val="B42318"/>
           <w:sz w:val="20"/>
         </w:rPr>
-        <w:t>timeupdate</w:t>
-      </w:r>
-      <w:r>
-        <w:rPr/>
-        <w:t xml:space="preserve"> using binary search. The active line auto-scrolls into view unless the user is scrolling. Search within the transcript supports next and previous match navigation. You can jump to AI-flagged compliance moments, and lines show speaker labels.</w:t>
+        <w:t>fetch</w:t>
+      </w:r>
+      <w:r>
+        <w:rPr/>
+        <w:t xml:space="preserve"> and a reader, a Stop button wired to an AbortController, and smart auto-scroll.</w:t>
+      </w:r>
+    </w:p>
+    <w:p>
+      <w:r>
+        <w:rPr/>
+      </w:r>
+      <w:r>
+        <w:rPr>
+          <w:b/>
+        </w:rPr>
+        <w:t>Explanation:</w:t>
+      </w:r>
+      <w:r>
+        <w:rPr/>
+      </w:r>
+    </w:p>
+    <w:p>
+      <w:r>
+        <w:rPr/>
+      </w:r>
+      <w:r>
+        <w:rPr>
+          <w:b/>
+        </w:rPr>
+        <w:t>Key points:</w:t>
+      </w:r>
+      <w:r>
+        <w:rPr/>
+      </w:r>
+    </w:p>
+    <w:p>
+      <w:pPr>
+        <w:pStyle w:val="ListBullet"/>
+        <w:spacing w:after="40"/>
+      </w:pPr>
+      <w:r>
+        <w:rPr/>
+        <w:t>A message list (reverse virtualised for long histories).</w:t>
+      </w:r>
+    </w:p>
+    <w:p>
+      <w:pPr>
+        <w:pStyle w:val="ListBullet"/>
+        <w:spacing w:after="40"/>
+      </w:pPr>
+      <w:r>
+        <w:rPr/>
+        <w:t>Enter sends and Shift+Enter adds a newline.</w:t>
+      </w:r>
+    </w:p>
+    <w:p>
+      <w:pPr>
+        <w:pStyle w:val="ListBullet"/>
+        <w:spacing w:after="40"/>
+      </w:pPr>
+      <w:r>
+        <w:rPr/>
+        <w:t xml:space="preserve">Stream tokens through </w:t>
+      </w:r>
+      <w:r>
+        <w:rPr>
+          <w:rFonts w:ascii="Courier New" w:hAnsi="Courier New"/>
+          <w:color w:val="B42318"/>
+          <w:sz w:val="20"/>
+        </w:rPr>
+        <w:t>fetch</w:t>
+      </w:r>
+      <w:r>
+        <w:rPr/>
+        <w:t xml:space="preserve"> (JavaScript Q143), with a Stop button wired to an AbortController.</w:t>
+      </w:r>
+    </w:p>
+    <w:p>
+      <w:pPr>
+        <w:pStyle w:val="ListBullet"/>
+        <w:spacing w:after="40"/>
+      </w:pPr>
+      <w:r>
+        <w:rPr/>
+        <w:t>Retry for failed messages.</w:t>
+      </w:r>
+    </w:p>
+    <w:p>
+      <w:pPr>
+        <w:pStyle w:val="ListBullet"/>
+        <w:spacing w:after="40"/>
+      </w:pPr>
+      <w:r>
+        <w:rPr/>
+        <w:t>Auto-scroll only when the user is near the bottom.</w:t>
+      </w:r>
+    </w:p>
+    <w:p>
+      <w:pPr>
+        <w:pStyle w:val="ListBullet"/>
+        <w:spacing w:after="40"/>
+      </w:pPr>
+      <w:r>
+        <w:rPr/>
+        <w:t>Sanitised markdown, a copy button, and an error state per message.</w:t>
+      </w:r>
+    </w:p>
+    <w:p>
+      <w:pPr>
+        <w:spacing w:after="0"/>
+      </w:pPr>
+    </w:p>
+    <w:p>
+      <w:r>
+        <w:rPr/>
+      </w:r>
+      <w:r>
+        <w:rPr>
+          <w:b/>
+        </w:rPr>
+        <w:t>Example:</w:t>
+      </w:r>
+      <w:r>
+        <w:rPr/>
       </w:r>
     </w:p>
     <w:tbl>
@@ -9822,151 +11594,15 @@
                 <w:color w:val="6B7280"/>
                 <w:sz w:val="16"/>
               </w:rPr>
-              <w:t>TSX</w:t>
-              <w:br/>
-            </w:r>
-            <w:r>
-              <w:rPr>
-                <w:rFonts w:ascii="Courier New" w:hAnsi="Courier New" w:eastAsia="Courier New"/>
-                <w:sz w:val="19"/>
-              </w:rPr>
-              <w:t>function useActiveLine(audio: HTMLAudioElement | null, lines: { start: number }[]) {</w:t>
-              <w:br/>
-            </w:r>
-            <w:r>
-              <w:rPr>
-                <w:rFonts w:ascii="Courier New" w:hAnsi="Courier New" w:eastAsia="Courier New"/>
-                <w:sz w:val="19"/>
-              </w:rPr>
-              <w:t xml:space="preserve">  const [idx, setIdx] = useState(0);</w:t>
-              <w:br/>
-            </w:r>
-            <w:r>
-              <w:rPr>
-                <w:rFonts w:ascii="Courier New" w:hAnsi="Courier New" w:eastAsia="Courier New"/>
-                <w:sz w:val="19"/>
-              </w:rPr>
-              <w:t xml:space="preserve">  useEffect(() =&gt; {</w:t>
-              <w:br/>
-            </w:r>
-            <w:r>
-              <w:rPr>
-                <w:rFonts w:ascii="Courier New" w:hAnsi="Courier New" w:eastAsia="Courier New"/>
-                <w:sz w:val="19"/>
-              </w:rPr>
-              <w:t xml:space="preserve">    if (!audio) return;</w:t>
-              <w:br/>
-            </w:r>
-            <w:r>
-              <w:rPr>
-                <w:rFonts w:ascii="Courier New" w:hAnsi="Courier New" w:eastAsia="Courier New"/>
-                <w:sz w:val="19"/>
-              </w:rPr>
-              <w:t xml:space="preserve">    const onTime = () =&gt; {</w:t>
-              <w:br/>
-            </w:r>
-            <w:r>
-              <w:rPr>
-                <w:rFonts w:ascii="Courier New" w:hAnsi="Courier New" w:eastAsia="Courier New"/>
-                <w:sz w:val="19"/>
-              </w:rPr>
-              <w:t xml:space="preserve">      const t = audio.currentTime;</w:t>
-              <w:br/>
-            </w:r>
-            <w:r>
-              <w:rPr>
-                <w:rFonts w:ascii="Courier New" w:hAnsi="Courier New" w:eastAsia="Courier New"/>
-                <w:sz w:val="19"/>
-              </w:rPr>
-              <w:t xml:space="preserve">      let lo = 0, hi = lines.length - 1, ans = 0;</w:t>
-              <w:br/>
-            </w:r>
-            <w:r>
-              <w:rPr>
-                <w:rFonts w:ascii="Courier New" w:hAnsi="Courier New" w:eastAsia="Courier New"/>
-                <w:sz w:val="19"/>
-              </w:rPr>
-              <w:t xml:space="preserve">      while (lo &lt;= hi) {</w:t>
-              <w:br/>
-            </w:r>
-            <w:r>
-              <w:rPr>
-                <w:rFonts w:ascii="Courier New" w:hAnsi="Courier New" w:eastAsia="Courier New"/>
-                <w:sz w:val="19"/>
-              </w:rPr>
-              <w:t xml:space="preserve">        const m = (lo + hi) &gt;&gt; 1;</w:t>
-              <w:br/>
-            </w:r>
-            <w:r>
-              <w:rPr>
-                <w:rFonts w:ascii="Courier New" w:hAnsi="Courier New" w:eastAsia="Courier New"/>
-                <w:sz w:val="19"/>
-              </w:rPr>
-              <w:t xml:space="preserve">        if (lines[m].start &lt;= t) { ans = m; lo = m + 1; } else hi = m - 1;</w:t>
-              <w:br/>
-            </w:r>
-            <w:r>
-              <w:rPr>
-                <w:rFonts w:ascii="Courier New" w:hAnsi="Courier New" w:eastAsia="Courier New"/>
-                <w:sz w:val="19"/>
-              </w:rPr>
-              <w:t xml:space="preserve">      }</w:t>
-              <w:br/>
-            </w:r>
-            <w:r>
-              <w:rPr>
-                <w:rFonts w:ascii="Courier New" w:hAnsi="Courier New" w:eastAsia="Courier New"/>
-                <w:sz w:val="19"/>
-              </w:rPr>
-              <w:t xml:space="preserve">      setIdx((prev) =&gt; (prev === ans ? prev : ans));      // avoid useless re-renders</w:t>
-              <w:br/>
-            </w:r>
-            <w:r>
-              <w:rPr>
-                <w:rFonts w:ascii="Courier New" w:hAnsi="Courier New" w:eastAsia="Courier New"/>
-                <w:sz w:val="19"/>
-              </w:rPr>
-              <w:t xml:space="preserve">    };</w:t>
-              <w:br/>
-            </w:r>
-            <w:r>
-              <w:rPr>
-                <w:rFonts w:ascii="Courier New" w:hAnsi="Courier New" w:eastAsia="Courier New"/>
-                <w:sz w:val="19"/>
-              </w:rPr>
-              <w:t xml:space="preserve">    audio.addEventListener('timeupdate', onTime);</w:t>
-              <w:br/>
-            </w:r>
-            <w:r>
-              <w:rPr>
-                <w:rFonts w:ascii="Courier New" w:hAnsi="Courier New" w:eastAsia="Courier New"/>
-                <w:sz w:val="19"/>
-              </w:rPr>
-              <w:t xml:space="preserve">    return () =&gt; audio.removeEventListener('timeupdate', onTime);</w:t>
-              <w:br/>
-            </w:r>
-            <w:r>
-              <w:rPr>
-                <w:rFonts w:ascii="Courier New" w:hAnsi="Courier New" w:eastAsia="Courier New"/>
-                <w:sz w:val="19"/>
-              </w:rPr>
-              <w:t xml:space="preserve">  }, [audio, lines]);</w:t>
-              <w:br/>
-            </w:r>
-            <w:r>
-              <w:rPr>
-                <w:rFonts w:ascii="Courier New" w:hAnsi="Courier New" w:eastAsia="Courier New"/>
-                <w:sz w:val="19"/>
-              </w:rPr>
-              <w:t xml:space="preserve">  return idx;</w:t>
-              <w:br/>
-            </w:r>
-            <w:r>
-              <w:rPr>
-                <w:rFonts w:ascii="Courier New" w:hAnsi="Courier New" w:eastAsia="Courier New"/>
-                <w:sz w:val="19"/>
-              </w:rPr>
-              <w:t>}</w:t>
+              <w:t>TS</w:t>
+              <w:br/>
+            </w:r>
+            <w:r>
+              <w:rPr>
+                <w:rFonts w:ascii="Courier New" w:hAnsi="Courier New" w:eastAsia="Courier New"/>
+                <w:sz w:val="19"/>
+              </w:rPr>
+              <w:t>const nearBottom = (el: HTMLElement) =&gt; el.scrollHeight - el.scrollTop - el.clientHeight &lt; 80;</w:t>
             </w:r>
           </w:p>
         </w:tc>
@@ -9976,6 +11612,21 @@
       <w:pPr>
         <w:spacing w:after="40"/>
       </w:pPr>
+    </w:p>
+    <w:p>
+      <w:r>
+        <w:rPr/>
+      </w:r>
+      <w:r>
+        <w:rPr>
+          <w:b/>
+        </w:rPr>
+        <w:t>Say it like this:</w:t>
+      </w:r>
+      <w:r>
+        <w:rPr/>
+        <w:t xml:space="preserve"> "Tokens stream in through a reader, the Stop button aborts the request, and I only auto-scroll when the user is near the bottom so I don't yank them away from what they're reading. Markdown is sanitised before rendering."</w:t>
+      </w:r>
     </w:p>
     <w:p>
       <w:pPr>
@@ -9990,7 +11641,48 @@
       </w:pPr>
       <w:r>
         <w:rPr/>
-        <w:t>Q35. Multi-tenant theme switcher</w:t>
+        <w:t>Q29. Rich typeahead with grouped results and recent searches</w:t>
+      </w:r>
+    </w:p>
+    <w:p>
+      <w:r>
+        <w:rPr/>
+      </w:r>
+      <w:r>
+        <w:rPr>
+          <w:b/>
+        </w:rPr>
+        <w:t>Short answer:</w:t>
+      </w:r>
+      <w:r>
+        <w:rPr/>
+        <w:t xml:space="preserve"> A combobox with grouped sections (</w:t>
+      </w:r>
+      <w:r>
+        <w:rPr>
+          <w:rFonts w:ascii="Courier New" w:hAnsi="Courier New"/>
+          <w:color w:val="B42318"/>
+          <w:sz w:val="20"/>
+        </w:rPr>
+        <w:t>role="group"</w:t>
+      </w:r>
+      <w:r>
+        <w:rPr/>
+        <w:t xml:space="preserve"> plus labels), arrow keys across groups, recent searches in localStorage, and highlighted matches.</w:t>
+      </w:r>
+    </w:p>
+    <w:p>
+      <w:r>
+        <w:rPr/>
+      </w:r>
+      <w:r>
+        <w:rPr>
+          <w:b/>
+        </w:rPr>
+        <w:t>Explanation:</w:t>
+      </w:r>
+      <w:r>
+        <w:rPr/>
       </w:r>
     </w:p>
     <w:p>
@@ -10005,7 +11697,33 @@
       </w:r>
       <w:r>
         <w:rPr/>
-        <w:t xml:space="preserve"> Load the tenant config and set the CSS variables. Components using semantic tokens update instantly. Warn when a palette fails a contrast check:</w:t>
+        <w:t xml:space="preserve"> Sections (people, calls, reports) with group headings (</w:t>
+      </w:r>
+      <w:r>
+        <w:rPr>
+          <w:rFonts w:ascii="Courier New" w:hAnsi="Courier New"/>
+          <w:color w:val="B42318"/>
+          <w:sz w:val="20"/>
+        </w:rPr>
+        <w:t>role="group"</w:t>
+      </w:r>
+      <w:r>
+        <w:rPr/>
+        <w:t xml:space="preserve"> plus a label). Arrow keys move across groups. Recent searches live in localStorage, and only if they're non-sensitive. Highlight matches with DSA Q58, and send analytics on selection.</w:t>
+      </w:r>
+    </w:p>
+    <w:p>
+      <w:r>
+        <w:rPr/>
+      </w:r>
+      <w:r>
+        <w:rPr>
+          <w:b/>
+        </w:rPr>
+        <w:t>Example:</w:t>
+      </w:r>
+      <w:r>
+        <w:rPr/>
       </w:r>
     </w:p>
     <w:tbl>
@@ -10040,47 +11758,119 @@
                 <w:color w:val="6B7280"/>
                 <w:sz w:val="16"/>
               </w:rPr>
-              <w:t>TS</w:t>
-              <w:br/>
-            </w:r>
-            <w:r>
-              <w:rPr>
-                <w:rFonts w:ascii="Courier New" w:hAnsi="Courier New" w:eastAsia="Courier New"/>
-                <w:sz w:val="19"/>
-              </w:rPr>
-              <w:t>function applyTheme(theme: Record&lt;string, string&gt;) {</w:t>
-              <w:br/>
-            </w:r>
-            <w:r>
-              <w:rPr>
-                <w:rFonts w:ascii="Courier New" w:hAnsi="Courier New" w:eastAsia="Courier New"/>
-                <w:sz w:val="19"/>
-              </w:rPr>
-              <w:t xml:space="preserve">  for (const [token, value] of Object.entries(theme)) {</w:t>
-              <w:br/>
-            </w:r>
-            <w:r>
-              <w:rPr>
-                <w:rFonts w:ascii="Courier New" w:hAnsi="Courier New" w:eastAsia="Courier New"/>
-                <w:sz w:val="19"/>
-              </w:rPr>
-              <w:t xml:space="preserve">    document.documentElement.style.setProperty(`--${token}`, value);</w:t>
-              <w:br/>
-            </w:r>
-            <w:r>
-              <w:rPr>
-                <w:rFonts w:ascii="Courier New" w:hAnsi="Courier New" w:eastAsia="Courier New"/>
-                <w:sz w:val="19"/>
-              </w:rPr>
-              <w:t xml:space="preserve">  }</w:t>
-              <w:br/>
-            </w:r>
-            <w:r>
-              <w:rPr>
-                <w:rFonts w:ascii="Courier New" w:hAnsi="Courier New" w:eastAsia="Courier New"/>
-                <w:sz w:val="19"/>
-              </w:rPr>
-              <w:t>}</w:t>
+              <w:t>TSX</w:t>
+              <w:br/>
+            </w:r>
+            <w:r>
+              <w:rPr>
+                <w:rFonts w:ascii="Courier New" w:hAnsi="Courier New" w:eastAsia="Courier New"/>
+                <w:sz w:val="19"/>
+              </w:rPr>
+              <w:t>&lt;ul role="listbox" id="search-results"&gt;</w:t>
+              <w:br/>
+            </w:r>
+            <w:r>
+              <w:rPr>
+                <w:rFonts w:ascii="Courier New" w:hAnsi="Courier New" w:eastAsia="Courier New"/>
+                <w:sz w:val="19"/>
+              </w:rPr>
+              <w:t xml:space="preserve">  {groups.map((g) =&gt; (</w:t>
+              <w:br/>
+            </w:r>
+            <w:r>
+              <w:rPr>
+                <w:rFonts w:ascii="Courier New" w:hAnsi="Courier New" w:eastAsia="Courier New"/>
+                <w:sz w:val="19"/>
+              </w:rPr>
+              <w:t xml:space="preserve">    &lt;li key={g.id} role="presentation"&gt;</w:t>
+              <w:br/>
+            </w:r>
+            <w:r>
+              <w:rPr>
+                <w:rFonts w:ascii="Courier New" w:hAnsi="Courier New" w:eastAsia="Courier New"/>
+                <w:sz w:val="19"/>
+              </w:rPr>
+              <w:t xml:space="preserve">      &lt;div id={`grp-${g.id}`}&gt;{g.label}&lt;/div&gt;</w:t>
+              <w:br/>
+            </w:r>
+            <w:r>
+              <w:rPr>
+                <w:rFonts w:ascii="Courier New" w:hAnsi="Courier New" w:eastAsia="Courier New"/>
+                <w:sz w:val="19"/>
+              </w:rPr>
+              <w:t xml:space="preserve">      &lt;ul role="group" aria-labelledby={`grp-${g.id}`}&gt;</w:t>
+              <w:br/>
+            </w:r>
+            <w:r>
+              <w:rPr>
+                <w:rFonts w:ascii="Courier New" w:hAnsi="Courier New" w:eastAsia="Courier New"/>
+                <w:sz w:val="19"/>
+              </w:rPr>
+              <w:t xml:space="preserve">        {g.items.map((item) =&gt; (</w:t>
+              <w:br/>
+            </w:r>
+            <w:r>
+              <w:rPr>
+                <w:rFonts w:ascii="Courier New" w:hAnsi="Courier New" w:eastAsia="Courier New"/>
+                <w:sz w:val="19"/>
+              </w:rPr>
+              <w:t xml:space="preserve">          &lt;li key={item.id} role="option" id={item.id} aria-selected={item.id === activeId}&gt;</w:t>
+              <w:br/>
+            </w:r>
+            <w:r>
+              <w:rPr>
+                <w:rFonts w:ascii="Courier New" w:hAnsi="Courier New" w:eastAsia="Courier New"/>
+                <w:sz w:val="19"/>
+              </w:rPr>
+              <w:t xml:space="preserve">            {highlight(item.label, query).map((p, i) =&gt; (p.match ? &lt;mark key={i}&gt;{p.text}&lt;/mark&gt; : p.text))}</w:t>
+              <w:br/>
+            </w:r>
+            <w:r>
+              <w:rPr>
+                <w:rFonts w:ascii="Courier New" w:hAnsi="Courier New" w:eastAsia="Courier New"/>
+                <w:sz w:val="19"/>
+              </w:rPr>
+              <w:t xml:space="preserve">          &lt;/li&gt;</w:t>
+              <w:br/>
+            </w:r>
+            <w:r>
+              <w:rPr>
+                <w:rFonts w:ascii="Courier New" w:hAnsi="Courier New" w:eastAsia="Courier New"/>
+                <w:sz w:val="19"/>
+              </w:rPr>
+              <w:t xml:space="preserve">        ))}</w:t>
+              <w:br/>
+            </w:r>
+            <w:r>
+              <w:rPr>
+                <w:rFonts w:ascii="Courier New" w:hAnsi="Courier New" w:eastAsia="Courier New"/>
+                <w:sz w:val="19"/>
+              </w:rPr>
+              <w:t xml:space="preserve">      &lt;/ul&gt;</w:t>
+              <w:br/>
+            </w:r>
+            <w:r>
+              <w:rPr>
+                <w:rFonts w:ascii="Courier New" w:hAnsi="Courier New" w:eastAsia="Courier New"/>
+                <w:sz w:val="19"/>
+              </w:rPr>
+              <w:t xml:space="preserve">    &lt;/li&gt;</w:t>
+              <w:br/>
+            </w:r>
+            <w:r>
+              <w:rPr>
+                <w:rFonts w:ascii="Courier New" w:hAnsi="Courier New" w:eastAsia="Courier New"/>
+                <w:sz w:val="19"/>
+              </w:rPr>
+              <w:t xml:space="preserve">  ))}</w:t>
+              <w:br/>
+            </w:r>
+            <w:r>
+              <w:rPr>
+                <w:rFonts w:ascii="Courier New" w:hAnsi="Courier New" w:eastAsia="Courier New"/>
+                <w:sz w:val="19"/>
+              </w:rPr>
+              <w:t>&lt;/ul&gt;</w:t>
             </w:r>
           </w:p>
         </w:tc>
@@ -10090,6 +11880,33 @@
       <w:pPr>
         <w:spacing w:after="40"/>
       </w:pPr>
+    </w:p>
+    <w:p>
+      <w:r>
+        <w:rPr/>
+      </w:r>
+      <w:r>
+        <w:rPr>
+          <w:b/>
+        </w:rPr>
+        <w:t>Say it like this:</w:t>
+      </w:r>
+      <w:r>
+        <w:rPr/>
+        <w:t xml:space="preserve"> "It's still one combobox, just with grouped options. Arrow keys move through every result across groups. Recent searches are stored locally only if they aren't sensitive, and matches are highlighted without </w:t>
+      </w:r>
+      <w:r>
+        <w:rPr>
+          <w:rFonts w:ascii="Courier New" w:hAnsi="Courier New"/>
+          <w:color w:val="B42318"/>
+          <w:sz w:val="20"/>
+        </w:rPr>
+        <w:t>innerHTML</w:t>
+      </w:r>
+      <w:r>
+        <w:rPr/>
+        <w:t>."</w:t>
+      </w:r>
     </w:p>
     <w:p>
       <w:pPr>
@@ -10104,7 +11921,36 @@
       </w:pPr>
       <w:r>
         <w:rPr/>
-        <w:t>Q36. Role-based navigation</w:t>
+        <w:t>Q30. Feature-flagged component with remote config</w:t>
+      </w:r>
+    </w:p>
+    <w:p>
+      <w:r>
+        <w:rPr/>
+      </w:r>
+      <w:r>
+        <w:rPr>
+          <w:b/>
+        </w:rPr>
+        <w:t>Short answer:</w:t>
+      </w:r>
+      <w:r>
+        <w:rPr/>
+        <w:t xml:space="preserve"> Fetch flags at boot (or on the server), provide them through context, fall back to safe defaults, and allow dev overrides.</w:t>
+      </w:r>
+    </w:p>
+    <w:p>
+      <w:r>
+        <w:rPr/>
+      </w:r>
+      <w:r>
+        <w:rPr>
+          <w:b/>
+        </w:rPr>
+        <w:t>Explanation:</w:t>
+      </w:r>
+      <w:r>
+        <w:rPr/>
       </w:r>
     </w:p>
     <w:p>
@@ -10119,7 +11965,21 @@
       </w:r>
       <w:r>
         <w:rPr/>
-        <w:t xml:space="preserve"> A permission map filters the nav items, route guards protect pages, and there's a "403 – You don't have access" page. Test each role.</w:t>
+        <w:t xml:space="preserve"> Fetch flags at boot (or on the server for SSR, to avoid flicker), use safe defaults if the fetch fails, and allow overrides in development.</w:t>
+      </w:r>
+    </w:p>
+    <w:p>
+      <w:r>
+        <w:rPr/>
+      </w:r>
+      <w:r>
+        <w:rPr>
+          <w:b/>
+        </w:rPr>
+        <w:t>Example:</w:t>
+      </w:r>
+      <w:r>
+        <w:rPr/>
       </w:r>
     </w:p>
     <w:tbl>
@@ -10162,62 +12022,54 @@
                 <w:rFonts w:ascii="Courier New" w:hAnsi="Courier New" w:eastAsia="Courier New"/>
                 <w:sz w:val="19"/>
               </w:rPr>
-              <w:t>const nav = [</w:t>
-              <w:br/>
-            </w:r>
-            <w:r>
-              <w:rPr>
-                <w:rFonts w:ascii="Courier New" w:hAnsi="Courier New" w:eastAsia="Courier New"/>
-                <w:sz w:val="19"/>
-              </w:rPr>
-              <w:t xml:space="preserve">  { to: '/calls', label: 'Calls', perm: 'calls:read' },</w:t>
-              <w:br/>
-            </w:r>
-            <w:r>
-              <w:rPr>
-                <w:rFonts w:ascii="Courier New" w:hAnsi="Courier New" w:eastAsia="Courier New"/>
-                <w:sz w:val="19"/>
-              </w:rPr>
-              <w:t xml:space="preserve">  { to: '/scoring', label: 'Scoring', perm: 'calls:score' },</w:t>
-              <w:br/>
-            </w:r>
-            <w:r>
-              <w:rPr>
-                <w:rFonts w:ascii="Courier New" w:hAnsi="Courier New" w:eastAsia="Courier New"/>
-                <w:sz w:val="19"/>
-              </w:rPr>
-              <w:t xml:space="preserve">  { to: '/admin', label: 'Admin', perm: 'users:manage' },</w:t>
-              <w:br/>
-            </w:r>
-            <w:r>
-              <w:rPr>
-                <w:rFonts w:ascii="Courier New" w:hAnsi="Courier New" w:eastAsia="Courier New"/>
-                <w:sz w:val="19"/>
-              </w:rPr>
-              <w:t>] as const;</w:t>
-              <w:br/>
-            </w:r>
-            <w:r>
-              <w:rPr>
-                <w:rFonts w:ascii="Courier New" w:hAnsi="Courier New" w:eastAsia="Courier New"/>
-                <w:sz w:val="19"/>
-              </w:rPr>
-              <w:br/>
-            </w:r>
-            <w:r>
-              <w:rPr>
-                <w:rFonts w:ascii="Courier New" w:hAnsi="Courier New" w:eastAsia="Courier New"/>
-                <w:sz w:val="19"/>
-              </w:rPr>
-              <w:t>function Nav({ role }: { role: Role }) {</w:t>
-              <w:br/>
-            </w:r>
-            <w:r>
-              <w:rPr>
-                <w:rFonts w:ascii="Courier New" w:hAnsi="Courier New" w:eastAsia="Courier New"/>
-                <w:sz w:val="19"/>
-              </w:rPr>
-              <w:t xml:space="preserve">  return &lt;nav&gt;{nav.filter((n) =&gt; can(role, n.perm)).map((n) =&gt; &lt;Link key={n.to} to={n.to}&gt;{n.label}&lt;/Link&gt;)}&lt;/nav&gt;;</w:t>
+              <w:t>const FlagsCtx = createContext&lt;Record&lt;string, boolean&gt;&gt;({});</w:t>
+              <w:br/>
+            </w:r>
+            <w:r>
+              <w:rPr>
+                <w:rFonts w:ascii="Courier New" w:hAnsi="Courier New" w:eastAsia="Courier New"/>
+                <w:sz w:val="19"/>
+              </w:rPr>
+              <w:t>export const useFlag = (name: string, fallback = false) =&gt; useContext(FlagsCtx)[name] ?? fallback;</w:t>
+              <w:br/>
+            </w:r>
+            <w:r>
+              <w:rPr>
+                <w:rFonts w:ascii="Courier New" w:hAnsi="Courier New" w:eastAsia="Courier New"/>
+                <w:sz w:val="19"/>
+              </w:rPr>
+              <w:br/>
+            </w:r>
+            <w:r>
+              <w:rPr>
+                <w:rFonts w:ascii="Courier New" w:hAnsi="Courier New" w:eastAsia="Courier New"/>
+                <w:sz w:val="19"/>
+              </w:rPr>
+              <w:t>// Dev override: ?flag:newScorecard=true</w:t>
+              <w:br/>
+            </w:r>
+            <w:r>
+              <w:rPr>
+                <w:rFonts w:ascii="Courier New" w:hAnsi="Courier New" w:eastAsia="Courier New"/>
+                <w:sz w:val="19"/>
+              </w:rPr>
+              <w:t>function readOverrides() {</w:t>
+              <w:br/>
+            </w:r>
+            <w:r>
+              <w:rPr>
+                <w:rFonts w:ascii="Courier New" w:hAnsi="Courier New" w:eastAsia="Courier New"/>
+                <w:sz w:val="19"/>
+              </w:rPr>
+              <w:t xml:space="preserve">  const params = new URLSearchParams(location.search);</w:t>
+              <w:br/>
+            </w:r>
+            <w:r>
+              <w:rPr>
+                <w:rFonts w:ascii="Courier New" w:hAnsi="Courier New" w:eastAsia="Courier New"/>
+                <w:sz w:val="19"/>
+              </w:rPr>
+              <w:t xml:space="preserve">  return Object.fromEntries([...params].filter(([k]) =&gt; k.startsWith('flag:')).map(([k, v]) =&gt; [k.slice(5), v === 'true']));</w:t>
               <w:br/>
             </w:r>
             <w:r>
@@ -10235,6 +12087,1557 @@
       <w:pPr>
         <w:spacing w:after="40"/>
       </w:pPr>
+    </w:p>
+    <w:p>
+      <w:r>
+        <w:rPr/>
+      </w:r>
+      <w:r>
+        <w:rPr>
+          <w:b/>
+        </w:rPr>
+        <w:t>Say it like this:</w:t>
+      </w:r>
+      <w:r>
+        <w:rPr/>
+        <w:t xml:space="preserve"> "Flags load once at boot, or on the server to avoid a flicker, and every flag has a safe default if the fetch fails. Components just ask </w:t>
+      </w:r>
+      <w:r>
+        <w:rPr>
+          <w:rFonts w:ascii="Courier New" w:hAnsi="Courier New"/>
+          <w:color w:val="B42318"/>
+          <w:sz w:val="20"/>
+        </w:rPr>
+        <w:t>useFlag('newScorecard')</w:t>
+      </w:r>
+      <w:r>
+        <w:rPr/>
+        <w:t>."</w:t>
+      </w:r>
+    </w:p>
+    <w:p>
+      <w:pPr>
+        <w:pBdr>
+          <w:bottom w:val="single" w:sz="6" w:space="1" w:color="BFC7D5"/>
+        </w:pBdr>
+      </w:pPr>
+    </w:p>
+    <w:p>
+      <w:pPr>
+        <w:pStyle w:val="Heading2"/>
+        <w:pBdr>
+          <w:bottom w:val="single" w:sz="6" w:space="1" w:color="BFC7D5"/>
+        </w:pBdr>
+      </w:pPr>
+      <w:r>
+        <w:rPr/>
+        <w:t>🎯 Resume-Inspired Builds (Practise These; They Double as Talking Points)</w:t>
+      </w:r>
+    </w:p>
+    <w:p>
+      <w:pPr>
+        <w:pStyle w:val="Heading3"/>
+      </w:pPr>
+      <w:r>
+        <w:rPr/>
+        <w:t>Q31. Video call control bar</w:t>
+      </w:r>
+    </w:p>
+    <w:p>
+      <w:r>
+        <w:rPr/>
+      </w:r>
+      <w:r>
+        <w:rPr>
+          <w:b/>
+        </w:rPr>
+        <w:t>Short answer:</w:t>
+      </w:r>
+      <w:r>
+        <w:rPr/>
+        <w:t xml:space="preserve"> Toggle buttons with </w:t>
+      </w:r>
+      <w:r>
+        <w:rPr>
+          <w:rFonts w:ascii="Courier New" w:hAnsi="Courier New"/>
+          <w:color w:val="B42318"/>
+          <w:sz w:val="20"/>
+        </w:rPr>
+        <w:t>aria-pressed</w:t>
+      </w:r>
+      <w:r>
+        <w:rPr/>
+        <w:t xml:space="preserve"> and state-based labels, keyboard shortcuts, a device picker, leave confirmation, and a reconnecting banner.</w:t>
+      </w:r>
+    </w:p>
+    <w:p>
+      <w:r>
+        <w:rPr/>
+      </w:r>
+      <w:r>
+        <w:rPr>
+          <w:b/>
+        </w:rPr>
+        <w:t>Explanation:</w:t>
+      </w:r>
+      <w:r>
+        <w:rPr/>
+      </w:r>
+    </w:p>
+    <w:p>
+      <w:r>
+        <w:rPr/>
+      </w:r>
+      <w:r>
+        <w:rPr>
+          <w:b/>
+        </w:rPr>
+        <w:t>Requirements:</w:t>
+      </w:r>
+      <w:r>
+        <w:rPr/>
+        <w:t xml:space="preserve"> mic, camera, screen share, layout and leave buttons.</w:t>
+      </w:r>
+    </w:p>
+    <w:p>
+      <w:r>
+        <w:rPr/>
+      </w:r>
+      <w:r>
+        <w:rPr>
+          <w:b/>
+        </w:rPr>
+        <w:t>Key points:</w:t>
+      </w:r>
+      <w:r>
+        <w:rPr/>
+      </w:r>
+    </w:p>
+    <w:p>
+      <w:pPr>
+        <w:pStyle w:val="ListBullet"/>
+        <w:spacing w:after="40"/>
+      </w:pPr>
+      <w:r>
+        <w:rPr/>
+        <w:t xml:space="preserve">Toggles use </w:t>
+      </w:r>
+      <w:r>
+        <w:rPr>
+          <w:rFonts w:ascii="Courier New" w:hAnsi="Courier New"/>
+          <w:color w:val="B42318"/>
+          <w:sz w:val="20"/>
+        </w:rPr>
+        <w:t>aria-pressed</w:t>
+      </w:r>
+      <w:r>
+        <w:rPr/>
+        <w:t>, and the labels change with state ("Mute microphone" or "Unmute microphone").</w:t>
+      </w:r>
+    </w:p>
+    <w:p>
+      <w:pPr>
+        <w:pStyle w:val="ListBullet"/>
+        <w:spacing w:after="40"/>
+      </w:pPr>
+      <w:r>
+        <w:rPr/>
+        <w:t xml:space="preserve">Keyboard shortcuts (M, V), declared with </w:t>
+      </w:r>
+      <w:r>
+        <w:rPr>
+          <w:rFonts w:ascii="Courier New" w:hAnsi="Courier New"/>
+          <w:color w:val="B42318"/>
+          <w:sz w:val="20"/>
+        </w:rPr>
+        <w:t>aria-keyshortcuts</w:t>
+      </w:r>
+      <w:r>
+        <w:rPr/>
+        <w:t>.</w:t>
+      </w:r>
+    </w:p>
+    <w:p>
+      <w:pPr>
+        <w:pStyle w:val="ListBullet"/>
+        <w:spacing w:after="40"/>
+      </w:pPr>
+      <w:r>
+        <w:rPr/>
+        <w:t xml:space="preserve">A device picker built on </w:t>
+      </w:r>
+      <w:r>
+        <w:rPr>
+          <w:rFonts w:ascii="Courier New" w:hAnsi="Courier New"/>
+          <w:color w:val="B42318"/>
+          <w:sz w:val="20"/>
+        </w:rPr>
+        <w:t>enumerateDevices</w:t>
+      </w:r>
+      <w:r>
+        <w:rPr/>
+        <w:t xml:space="preserve">, listening for the </w:t>
+      </w:r>
+      <w:r>
+        <w:rPr>
+          <w:rFonts w:ascii="Courier New" w:hAnsi="Courier New"/>
+          <w:color w:val="B42318"/>
+          <w:sz w:val="20"/>
+        </w:rPr>
+        <w:t>devicechange</w:t>
+      </w:r>
+      <w:r>
+        <w:rPr/>
+        <w:t xml:space="preserve"> event.</w:t>
+      </w:r>
+    </w:p>
+    <w:p>
+      <w:pPr>
+        <w:pStyle w:val="ListBullet"/>
+        <w:spacing w:after="40"/>
+      </w:pPr>
+      <w:r>
+        <w:rPr/>
+        <w:t>Confirmation before leaving.</w:t>
+      </w:r>
+    </w:p>
+    <w:p>
+      <w:pPr>
+        <w:pStyle w:val="ListBullet"/>
+        <w:spacing w:after="40"/>
+      </w:pPr>
+      <w:r>
+        <w:rPr/>
+        <w:t>Buttons are disabled while a toggle is in progress.</w:t>
+      </w:r>
+    </w:p>
+    <w:p>
+      <w:pPr>
+        <w:pStyle w:val="ListBullet"/>
+        <w:spacing w:after="40"/>
+      </w:pPr>
+      <w:r>
+        <w:rPr/>
+        <w:t>A "Reconnecting…" banner driven by the connection state machine.</w:t>
+      </w:r>
+    </w:p>
+    <w:p>
+      <w:pPr>
+        <w:spacing w:after="0"/>
+      </w:pPr>
+    </w:p>
+    <w:p>
+      <w:r>
+        <w:rPr/>
+      </w:r>
+      <w:r>
+        <w:rPr>
+          <w:b/>
+        </w:rPr>
+        <w:t>Example:</w:t>
+      </w:r>
+      <w:r>
+        <w:rPr/>
+      </w:r>
+    </w:p>
+    <w:tbl>
+      <w:tblPr>
+        <w:tblW w:type="auto" w:w="0"/>
+        <w:jc w:val="center"/>
+        <w:tblCellMar>
+          <w:top w:w="141" w:type="dxa"/>
+          <w:left w:w="141" w:type="dxa"/>
+          <w:bottom w:w="141" w:type="dxa"/>
+          <w:right w:w="141" w:type="dxa"/>
+        </w:tblCellMar>
+        <w:tblLook w:firstColumn="1" w:firstRow="1" w:lastColumn="0" w:lastRow="0" w:noHBand="0" w:noVBand="1" w:val="04A0"/>
+      </w:tblPr>
+      <w:tblGrid>
+        <w:gridCol w:w="9972"/>
+      </w:tblGrid>
+      <w:tr>
+        <w:tc>
+          <w:tcPr>
+            <w:tcW w:type="dxa" w:w="9972"/>
+            <w:shd w:val="clear" w:color="auto" w:fill="F3F4F6"/>
+          </w:tcPr>
+          <w:p>
+            <w:pPr>
+              <w:spacing w:after="0" w:line="240" w:lineRule="auto"/>
+            </w:pPr>
+            <w:r>
+              <w:rPr>
+                <w:rFonts w:ascii="Arial" w:hAnsi="Arial"/>
+                <w:b/>
+                <w:color w:val="6B7280"/>
+                <w:sz w:val="16"/>
+              </w:rPr>
+              <w:t>TSX</w:t>
+              <w:br/>
+            </w:r>
+            <w:r>
+              <w:rPr>
+                <w:rFonts w:ascii="Courier New" w:hAnsi="Courier New" w:eastAsia="Courier New"/>
+                <w:sz w:val="19"/>
+              </w:rPr>
+              <w:t>&lt;button aria-pressed={muted} aria-keyshortcuts="M" onClick={toggleMic} disabled={pending}&gt;</w:t>
+              <w:br/>
+            </w:r>
+            <w:r>
+              <w:rPr>
+                <w:rFonts w:ascii="Courier New" w:hAnsi="Courier New" w:eastAsia="Courier New"/>
+                <w:sz w:val="19"/>
+              </w:rPr>
+              <w:t xml:space="preserve">  {muted ? &lt;MicOffIcon aria-hidden /&gt; : &lt;MicIcon aria-hidden /&gt;}</w:t>
+              <w:br/>
+            </w:r>
+            <w:r>
+              <w:rPr>
+                <w:rFonts w:ascii="Courier New" w:hAnsi="Courier New" w:eastAsia="Courier New"/>
+                <w:sz w:val="19"/>
+              </w:rPr>
+              <w:t xml:space="preserve">  &lt;span className="sr-only"&gt;{muted ? 'Unmute microphone' : 'Mute microphone'}&lt;/span&gt;</w:t>
+              <w:br/>
+            </w:r>
+            <w:r>
+              <w:rPr>
+                <w:rFonts w:ascii="Courier New" w:hAnsi="Courier New" w:eastAsia="Courier New"/>
+                <w:sz w:val="19"/>
+              </w:rPr>
+              <w:t>&lt;/button&gt;</w:t>
+            </w:r>
+          </w:p>
+        </w:tc>
+      </w:tr>
+    </w:tbl>
+    <w:p>
+      <w:pPr>
+        <w:spacing w:after="40"/>
+      </w:pPr>
+    </w:p>
+    <w:p>
+      <w:r>
+        <w:rPr/>
+      </w:r>
+      <w:r>
+        <w:rPr>
+          <w:b/>
+        </w:rPr>
+        <w:t>Say it like this:</w:t>
+      </w:r>
+      <w:r>
+        <w:rPr/>
+        <w:t xml:space="preserve"> "This mirrors the InterpretIQ call bar. Toggles use </w:t>
+      </w:r>
+      <w:r>
+        <w:rPr>
+          <w:rFonts w:ascii="Courier New" w:hAnsi="Courier New"/>
+          <w:color w:val="B42318"/>
+          <w:sz w:val="20"/>
+        </w:rPr>
+        <w:t>aria-pressed</w:t>
+      </w:r>
+      <w:r>
+        <w:rPr/>
+        <w:t xml:space="preserve"> and their labels change with state, shortcuts are declared with </w:t>
+      </w:r>
+      <w:r>
+        <w:rPr>
+          <w:rFonts w:ascii="Courier New" w:hAnsi="Courier New"/>
+          <w:color w:val="B42318"/>
+          <w:sz w:val="20"/>
+        </w:rPr>
+        <w:t>aria-keyshortcuts</w:t>
+      </w:r>
+      <w:r>
+        <w:rPr/>
+        <w:t>, and a reconnecting banner comes from the LiveKit connection state."</w:t>
+      </w:r>
+    </w:p>
+    <w:p>
+      <w:pPr>
+        <w:pBdr>
+          <w:bottom w:val="single" w:sz="6" w:space="1" w:color="BFC7D5"/>
+        </w:pBdr>
+      </w:pPr>
+    </w:p>
+    <w:p>
+      <w:pPr>
+        <w:pStyle w:val="Heading3"/>
+      </w:pPr>
+      <w:r>
+        <w:rPr/>
+        <w:t>Q32. Pre-join device check screen</w:t>
+      </w:r>
+    </w:p>
+    <w:p>
+      <w:r>
+        <w:rPr/>
+      </w:r>
+      <w:r>
+        <w:rPr>
+          <w:b/>
+        </w:rPr>
+        <w:t>Short answer:</w:t>
+      </w:r>
+      <w:r>
+        <w:rPr/>
+        <w:t xml:space="preserve"> Ask for permissions on click, show a live preview, drive a mic meter from an </w:t>
+      </w:r>
+      <w:r>
+        <w:rPr>
+          <w:rFonts w:ascii="Courier New" w:hAnsi="Courier New"/>
+          <w:color w:val="B42318"/>
+          <w:sz w:val="20"/>
+        </w:rPr>
+        <w:t>AnalyserNode</w:t>
+      </w:r>
+      <w:r>
+        <w:rPr/>
+        <w:t xml:space="preserve"> in rAF via a CSS variable, and handle permission errors.</w:t>
+      </w:r>
+    </w:p>
+    <w:p>
+      <w:r>
+        <w:rPr/>
+      </w:r>
+      <w:r>
+        <w:rPr>
+          <w:b/>
+        </w:rPr>
+        <w:t>Explanation:</w:t>
+      </w:r>
+      <w:r>
+        <w:rPr/>
+      </w:r>
+    </w:p>
+    <w:p>
+      <w:r>
+        <w:rPr/>
+      </w:r>
+      <w:r>
+        <w:rPr>
+          <w:b/>
+        </w:rPr>
+        <w:t>Key points:</w:t>
+      </w:r>
+      <w:r>
+        <w:rPr/>
+        <w:t xml:space="preserve"> Request permissions on a click, not on page load. Show a live camera preview, and a microphone level meter that uses a Web Audio </w:t>
+      </w:r>
+      <w:r>
+        <w:rPr>
+          <w:rFonts w:ascii="Courier New" w:hAnsi="Courier New"/>
+          <w:color w:val="B42318"/>
+          <w:sz w:val="20"/>
+        </w:rPr>
+        <w:t>AnalyserNode</w:t>
+      </w:r>
+      <w:r>
+        <w:rPr/>
+        <w:t xml:space="preserve"> in a rAF loop, writing to a CSS variable rather than React state on every frame. Add device selectors, and handle </w:t>
+      </w:r>
+      <w:r>
+        <w:rPr>
+          <w:rFonts w:ascii="Courier New" w:hAnsi="Courier New"/>
+          <w:color w:val="B42318"/>
+          <w:sz w:val="20"/>
+        </w:rPr>
+        <w:t>NotAllowedError</w:t>
+      </w:r>
+      <w:r>
+        <w:rPr/>
+        <w:t xml:space="preserve"> and </w:t>
+      </w:r>
+      <w:r>
+        <w:rPr>
+          <w:rFonts w:ascii="Courier New" w:hAnsi="Courier New"/>
+          <w:color w:val="B42318"/>
+          <w:sz w:val="20"/>
+        </w:rPr>
+        <w:t>NotFoundError</w:t>
+      </w:r>
+      <w:r>
+        <w:rPr/>
+        <w:t>. Join stays disabled until the devices are ready.</w:t>
+      </w:r>
+    </w:p>
+    <w:p>
+      <w:r>
+        <w:rPr/>
+      </w:r>
+      <w:r>
+        <w:rPr>
+          <w:b/>
+        </w:rPr>
+        <w:t>Example:</w:t>
+      </w:r>
+      <w:r>
+        <w:rPr/>
+      </w:r>
+    </w:p>
+    <w:tbl>
+      <w:tblPr>
+        <w:tblW w:type="auto" w:w="0"/>
+        <w:jc w:val="center"/>
+        <w:tblCellMar>
+          <w:top w:w="141" w:type="dxa"/>
+          <w:left w:w="141" w:type="dxa"/>
+          <w:bottom w:w="141" w:type="dxa"/>
+          <w:right w:w="141" w:type="dxa"/>
+        </w:tblCellMar>
+        <w:tblLook w:firstColumn="1" w:firstRow="1" w:lastColumn="0" w:lastRow="0" w:noHBand="0" w:noVBand="1" w:val="04A0"/>
+      </w:tblPr>
+      <w:tblGrid>
+        <w:gridCol w:w="9972"/>
+      </w:tblGrid>
+      <w:tr>
+        <w:tc>
+          <w:tcPr>
+            <w:tcW w:type="dxa" w:w="9972"/>
+            <w:shd w:val="clear" w:color="auto" w:fill="F3F4F6"/>
+          </w:tcPr>
+          <w:p>
+            <w:pPr>
+              <w:spacing w:after="0" w:line="240" w:lineRule="auto"/>
+            </w:pPr>
+            <w:r>
+              <w:rPr>
+                <w:rFonts w:ascii="Arial" w:hAnsi="Arial"/>
+                <w:b/>
+                <w:color w:val="6B7280"/>
+                <w:sz w:val="16"/>
+              </w:rPr>
+              <w:t>TS</w:t>
+              <w:br/>
+            </w:r>
+            <w:r>
+              <w:rPr>
+                <w:rFonts w:ascii="Courier New" w:hAnsi="Courier New" w:eastAsia="Courier New"/>
+                <w:sz w:val="19"/>
+              </w:rPr>
+              <w:t>const ctx = new AudioContext();</w:t>
+              <w:br/>
+            </w:r>
+            <w:r>
+              <w:rPr>
+                <w:rFonts w:ascii="Courier New" w:hAnsi="Courier New" w:eastAsia="Courier New"/>
+                <w:sz w:val="19"/>
+              </w:rPr>
+              <w:t>const analyser = ctx.createAnalyser();</w:t>
+              <w:br/>
+            </w:r>
+            <w:r>
+              <w:rPr>
+                <w:rFonts w:ascii="Courier New" w:hAnsi="Courier New" w:eastAsia="Courier New"/>
+                <w:sz w:val="19"/>
+              </w:rPr>
+              <w:t>ctx.createMediaStreamSource(stream).connect(analyser);</w:t>
+              <w:br/>
+            </w:r>
+            <w:r>
+              <w:rPr>
+                <w:rFonts w:ascii="Courier New" w:hAnsi="Courier New" w:eastAsia="Courier New"/>
+                <w:sz w:val="19"/>
+              </w:rPr>
+              <w:t>const data = new Uint8Array(analyser.frequencyBinCount);</w:t>
+              <w:br/>
+            </w:r>
+            <w:r>
+              <w:rPr>
+                <w:rFonts w:ascii="Courier New" w:hAnsi="Courier New" w:eastAsia="Courier New"/>
+                <w:sz w:val="19"/>
+              </w:rPr>
+              <w:t>const loop = () =&gt; {</w:t>
+              <w:br/>
+            </w:r>
+            <w:r>
+              <w:rPr>
+                <w:rFonts w:ascii="Courier New" w:hAnsi="Courier New" w:eastAsia="Courier New"/>
+                <w:sz w:val="19"/>
+              </w:rPr>
+              <w:t xml:space="preserve">  analyser.getByteFrequencyData(data);</w:t>
+              <w:br/>
+            </w:r>
+            <w:r>
+              <w:rPr>
+                <w:rFonts w:ascii="Courier New" w:hAnsi="Courier New" w:eastAsia="Courier New"/>
+                <w:sz w:val="19"/>
+              </w:rPr>
+              <w:t xml:space="preserve">  const level = data.reduce((a, b) =&gt; a + b, 0) / data.length / 255;</w:t>
+              <w:br/>
+            </w:r>
+            <w:r>
+              <w:rPr>
+                <w:rFonts w:ascii="Courier New" w:hAnsi="Courier New" w:eastAsia="Courier New"/>
+                <w:sz w:val="19"/>
+              </w:rPr>
+              <w:t xml:space="preserve">  meterRef.current?.style.setProperty('--level', level.toFixed(2));</w:t>
+              <w:br/>
+            </w:r>
+            <w:r>
+              <w:rPr>
+                <w:rFonts w:ascii="Courier New" w:hAnsi="Courier New" w:eastAsia="Courier New"/>
+                <w:sz w:val="19"/>
+              </w:rPr>
+              <w:t xml:space="preserve">  raf = requestAnimationFrame(loop);</w:t>
+              <w:br/>
+            </w:r>
+            <w:r>
+              <w:rPr>
+                <w:rFonts w:ascii="Courier New" w:hAnsi="Courier New" w:eastAsia="Courier New"/>
+                <w:sz w:val="19"/>
+              </w:rPr>
+              <w:t>};</w:t>
+            </w:r>
+          </w:p>
+        </w:tc>
+      </w:tr>
+    </w:tbl>
+    <w:p>
+      <w:pPr>
+        <w:spacing w:after="40"/>
+      </w:pPr>
+    </w:p>
+    <w:p>
+      <w:r>
+        <w:rPr/>
+      </w:r>
+      <w:r>
+        <w:rPr>
+          <w:b/>
+        </w:rPr>
+        <w:t>Say it like this:</w:t>
+      </w:r>
+      <w:r>
+        <w:rPr/>
+        <w:t xml:space="preserve"> "Permissions are requested on a click, not on load, so the browser prompt makes sense. The mic meter writes to a CSS variable in rAF instead of setting React state 60 times a second, and each permission error gets a clear message."</w:t>
+      </w:r>
+    </w:p>
+    <w:p>
+      <w:pPr>
+        <w:pBdr>
+          <w:bottom w:val="single" w:sz="6" w:space="1" w:color="BFC7D5"/>
+        </w:pBdr>
+      </w:pPr>
+    </w:p>
+    <w:p>
+      <w:pPr>
+        <w:pStyle w:val="Heading3"/>
+      </w:pPr>
+      <w:r>
+        <w:rPr/>
+        <w:t>Q33. QA scorecard form</w:t>
+      </w:r>
+    </w:p>
+    <w:p>
+      <w:r>
+        <w:rPr/>
+      </w:r>
+      <w:r>
+        <w:rPr>
+          <w:b/>
+        </w:rPr>
+        <w:t>Short answer:</w:t>
+      </w:r>
+      <w:r>
+        <w:rPr/>
+        <w:t xml:space="preserve"> A config-driven form with live derived weighted scores, conditional required comments, debounced draft autosave, Zod validation and role-based access.</w:t>
+      </w:r>
+    </w:p>
+    <w:p>
+      <w:r>
+        <w:rPr/>
+      </w:r>
+      <w:r>
+        <w:rPr>
+          <w:b/>
+        </w:rPr>
+        <w:t>Explanation:</w:t>
+      </w:r>
+      <w:r>
+        <w:rPr/>
+      </w:r>
+    </w:p>
+    <w:p>
+      <w:r>
+        <w:rPr/>
+      </w:r>
+      <w:r>
+        <w:rPr>
+          <w:b/>
+        </w:rPr>
+        <w:t>Key points:</w:t>
+      </w:r>
+      <w:r>
+        <w:rPr/>
+      </w:r>
+    </w:p>
+    <w:p>
+      <w:pPr>
+        <w:pStyle w:val="ListBullet"/>
+        <w:spacing w:after="40"/>
+      </w:pPr>
+      <w:r>
+        <w:rPr/>
+        <w:t>Sections and questions come from a JSON config.</w:t>
+      </w:r>
+    </w:p>
+    <w:p>
+      <w:pPr>
+        <w:pStyle w:val="ListBullet"/>
+        <w:spacing w:after="40"/>
+      </w:pPr>
+      <w:r>
+        <w:rPr/>
+        <w:t>The weighted total is computed live, as derived state.</w:t>
+      </w:r>
+    </w:p>
+    <w:p>
+      <w:pPr>
+        <w:pStyle w:val="ListBullet"/>
+        <w:spacing w:after="40"/>
+      </w:pPr>
+      <w:r>
+        <w:rPr/>
+        <w:t>A comment is required when a score is below a threshold.</w:t>
+      </w:r>
+    </w:p>
+    <w:p>
+      <w:pPr>
+        <w:pStyle w:val="ListBullet"/>
+        <w:spacing w:after="40"/>
+      </w:pPr>
+      <w:r>
+        <w:rPr/>
+        <w:t>Drafts autosave with a debounce.</w:t>
+      </w:r>
+    </w:p>
+    <w:p>
+      <w:pPr>
+        <w:pStyle w:val="ListBullet"/>
+        <w:spacing w:after="40"/>
+      </w:pPr>
+      <w:r>
+        <w:rPr/>
+        <w:t>Submission shows an optimistic status.</w:t>
+      </w:r>
+    </w:p>
+    <w:p>
+      <w:pPr>
+        <w:pStyle w:val="ListBullet"/>
+        <w:spacing w:after="40"/>
+      </w:pPr>
+      <w:r>
+        <w:rPr/>
+        <w:t>Role-based access: agents get read-only, QA reviewers edit, admins can override.</w:t>
+      </w:r>
+    </w:p>
+    <w:p>
+      <w:pPr>
+        <w:pStyle w:val="ListBullet"/>
+        <w:spacing w:after="40"/>
+      </w:pPr>
+      <w:r>
+        <w:rPr/>
+        <w:t>Zod validation.</w:t>
+      </w:r>
+    </w:p>
+    <w:p>
+      <w:pPr>
+        <w:spacing w:after="0"/>
+      </w:pPr>
+    </w:p>
+    <w:p>
+      <w:r>
+        <w:rPr/>
+      </w:r>
+      <w:r>
+        <w:rPr>
+          <w:b/>
+        </w:rPr>
+        <w:t>Example:</w:t>
+      </w:r>
+      <w:r>
+        <w:rPr/>
+      </w:r>
+    </w:p>
+    <w:tbl>
+      <w:tblPr>
+        <w:tblW w:type="auto" w:w="0"/>
+        <w:jc w:val="center"/>
+        <w:tblCellMar>
+          <w:top w:w="141" w:type="dxa"/>
+          <w:left w:w="141" w:type="dxa"/>
+          <w:bottom w:w="141" w:type="dxa"/>
+          <w:right w:w="141" w:type="dxa"/>
+        </w:tblCellMar>
+        <w:tblLook w:firstColumn="1" w:firstRow="1" w:lastColumn="0" w:lastRow="0" w:noHBand="0" w:noVBand="1" w:val="04A0"/>
+      </w:tblPr>
+      <w:tblGrid>
+        <w:gridCol w:w="9972"/>
+      </w:tblGrid>
+      <w:tr>
+        <w:tc>
+          <w:tcPr>
+            <w:tcW w:type="dxa" w:w="9972"/>
+            <w:shd w:val="clear" w:color="auto" w:fill="F3F4F6"/>
+          </w:tcPr>
+          <w:p>
+            <w:pPr>
+              <w:spacing w:after="0" w:line="240" w:lineRule="auto"/>
+            </w:pPr>
+            <w:r>
+              <w:rPr>
+                <w:rFonts w:ascii="Arial" w:hAnsi="Arial"/>
+                <w:b/>
+                <w:color w:val="6B7280"/>
+                <w:sz w:val="16"/>
+              </w:rPr>
+              <w:t>TS</w:t>
+              <w:br/>
+            </w:r>
+            <w:r>
+              <w:rPr>
+                <w:rFonts w:ascii="Courier New" w:hAnsi="Courier New" w:eastAsia="Courier New"/>
+                <w:sz w:val="19"/>
+              </w:rPr>
+              <w:t>const total = sections.reduce(</w:t>
+              <w:br/>
+            </w:r>
+            <w:r>
+              <w:rPr>
+                <w:rFonts w:ascii="Courier New" w:hAnsi="Courier New" w:eastAsia="Courier New"/>
+                <w:sz w:val="19"/>
+              </w:rPr>
+              <w:t xml:space="preserve">  (sum, s) =&gt; sum + s.questions.reduce((q, item) =&gt; q + (answers[item.id] ?? 0) * item.weight, 0),</w:t>
+              <w:br/>
+            </w:r>
+            <w:r>
+              <w:rPr>
+                <w:rFonts w:ascii="Courier New" w:hAnsi="Courier New" w:eastAsia="Courier New"/>
+                <w:sz w:val="19"/>
+              </w:rPr>
+              <w:t xml:space="preserve">  0,</w:t>
+              <w:br/>
+            </w:r>
+            <w:r>
+              <w:rPr>
+                <w:rFonts w:ascii="Courier New" w:hAnsi="Courier New" w:eastAsia="Courier New"/>
+                <w:sz w:val="19"/>
+              </w:rPr>
+              <w:t>);</w:t>
+            </w:r>
+          </w:p>
+        </w:tc>
+      </w:tr>
+    </w:tbl>
+    <w:p>
+      <w:pPr>
+        <w:spacing w:after="40"/>
+      </w:pPr>
+    </w:p>
+    <w:p>
+      <w:r>
+        <w:rPr/>
+      </w:r>
+      <w:r>
+        <w:rPr>
+          <w:b/>
+        </w:rPr>
+        <w:t>Say it like this:</w:t>
+      </w:r>
+      <w:r>
+        <w:rPr/>
+        <w:t xml:space="preserve"> "This is close to the BpoBox scorecard. The total is derived, never stored, so it can't go out of sync. Drafts autosave with a debounce, and roles decide who can edit and override."</w:t>
+      </w:r>
+    </w:p>
+    <w:p>
+      <w:pPr>
+        <w:pBdr>
+          <w:bottom w:val="single" w:sz="6" w:space="1" w:color="BFC7D5"/>
+        </w:pBdr>
+      </w:pPr>
+    </w:p>
+    <w:p>
+      <w:pPr>
+        <w:pStyle w:val="Heading3"/>
+      </w:pPr>
+      <w:r>
+        <w:rPr/>
+        <w:t>Q34. Transcript viewer synced to audio</w:t>
+      </w:r>
+    </w:p>
+    <w:p>
+      <w:r>
+        <w:rPr/>
+      </w:r>
+      <w:r>
+        <w:rPr>
+          <w:b/>
+        </w:rPr>
+        <w:t>Short answer:</w:t>
+      </w:r>
+      <w:r>
+        <w:rPr/>
+        <w:t xml:space="preserve"> Click a line to seek; on </w:t>
+      </w:r>
+      <w:r>
+        <w:rPr>
+          <w:rFonts w:ascii="Courier New" w:hAnsi="Courier New"/>
+          <w:color w:val="B42318"/>
+          <w:sz w:val="20"/>
+        </w:rPr>
+        <w:t>timeupdate</w:t>
+      </w:r>
+      <w:r>
+        <w:rPr/>
+        <w:t>, binary-search the active line, highlight it, and auto-scroll unless the user is scrolling.</w:t>
+      </w:r>
+    </w:p>
+    <w:p>
+      <w:r>
+        <w:rPr/>
+      </w:r>
+      <w:r>
+        <w:rPr>
+          <w:b/>
+        </w:rPr>
+        <w:t>Explanation:</w:t>
+      </w:r>
+      <w:r>
+        <w:rPr/>
+      </w:r>
+    </w:p>
+    <w:p>
+      <w:r>
+        <w:rPr/>
+      </w:r>
+      <w:r>
+        <w:rPr>
+          <w:b/>
+        </w:rPr>
+        <w:t>Key points:</w:t>
+      </w:r>
+      <w:r>
+        <w:rPr/>
+        <w:t xml:space="preserve"> Clicking a line seeks the audio. The active line is highlighted on </w:t>
+      </w:r>
+      <w:r>
+        <w:rPr>
+          <w:rFonts w:ascii="Courier New" w:hAnsi="Courier New"/>
+          <w:color w:val="B42318"/>
+          <w:sz w:val="20"/>
+        </w:rPr>
+        <w:t>timeupdate</w:t>
+      </w:r>
+      <w:r>
+        <w:rPr/>
+        <w:t xml:space="preserve"> using binary search. The active line auto-scrolls into view unless the user is scrolling. Search within the transcript supports next and previous match navigation. You can jump to AI-flagged compliance moments, and lines show speaker labels.</w:t>
+      </w:r>
+    </w:p>
+    <w:p>
+      <w:r>
+        <w:rPr/>
+      </w:r>
+      <w:r>
+        <w:rPr>
+          <w:b/>
+        </w:rPr>
+        <w:t>Example:</w:t>
+      </w:r>
+      <w:r>
+        <w:rPr/>
+      </w:r>
+    </w:p>
+    <w:tbl>
+      <w:tblPr>
+        <w:tblW w:type="auto" w:w="0"/>
+        <w:jc w:val="center"/>
+        <w:tblCellMar>
+          <w:top w:w="141" w:type="dxa"/>
+          <w:left w:w="141" w:type="dxa"/>
+          <w:bottom w:w="141" w:type="dxa"/>
+          <w:right w:w="141" w:type="dxa"/>
+        </w:tblCellMar>
+        <w:tblLook w:firstColumn="1" w:firstRow="1" w:lastColumn="0" w:lastRow="0" w:noHBand="0" w:noVBand="1" w:val="04A0"/>
+      </w:tblPr>
+      <w:tblGrid>
+        <w:gridCol w:w="9972"/>
+      </w:tblGrid>
+      <w:tr>
+        <w:tc>
+          <w:tcPr>
+            <w:tcW w:type="dxa" w:w="9972"/>
+            <w:shd w:val="clear" w:color="auto" w:fill="F3F4F6"/>
+          </w:tcPr>
+          <w:p>
+            <w:pPr>
+              <w:spacing w:after="0" w:line="240" w:lineRule="auto"/>
+            </w:pPr>
+            <w:r>
+              <w:rPr>
+                <w:rFonts w:ascii="Arial" w:hAnsi="Arial"/>
+                <w:b/>
+                <w:color w:val="6B7280"/>
+                <w:sz w:val="16"/>
+              </w:rPr>
+              <w:t>TSX</w:t>
+              <w:br/>
+            </w:r>
+            <w:r>
+              <w:rPr>
+                <w:rFonts w:ascii="Courier New" w:hAnsi="Courier New" w:eastAsia="Courier New"/>
+                <w:sz w:val="19"/>
+              </w:rPr>
+              <w:t>function useActiveLine(audio: HTMLAudioElement | null, lines: { start: number }[]) {</w:t>
+              <w:br/>
+            </w:r>
+            <w:r>
+              <w:rPr>
+                <w:rFonts w:ascii="Courier New" w:hAnsi="Courier New" w:eastAsia="Courier New"/>
+                <w:sz w:val="19"/>
+              </w:rPr>
+              <w:t xml:space="preserve">  const [idx, setIdx] = useState(0);</w:t>
+              <w:br/>
+            </w:r>
+            <w:r>
+              <w:rPr>
+                <w:rFonts w:ascii="Courier New" w:hAnsi="Courier New" w:eastAsia="Courier New"/>
+                <w:sz w:val="19"/>
+              </w:rPr>
+              <w:t xml:space="preserve">  useEffect(() =&gt; {</w:t>
+              <w:br/>
+            </w:r>
+            <w:r>
+              <w:rPr>
+                <w:rFonts w:ascii="Courier New" w:hAnsi="Courier New" w:eastAsia="Courier New"/>
+                <w:sz w:val="19"/>
+              </w:rPr>
+              <w:t xml:space="preserve">    if (!audio) return;</w:t>
+              <w:br/>
+            </w:r>
+            <w:r>
+              <w:rPr>
+                <w:rFonts w:ascii="Courier New" w:hAnsi="Courier New" w:eastAsia="Courier New"/>
+                <w:sz w:val="19"/>
+              </w:rPr>
+              <w:t xml:space="preserve">    const onTime = () =&gt; {</w:t>
+              <w:br/>
+            </w:r>
+            <w:r>
+              <w:rPr>
+                <w:rFonts w:ascii="Courier New" w:hAnsi="Courier New" w:eastAsia="Courier New"/>
+                <w:sz w:val="19"/>
+              </w:rPr>
+              <w:t xml:space="preserve">      const t = audio.currentTime;</w:t>
+              <w:br/>
+            </w:r>
+            <w:r>
+              <w:rPr>
+                <w:rFonts w:ascii="Courier New" w:hAnsi="Courier New" w:eastAsia="Courier New"/>
+                <w:sz w:val="19"/>
+              </w:rPr>
+              <w:t xml:space="preserve">      let lo = 0, hi = lines.length - 1, ans = 0;</w:t>
+              <w:br/>
+            </w:r>
+            <w:r>
+              <w:rPr>
+                <w:rFonts w:ascii="Courier New" w:hAnsi="Courier New" w:eastAsia="Courier New"/>
+                <w:sz w:val="19"/>
+              </w:rPr>
+              <w:t xml:space="preserve">      while (lo &lt;= hi) {</w:t>
+              <w:br/>
+            </w:r>
+            <w:r>
+              <w:rPr>
+                <w:rFonts w:ascii="Courier New" w:hAnsi="Courier New" w:eastAsia="Courier New"/>
+                <w:sz w:val="19"/>
+              </w:rPr>
+              <w:t xml:space="preserve">        const m = (lo + hi) &gt;&gt; 1;</w:t>
+              <w:br/>
+            </w:r>
+            <w:r>
+              <w:rPr>
+                <w:rFonts w:ascii="Courier New" w:hAnsi="Courier New" w:eastAsia="Courier New"/>
+                <w:sz w:val="19"/>
+              </w:rPr>
+              <w:t xml:space="preserve">        if (lines[m].start &lt;= t) { ans = m; lo = m + 1; } else hi = m - 1;</w:t>
+              <w:br/>
+            </w:r>
+            <w:r>
+              <w:rPr>
+                <w:rFonts w:ascii="Courier New" w:hAnsi="Courier New" w:eastAsia="Courier New"/>
+                <w:sz w:val="19"/>
+              </w:rPr>
+              <w:t xml:space="preserve">      }</w:t>
+              <w:br/>
+            </w:r>
+            <w:r>
+              <w:rPr>
+                <w:rFonts w:ascii="Courier New" w:hAnsi="Courier New" w:eastAsia="Courier New"/>
+                <w:sz w:val="19"/>
+              </w:rPr>
+              <w:t xml:space="preserve">      setIdx((prev) =&gt; (prev === ans ? prev : ans));      // avoid useless re-renders</w:t>
+              <w:br/>
+            </w:r>
+            <w:r>
+              <w:rPr>
+                <w:rFonts w:ascii="Courier New" w:hAnsi="Courier New" w:eastAsia="Courier New"/>
+                <w:sz w:val="19"/>
+              </w:rPr>
+              <w:t xml:space="preserve">    };</w:t>
+              <w:br/>
+            </w:r>
+            <w:r>
+              <w:rPr>
+                <w:rFonts w:ascii="Courier New" w:hAnsi="Courier New" w:eastAsia="Courier New"/>
+                <w:sz w:val="19"/>
+              </w:rPr>
+              <w:t xml:space="preserve">    audio.addEventListener('timeupdate', onTime);</w:t>
+              <w:br/>
+            </w:r>
+            <w:r>
+              <w:rPr>
+                <w:rFonts w:ascii="Courier New" w:hAnsi="Courier New" w:eastAsia="Courier New"/>
+                <w:sz w:val="19"/>
+              </w:rPr>
+              <w:t xml:space="preserve">    return () =&gt; audio.removeEventListener('timeupdate', onTime);</w:t>
+              <w:br/>
+            </w:r>
+            <w:r>
+              <w:rPr>
+                <w:rFonts w:ascii="Courier New" w:hAnsi="Courier New" w:eastAsia="Courier New"/>
+                <w:sz w:val="19"/>
+              </w:rPr>
+              <w:t xml:space="preserve">  }, [audio, lines]);</w:t>
+              <w:br/>
+            </w:r>
+            <w:r>
+              <w:rPr>
+                <w:rFonts w:ascii="Courier New" w:hAnsi="Courier New" w:eastAsia="Courier New"/>
+                <w:sz w:val="19"/>
+              </w:rPr>
+              <w:t xml:space="preserve">  return idx;</w:t>
+              <w:br/>
+            </w:r>
+            <w:r>
+              <w:rPr>
+                <w:rFonts w:ascii="Courier New" w:hAnsi="Courier New" w:eastAsia="Courier New"/>
+                <w:sz w:val="19"/>
+              </w:rPr>
+              <w:t>}</w:t>
+            </w:r>
+          </w:p>
+        </w:tc>
+      </w:tr>
+    </w:tbl>
+    <w:p>
+      <w:pPr>
+        <w:spacing w:after="40"/>
+      </w:pPr>
+    </w:p>
+    <w:p>
+      <w:r>
+        <w:rPr/>
+      </w:r>
+      <w:r>
+        <w:rPr>
+          <w:b/>
+        </w:rPr>
+        <w:t>Say it like this:</w:t>
+      </w:r>
+      <w:r>
+        <w:rPr/>
+        <w:t xml:space="preserve"> "</w:t>
+      </w:r>
+      <w:r>
+        <w:rPr>
+          <w:rFonts w:ascii="Courier New" w:hAnsi="Courier New"/>
+          <w:color w:val="B42318"/>
+          <w:sz w:val="20"/>
+        </w:rPr>
+        <w:t>timeupdate</w:t>
+      </w:r>
+      <w:r>
+        <w:rPr/>
+        <w:t xml:space="preserve"> fires several times a second, so I binary-search the active line. The view follows playback unless the user is scrolling, and you can jump straight to AI-flagged compliance moments."</w:t>
+      </w:r>
+    </w:p>
+    <w:p>
+      <w:pPr>
+        <w:pBdr>
+          <w:bottom w:val="single" w:sz="6" w:space="1" w:color="BFC7D5"/>
+        </w:pBdr>
+      </w:pPr>
+    </w:p>
+    <w:p>
+      <w:pPr>
+        <w:pStyle w:val="Heading3"/>
+      </w:pPr>
+      <w:r>
+        <w:rPr/>
+        <w:t>Q35. Multi-tenant theme switcher</w:t>
+      </w:r>
+    </w:p>
+    <w:p>
+      <w:r>
+        <w:rPr/>
+      </w:r>
+      <w:r>
+        <w:rPr>
+          <w:b/>
+        </w:rPr>
+        <w:t>Short answer:</w:t>
+      </w:r>
+      <w:r>
+        <w:rPr/>
+        <w:t xml:space="preserve"> Load the tenant config and set CSS variables on the root, so semantic-token components restyle instantly; warn on poor contrast.</w:t>
+      </w:r>
+    </w:p>
+    <w:p>
+      <w:r>
+        <w:rPr/>
+      </w:r>
+      <w:r>
+        <w:rPr>
+          <w:b/>
+        </w:rPr>
+        <w:t>Explanation:</w:t>
+      </w:r>
+      <w:r>
+        <w:rPr/>
+      </w:r>
+    </w:p>
+    <w:p>
+      <w:r>
+        <w:rPr/>
+      </w:r>
+      <w:r>
+        <w:rPr>
+          <w:b/>
+        </w:rPr>
+        <w:t>Key points:</w:t>
+      </w:r>
+      <w:r>
+        <w:rPr/>
+        <w:t xml:space="preserve"> Load the tenant config and set the CSS variables. Components using semantic tokens update instantly. Warn when a palette fails a contrast check:</w:t>
+      </w:r>
+    </w:p>
+    <w:p>
+      <w:r>
+        <w:rPr/>
+      </w:r>
+      <w:r>
+        <w:rPr>
+          <w:b/>
+        </w:rPr>
+        <w:t>Example:</w:t>
+      </w:r>
+      <w:r>
+        <w:rPr/>
+      </w:r>
+    </w:p>
+    <w:tbl>
+      <w:tblPr>
+        <w:tblW w:type="auto" w:w="0"/>
+        <w:jc w:val="center"/>
+        <w:tblCellMar>
+          <w:top w:w="141" w:type="dxa"/>
+          <w:left w:w="141" w:type="dxa"/>
+          <w:bottom w:w="141" w:type="dxa"/>
+          <w:right w:w="141" w:type="dxa"/>
+        </w:tblCellMar>
+        <w:tblLook w:firstColumn="1" w:firstRow="1" w:lastColumn="0" w:lastRow="0" w:noHBand="0" w:noVBand="1" w:val="04A0"/>
+      </w:tblPr>
+      <w:tblGrid>
+        <w:gridCol w:w="9972"/>
+      </w:tblGrid>
+      <w:tr>
+        <w:tc>
+          <w:tcPr>
+            <w:tcW w:type="dxa" w:w="9972"/>
+            <w:shd w:val="clear" w:color="auto" w:fill="F3F4F6"/>
+          </w:tcPr>
+          <w:p>
+            <w:pPr>
+              <w:spacing w:after="0" w:line="240" w:lineRule="auto"/>
+            </w:pPr>
+            <w:r>
+              <w:rPr>
+                <w:rFonts w:ascii="Arial" w:hAnsi="Arial"/>
+                <w:b/>
+                <w:color w:val="6B7280"/>
+                <w:sz w:val="16"/>
+              </w:rPr>
+              <w:t>TS</w:t>
+              <w:br/>
+            </w:r>
+            <w:r>
+              <w:rPr>
+                <w:rFonts w:ascii="Courier New" w:hAnsi="Courier New" w:eastAsia="Courier New"/>
+                <w:sz w:val="19"/>
+              </w:rPr>
+              <w:t>function applyTheme(theme: Record&lt;string, string&gt;) {</w:t>
+              <w:br/>
+            </w:r>
+            <w:r>
+              <w:rPr>
+                <w:rFonts w:ascii="Courier New" w:hAnsi="Courier New" w:eastAsia="Courier New"/>
+                <w:sz w:val="19"/>
+              </w:rPr>
+              <w:t xml:space="preserve">  for (const [token, value] of Object.entries(theme)) {</w:t>
+              <w:br/>
+            </w:r>
+            <w:r>
+              <w:rPr>
+                <w:rFonts w:ascii="Courier New" w:hAnsi="Courier New" w:eastAsia="Courier New"/>
+                <w:sz w:val="19"/>
+              </w:rPr>
+              <w:t xml:space="preserve">    document.documentElement.style.setProperty(`--${token}`, value);</w:t>
+              <w:br/>
+            </w:r>
+            <w:r>
+              <w:rPr>
+                <w:rFonts w:ascii="Courier New" w:hAnsi="Courier New" w:eastAsia="Courier New"/>
+                <w:sz w:val="19"/>
+              </w:rPr>
+              <w:t xml:space="preserve">  }</w:t>
+              <w:br/>
+            </w:r>
+            <w:r>
+              <w:rPr>
+                <w:rFonts w:ascii="Courier New" w:hAnsi="Courier New" w:eastAsia="Courier New"/>
+                <w:sz w:val="19"/>
+              </w:rPr>
+              <w:t>}</w:t>
+            </w:r>
+          </w:p>
+        </w:tc>
+      </w:tr>
+    </w:tbl>
+    <w:p>
+      <w:pPr>
+        <w:spacing w:after="40"/>
+      </w:pPr>
+    </w:p>
+    <w:p>
+      <w:r>
+        <w:rPr/>
+      </w:r>
+      <w:r>
+        <w:rPr>
+          <w:b/>
+        </w:rPr>
+        <w:t>Say it like this:</w:t>
+      </w:r>
+      <w:r>
+        <w:rPr/>
+        <w:t xml:space="preserve"> "Each tenant's config just sets CSS variables, so every component using semantic tokens updates instantly with no re-render. I check contrast so a tenant's brand colour can't break accessibility."</w:t>
+      </w:r>
+    </w:p>
+    <w:p>
+      <w:pPr>
+        <w:pBdr>
+          <w:bottom w:val="single" w:sz="6" w:space="1" w:color="BFC7D5"/>
+        </w:pBdr>
+      </w:pPr>
+    </w:p>
+    <w:p>
+      <w:pPr>
+        <w:pStyle w:val="Heading3"/>
+      </w:pPr>
+      <w:r>
+        <w:rPr/>
+        <w:t>Q36. Role-based navigation</w:t>
+      </w:r>
+    </w:p>
+    <w:p>
+      <w:r>
+        <w:rPr/>
+      </w:r>
+      <w:r>
+        <w:rPr>
+          <w:b/>
+        </w:rPr>
+        <w:t>Short answer:</w:t>
+      </w:r>
+      <w:r>
+        <w:rPr/>
+        <w:t xml:space="preserve"> A permission map filters nav items, route guards protect pages, and a 403 page handles direct access; test each role.</w:t>
+      </w:r>
+    </w:p>
+    <w:p>
+      <w:r>
+        <w:rPr/>
+      </w:r>
+      <w:r>
+        <w:rPr>
+          <w:b/>
+        </w:rPr>
+        <w:t>Explanation:</w:t>
+      </w:r>
+      <w:r>
+        <w:rPr/>
+      </w:r>
+    </w:p>
+    <w:p>
+      <w:r>
+        <w:rPr/>
+      </w:r>
+      <w:r>
+        <w:rPr>
+          <w:b/>
+        </w:rPr>
+        <w:t>Key points:</w:t>
+      </w:r>
+      <w:r>
+        <w:rPr/>
+        <w:t xml:space="preserve"> A permission map filters the nav items, route guards protect pages, and there's a "403 – You don't have access" page. Test each role.</w:t>
+      </w:r>
+    </w:p>
+    <w:p>
+      <w:r>
+        <w:rPr/>
+      </w:r>
+      <w:r>
+        <w:rPr>
+          <w:b/>
+        </w:rPr>
+        <w:t>Example:</w:t>
+      </w:r>
+      <w:r>
+        <w:rPr/>
+      </w:r>
+    </w:p>
+    <w:tbl>
+      <w:tblPr>
+        <w:tblW w:type="auto" w:w="0"/>
+        <w:jc w:val="center"/>
+        <w:tblCellMar>
+          <w:top w:w="141" w:type="dxa"/>
+          <w:left w:w="141" w:type="dxa"/>
+          <w:bottom w:w="141" w:type="dxa"/>
+          <w:right w:w="141" w:type="dxa"/>
+        </w:tblCellMar>
+        <w:tblLook w:firstColumn="1" w:firstRow="1" w:lastColumn="0" w:lastRow="0" w:noHBand="0" w:noVBand="1" w:val="04A0"/>
+      </w:tblPr>
+      <w:tblGrid>
+        <w:gridCol w:w="9972"/>
+      </w:tblGrid>
+      <w:tr>
+        <w:tc>
+          <w:tcPr>
+            <w:tcW w:type="dxa" w:w="9972"/>
+            <w:shd w:val="clear" w:color="auto" w:fill="F3F4F6"/>
+          </w:tcPr>
+          <w:p>
+            <w:pPr>
+              <w:spacing w:after="0" w:line="240" w:lineRule="auto"/>
+            </w:pPr>
+            <w:r>
+              <w:rPr>
+                <w:rFonts w:ascii="Arial" w:hAnsi="Arial"/>
+                <w:b/>
+                <w:color w:val="6B7280"/>
+                <w:sz w:val="16"/>
+              </w:rPr>
+              <w:t>TSX</w:t>
+              <w:br/>
+            </w:r>
+            <w:r>
+              <w:rPr>
+                <w:rFonts w:ascii="Courier New" w:hAnsi="Courier New" w:eastAsia="Courier New"/>
+                <w:sz w:val="19"/>
+              </w:rPr>
+              <w:t>const nav = [</w:t>
+              <w:br/>
+            </w:r>
+            <w:r>
+              <w:rPr>
+                <w:rFonts w:ascii="Courier New" w:hAnsi="Courier New" w:eastAsia="Courier New"/>
+                <w:sz w:val="19"/>
+              </w:rPr>
+              <w:t xml:space="preserve">  { to: '/calls', label: 'Calls', perm: 'calls:read' },</w:t>
+              <w:br/>
+            </w:r>
+            <w:r>
+              <w:rPr>
+                <w:rFonts w:ascii="Courier New" w:hAnsi="Courier New" w:eastAsia="Courier New"/>
+                <w:sz w:val="19"/>
+              </w:rPr>
+              <w:t xml:space="preserve">  { to: '/scoring', label: 'Scoring', perm: 'calls:score' },</w:t>
+              <w:br/>
+            </w:r>
+            <w:r>
+              <w:rPr>
+                <w:rFonts w:ascii="Courier New" w:hAnsi="Courier New" w:eastAsia="Courier New"/>
+                <w:sz w:val="19"/>
+              </w:rPr>
+              <w:t xml:space="preserve">  { to: '/admin', label: 'Admin', perm: 'users:manage' },</w:t>
+              <w:br/>
+            </w:r>
+            <w:r>
+              <w:rPr>
+                <w:rFonts w:ascii="Courier New" w:hAnsi="Courier New" w:eastAsia="Courier New"/>
+                <w:sz w:val="19"/>
+              </w:rPr>
+              <w:t>] as const;</w:t>
+              <w:br/>
+            </w:r>
+            <w:r>
+              <w:rPr>
+                <w:rFonts w:ascii="Courier New" w:hAnsi="Courier New" w:eastAsia="Courier New"/>
+                <w:sz w:val="19"/>
+              </w:rPr>
+              <w:br/>
+            </w:r>
+            <w:r>
+              <w:rPr>
+                <w:rFonts w:ascii="Courier New" w:hAnsi="Courier New" w:eastAsia="Courier New"/>
+                <w:sz w:val="19"/>
+              </w:rPr>
+              <w:t>function Nav({ role }: { role: Role }) {</w:t>
+              <w:br/>
+            </w:r>
+            <w:r>
+              <w:rPr>
+                <w:rFonts w:ascii="Courier New" w:hAnsi="Courier New" w:eastAsia="Courier New"/>
+                <w:sz w:val="19"/>
+              </w:rPr>
+              <w:t xml:space="preserve">  return &lt;nav&gt;{nav.filter((n) =&gt; can(role, n.perm)).map((n) =&gt; &lt;Link key={n.to} to={n.to}&gt;{n.label}&lt;/Link&gt;)}&lt;/nav&gt;;</w:t>
+              <w:br/>
+            </w:r>
+            <w:r>
+              <w:rPr>
+                <w:rFonts w:ascii="Courier New" w:hAnsi="Courier New" w:eastAsia="Courier New"/>
+                <w:sz w:val="19"/>
+              </w:rPr>
+              <w:t>}</w:t>
+            </w:r>
+          </w:p>
+        </w:tc>
+      </w:tr>
+    </w:tbl>
+    <w:p>
+      <w:pPr>
+        <w:spacing w:after="40"/>
+      </w:pPr>
+    </w:p>
+    <w:p>
+      <w:r>
+        <w:rPr/>
+      </w:r>
+      <w:r>
+        <w:rPr>
+          <w:b/>
+        </w:rPr>
+        <w:t>Say it like this:</w:t>
+      </w:r>
+      <w:r>
+        <w:rPr/>
+        <w:t xml:space="preserve"> "Permissions live in one map, so the nav and the route guards can't disagree. Hiding a link isn't security, so the API checks roles too, and I test each role's view. In BpoBox, agents, QA reviewers and admins each saw a different navigation."</w:t>
+      </w:r>
     </w:p>
     <w:p>
       <w:pPr>
